--- a/Documentation/SEDAP-Express ICD v1.4.6.docx
+++ b/Documentation/SEDAP-Express ICD v1.4.6.docx
@@ -724,7 +724,6 @@
         </w:rPr>
         <w:t xml:space="preserve">nnovative </w:t>
       </w:r>
-      <w:proofErr w:type="spellStart"/>
       <w:r>
         <w:rPr>
           <w:rFonts w:ascii="Roboto" w:hAnsi="Roboto" w:cs="Segoe UI"/>
@@ -756,7 +755,6 @@
         </w:rPr>
         <w:t>Y</w:t>
       </w:r>
-      <w:proofErr w:type="spellEnd"/>
     </w:p>
     <w:p>
       <w:pPr>
@@ -1148,7 +1146,6 @@
           <w:lang w:val="en-US"/>
         </w:rPr>
       </w:pPr>
-      <w:proofErr w:type="spellStart"/>
       <w:r>
         <w:rPr>
           <w:rFonts w:ascii="Roboto" w:hAnsi="Roboto" w:cs="Segoe UI"/>
@@ -1158,27 +1155,15 @@
         </w:rPr>
         <w:t>MockUp</w:t>
       </w:r>
-      <w:proofErr w:type="spellEnd"/>
-      <w:r>
-        <w:rPr>
-          <w:rFonts w:ascii="Roboto" w:hAnsi="Roboto" w:cs="Segoe UI"/>
-          <w:sz w:val="22"/>
-          <w:szCs w:val="22"/>
-          <w:lang w:val="en-US"/>
-        </w:rPr>
-        <w:t>/</w:t>
-      </w:r>
-      <w:proofErr w:type="spellStart"/>
-      <w:r>
-        <w:rPr>
-          <w:rFonts w:ascii="Roboto" w:hAnsi="Roboto" w:cs="Segoe UI"/>
-          <w:sz w:val="22"/>
-          <w:szCs w:val="22"/>
-          <w:lang w:val="en-US"/>
-        </w:rPr>
-        <w:t>TestTool</w:t>
-      </w:r>
-      <w:proofErr w:type="spellEnd"/>
+      <w:r>
+        <w:rPr>
+          <w:rFonts w:ascii="Roboto" w:hAnsi="Roboto" w:cs="Segoe UI"/>
+          <w:sz w:val="22"/>
+          <w:szCs w:val="22"/>
+          <w:lang w:val="en-US"/>
+        </w:rPr>
+        <w:t>/TestTool</w:t>
+      </w:r>
       <w:r>
         <w:rPr>
           <w:rFonts w:ascii="Roboto" w:hAnsi="Roboto" w:cs="Segoe UI"/>
@@ -1988,25 +1973,14 @@
         </w:rPr>
         <w:t>(Binary)Data which possibly contains a special character (</w:t>
       </w:r>
-      <w:proofErr w:type="gramStart"/>
-      <w:r>
-        <w:rPr>
-          <w:rFonts w:ascii="Roboto" w:hAnsi="Roboto" w:cs="Segoe UI"/>
-          <w:sz w:val="22"/>
-          <w:szCs w:val="22"/>
-          <w:lang w:val="en-US"/>
-        </w:rPr>
-        <w:t>e.g.</w:t>
-      </w:r>
-      <w:proofErr w:type="gramEnd"/>
-      <w:r>
-        <w:rPr>
-          <w:rFonts w:ascii="Roboto" w:hAnsi="Roboto" w:cs="Segoe UI"/>
-          <w:sz w:val="22"/>
-          <w:szCs w:val="22"/>
-          <w:lang w:val="en-US"/>
-        </w:rPr>
-        <w:t xml:space="preserve"> </w:t>
+      <w:r>
+        <w:rPr>
+          <w:rFonts w:ascii="Roboto" w:hAnsi="Roboto" w:cs="Segoe UI"/>
+          <w:sz w:val="22"/>
+          <w:szCs w:val="22"/>
+          <w:lang w:val="en-US"/>
+        </w:rPr>
+        <w:t xml:space="preserve">e.g. </w:t>
       </w:r>
       <w:r>
         <w:rPr>
@@ -2174,27 +2148,7 @@
           <w:szCs w:val="22"/>
           <w:lang w:val="en-US"/>
         </w:rPr>
-        <w:t>SEC/</w:t>
-      </w:r>
-      <w:proofErr w:type="spellStart"/>
-      <w:r>
-        <w:rPr>
-          <w:rFonts w:ascii="Roboto" w:hAnsi="Roboto" w:cs="Segoe UI"/>
-          <w:sz w:val="22"/>
-          <w:szCs w:val="22"/>
-          <w:lang w:val="en-US"/>
-        </w:rPr>
-        <w:t>MockUp</w:t>
-      </w:r>
-      <w:proofErr w:type="spellEnd"/>
-      <w:r>
-        <w:rPr>
-          <w:rFonts w:ascii="Roboto" w:hAnsi="Roboto" w:cs="Segoe UI"/>
-          <w:sz w:val="22"/>
-          <w:szCs w:val="22"/>
-          <w:lang w:val="en-US"/>
-        </w:rPr>
-        <w:t>/Applications can send and receive at any time</w:t>
+        <w:t>SEC/MockUp/Applications can send and receive at any time</w:t>
       </w:r>
     </w:p>
     <w:p>
@@ -2242,27 +2196,7 @@
           <w:szCs w:val="22"/>
           <w:lang w:val="en-US"/>
         </w:rPr>
-        <w:t>SEC/</w:t>
-      </w:r>
-      <w:proofErr w:type="spellStart"/>
-      <w:r>
-        <w:rPr>
-          <w:rFonts w:ascii="Roboto" w:hAnsi="Roboto" w:cs="Segoe UI"/>
-          <w:sz w:val="22"/>
-          <w:szCs w:val="22"/>
-          <w:lang w:val="en-US"/>
-        </w:rPr>
-        <w:t>MockUp</w:t>
-      </w:r>
-      <w:proofErr w:type="spellEnd"/>
-      <w:r>
-        <w:rPr>
-          <w:rFonts w:ascii="Roboto" w:hAnsi="Roboto" w:cs="Segoe UI"/>
-          <w:sz w:val="22"/>
-          <w:szCs w:val="22"/>
-          <w:lang w:val="en-US"/>
-        </w:rPr>
-        <w:t xml:space="preserve"> answers heartbeat also with a heartbeat message (see chapter IV.2.</w:t>
+        <w:t>SEC/MockUp answers heartbeat also with a heartbeat message (see chapter IV.2.</w:t>
       </w:r>
       <w:r>
         <w:rPr>
@@ -2650,7 +2584,6 @@
         </w:rPr>
         <w:t xml:space="preserve">For calculating the </w:t>
       </w:r>
-      <w:proofErr w:type="gramStart"/>
       <w:r>
         <w:rPr>
           <w:rFonts w:ascii="Roboto" w:hAnsi="Roboto" w:cs="Segoe UI"/>
@@ -2660,7 +2593,6 @@
         </w:rPr>
         <w:t>MAC</w:t>
       </w:r>
-      <w:proofErr w:type="gramEnd"/>
       <w:r>
         <w:rPr>
           <w:rFonts w:ascii="Roboto" w:hAnsi="Roboto" w:cs="Segoe UI"/>
@@ -3147,33 +3079,7 @@
           <w:szCs w:val="22"/>
           <w:lang w:val="en-US"/>
         </w:rPr>
-        <w:t xml:space="preserve">Sample (32Bit CMAC, </w:t>
-      </w:r>
-      <w:proofErr w:type="spellStart"/>
-      <w:proofErr w:type="gramStart"/>
-      <w:r>
-        <w:rPr>
-          <w:rFonts w:ascii="Roboto" w:hAnsi="Roboto" w:cs="Segoe UI"/>
-          <w:i/>
-          <w:iCs/>
-          <w:sz w:val="22"/>
-          <w:szCs w:val="22"/>
-          <w:lang w:val="en-US"/>
-        </w:rPr>
-        <w:t>Password:expressexpressex</w:t>
-      </w:r>
-      <w:proofErr w:type="spellEnd"/>
-      <w:proofErr w:type="gramEnd"/>
-      <w:r>
-        <w:rPr>
-          <w:rFonts w:ascii="Roboto" w:hAnsi="Roboto" w:cs="Segoe UI"/>
-          <w:i/>
-          <w:iCs/>
-          <w:sz w:val="22"/>
-          <w:szCs w:val="22"/>
-          <w:lang w:val="en-US"/>
-        </w:rPr>
-        <w:t>):</w:t>
+        <w:t>Sample (32Bit CMAC, Password:expressexpressex):</w:t>
       </w:r>
       <w:r>
         <w:rPr>
@@ -3376,27 +3282,7 @@
           <w:szCs w:val="22"/>
           <w:lang w:val="en-US"/>
         </w:rPr>
-        <w:t>CFB/</w:t>
-      </w:r>
-      <w:proofErr w:type="spellStart"/>
-      <w:r>
-        <w:rPr>
-          <w:rFonts w:ascii="Roboto" w:hAnsi="Roboto" w:cs="Segoe UI"/>
-          <w:sz w:val="22"/>
-          <w:szCs w:val="22"/>
-          <w:lang w:val="en-US"/>
-        </w:rPr>
-        <w:t>NoPadding</w:t>
-      </w:r>
-      <w:proofErr w:type="spellEnd"/>
-      <w:r>
-        <w:rPr>
-          <w:rFonts w:ascii="Roboto" w:hAnsi="Roboto" w:cs="Segoe UI"/>
-          <w:sz w:val="22"/>
-          <w:szCs w:val="22"/>
-          <w:lang w:val="en-US"/>
-        </w:rPr>
-        <w:t xml:space="preserve"> </w:t>
+        <w:t xml:space="preserve">CFB/NoPadding </w:t>
       </w:r>
       <w:r>
         <w:rPr>
@@ -3467,7 +3353,6 @@
         </w:rPr>
         <w:t>/</w:t>
       </w:r>
-      <w:proofErr w:type="spellStart"/>
       <w:r>
         <w:rPr>
           <w:rFonts w:ascii="Roboto" w:hAnsi="Roboto" w:cs="Segoe UI"/>
@@ -3477,7 +3362,6 @@
         </w:rPr>
         <w:t>NoPadding</w:t>
       </w:r>
-      <w:proofErr w:type="spellEnd"/>
       <w:r>
         <w:rPr>
           <w:rFonts w:ascii="Roboto" w:hAnsi="Roboto" w:cs="Segoe UI"/>
@@ -3792,47 +3676,7 @@
           <w:szCs w:val="22"/>
           <w:lang w:val="en-US"/>
         </w:rPr>
-        <w:t>OWNUNIT;5E;01952384BD8D;66A</w:t>
-      </w:r>
-      <w:proofErr w:type="gramStart"/>
-      <w:r>
-        <w:rPr>
-          <w:rFonts w:ascii="Roboto" w:hAnsi="Roboto" w:cs="Segoe UI"/>
-          <w:sz w:val="22"/>
-          <w:szCs w:val="22"/>
-          <w:lang w:val="en-US"/>
-        </w:rPr>
-        <w:t>3;R;;;</w:t>
-      </w:r>
-      <w:proofErr w:type="gramEnd"/>
-      <w:r>
-        <w:rPr>
-          <w:rFonts w:ascii="Roboto" w:hAnsi="Roboto" w:cs="Segoe UI"/>
-          <w:sz w:val="22"/>
-          <w:szCs w:val="22"/>
-          <w:lang w:val="en-US"/>
-        </w:rPr>
-        <w:t xml:space="preserve">53.32;8.11;0;5.5;21;22;;;FGS </w:t>
-      </w:r>
-      <w:proofErr w:type="spellStart"/>
-      <w:r>
-        <w:rPr>
-          <w:rFonts w:ascii="Roboto" w:hAnsi="Roboto" w:cs="Segoe UI"/>
-          <w:sz w:val="22"/>
-          <w:szCs w:val="22"/>
-          <w:lang w:val="en-US"/>
-        </w:rPr>
-        <w:t>Bayern;sfspclff</w:t>
-      </w:r>
-      <w:proofErr w:type="spellEnd"/>
-      <w:r>
-        <w:rPr>
-          <w:rFonts w:ascii="Roboto" w:hAnsi="Roboto" w:cs="Segoe UI"/>
-          <w:sz w:val="22"/>
-          <w:szCs w:val="22"/>
-          <w:lang w:val="en-US"/>
-        </w:rPr>
-        <w:t>-------</w:t>
+        <w:t>OWNUNIT;5E;01952384BD8D;66A3;R;;;53.32;8.11;0;5.5;21;22;;;FGS Bayern;sfspclff-------</w:t>
       </w:r>
     </w:p>
     <w:p>
@@ -3924,10 +3768,8 @@
           <w:szCs w:val="22"/>
           <w:lang w:val="en-US"/>
         </w:rPr>
-        <w:t xml:space="preserve">B, </w:t>
-      </w:r>
-      <w:proofErr w:type="spellStart"/>
-      <w:proofErr w:type="gramStart"/>
+        <w:t>B, Passwor</w:t>
+      </w:r>
       <w:r>
         <w:rPr>
           <w:rFonts w:ascii="Roboto" w:hAnsi="Roboto" w:cs="Segoe UI"/>
@@ -3937,7 +3779,7 @@
           <w:szCs w:val="22"/>
           <w:lang w:val="en-US"/>
         </w:rPr>
-        <w:t>Passwor</w:t>
+        <w:t>d</w:t>
       </w:r>
       <w:r>
         <w:rPr>
@@ -3948,31 +3790,7 @@
           <w:szCs w:val="22"/>
           <w:lang w:val="en-US"/>
         </w:rPr>
-        <w:t>d</w:t>
-      </w:r>
-      <w:r>
-        <w:rPr>
-          <w:rFonts w:ascii="Roboto" w:hAnsi="Roboto" w:cs="Segoe UI"/>
-          <w:i/>
-          <w:iCs/>
-          <w:sz w:val="22"/>
-          <w:szCs w:val="22"/>
-          <w:lang w:val="en-US"/>
-        </w:rPr>
-        <w:t>:expressexpressex</w:t>
-      </w:r>
-      <w:proofErr w:type="spellEnd"/>
-      <w:proofErr w:type="gramEnd"/>
-      <w:r>
-        <w:rPr>
-          <w:rFonts w:ascii="Roboto" w:hAnsi="Roboto" w:cs="Segoe UI"/>
-          <w:i/>
-          <w:iCs/>
-          <w:sz w:val="22"/>
-          <w:szCs w:val="22"/>
-          <w:lang w:val="en-US"/>
-        </w:rPr>
-        <w:t>):</w:t>
+        <w:t>:expressexpressex):</w:t>
       </w:r>
       <w:r>
         <w:rPr>
@@ -4473,25 +4291,14 @@
           <w:lang w:val="en-US"/>
         </w:rPr>
       </w:pPr>
-      <w:proofErr w:type="gramStart"/>
-      <w:r>
-        <w:rPr>
-          <w:rFonts w:ascii="Roboto" w:hAnsi="Roboto" w:cs="Segoe UI"/>
-          <w:sz w:val="22"/>
-          <w:szCs w:val="22"/>
-          <w:lang w:val="en-US"/>
-        </w:rPr>
-        <w:t>TEXT;D</w:t>
-      </w:r>
-      <w:proofErr w:type="gramEnd"/>
-      <w:r>
-        <w:rPr>
-          <w:rFonts w:ascii="Roboto" w:hAnsi="Roboto" w:cs="Segoe UI"/>
-          <w:sz w:val="22"/>
-          <w:szCs w:val="22"/>
-          <w:lang w:val="en-US"/>
-        </w:rPr>
-        <w:t>3;01952381E21B;324E;S;TRUE;;;;1;NONE;"This is an alert!"</w:t>
+      <w:r>
+        <w:rPr>
+          <w:rFonts w:ascii="Roboto" w:hAnsi="Roboto" w:cs="Segoe UI"/>
+          <w:sz w:val="22"/>
+          <w:szCs w:val="22"/>
+          <w:lang w:val="en-US"/>
+        </w:rPr>
+        <w:t>TEXT;D3;01952381E21B;324E;S;TRUE;;;;1;NONE;"This is an alert!"</w:t>
       </w:r>
       <w:r>
         <w:rPr>
@@ -4668,47 +4475,7 @@
           <w:szCs w:val="22"/>
           <w:lang w:val="en-US"/>
         </w:rPr>
-        <w:t xml:space="preserve"> you will find a </w:t>
-      </w:r>
-      <w:proofErr w:type="gramStart"/>
-      <w:r>
-        <w:rPr>
-          <w:rFonts w:ascii="Roboto" w:hAnsi="Roboto" w:cs="Segoe UI"/>
-          <w:sz w:val="22"/>
-          <w:szCs w:val="22"/>
-          <w:lang w:val="en-US"/>
-        </w:rPr>
-        <w:t>kinds of connections</w:t>
-      </w:r>
-      <w:proofErr w:type="gramEnd"/>
-      <w:r>
-        <w:rPr>
-          <w:rFonts w:ascii="Roboto" w:hAnsi="Roboto" w:cs="Segoe UI"/>
-          <w:sz w:val="22"/>
-          <w:szCs w:val="22"/>
-          <w:lang w:val="en-US"/>
-        </w:rPr>
-        <w:t xml:space="preserve"> which are available to exchange data with the UNIITY SEDAP-Express connector. The </w:t>
-      </w:r>
-      <w:proofErr w:type="gramStart"/>
-      <w:r>
-        <w:rPr>
-          <w:rFonts w:ascii="Roboto" w:hAnsi="Roboto" w:cs="Segoe UI"/>
-          <w:sz w:val="22"/>
-          <w:szCs w:val="22"/>
-          <w:lang w:val="en-US"/>
-        </w:rPr>
-        <w:t>most simple</w:t>
-      </w:r>
-      <w:proofErr w:type="gramEnd"/>
-      <w:r>
-        <w:rPr>
-          <w:rFonts w:ascii="Roboto" w:hAnsi="Roboto" w:cs="Segoe UI"/>
-          <w:sz w:val="22"/>
-          <w:szCs w:val="22"/>
-          <w:lang w:val="en-US"/>
-        </w:rPr>
-        <w:t xml:space="preserve"> way is to use TCP, which is reliable and has not the limits of the free text or data field in some messages.</w:t>
+        <w:t xml:space="preserve"> you will find a kinds of connections which are available to exchange data with the UNIITY SEDAP-Express connector. The most simple way is to use TCP, which is reliable and has not the limits of the free text or data field in some messages.</w:t>
       </w:r>
     </w:p>
     <w:p>
@@ -4823,7 +4590,6 @@
         </w:rPr>
         <w:t>/</w:t>
       </w:r>
-      <w:proofErr w:type="spellStart"/>
       <w:r>
         <w:rPr>
           <w:rFonts w:ascii="Roboto" w:hAnsi="Roboto" w:cs="Segoe UI"/>
@@ -4840,17 +4606,7 @@
           <w:szCs w:val="22"/>
           <w:lang w:val="en-US"/>
         </w:rPr>
-        <w:t>MockUp</w:t>
-      </w:r>
-      <w:proofErr w:type="spellEnd"/>
-      <w:r>
-        <w:rPr>
-          <w:rFonts w:ascii="Roboto" w:hAnsi="Roboto" w:cs="Segoe UI"/>
-          <w:sz w:val="22"/>
-          <w:szCs w:val="22"/>
-          <w:lang w:val="en-US"/>
-        </w:rPr>
-        <w:t xml:space="preserve"> </w:t>
+        <w:t xml:space="preserve">MockUp </w:t>
       </w:r>
       <w:r>
         <w:rPr>
@@ -5746,47 +5502,7 @@
           <w:szCs w:val="22"/>
           <w:lang w:val="en-US"/>
         </w:rPr>
-        <w:t>Messages have to be published under “UNIITY-X/&lt;</w:t>
-      </w:r>
-      <w:proofErr w:type="spellStart"/>
-      <w:r>
-        <w:rPr>
-          <w:rFonts w:ascii="Roboto" w:hAnsi="Roboto" w:cs="Segoe UI"/>
-          <w:sz w:val="22"/>
-          <w:szCs w:val="22"/>
-          <w:lang w:val="en-US"/>
-        </w:rPr>
-        <w:t>senderid</w:t>
-      </w:r>
-      <w:proofErr w:type="spellEnd"/>
-      <w:r>
-        <w:rPr>
-          <w:rFonts w:ascii="Roboto" w:hAnsi="Roboto" w:cs="Segoe UI"/>
-          <w:sz w:val="22"/>
-          <w:szCs w:val="22"/>
-          <w:lang w:val="en-US"/>
-        </w:rPr>
-        <w:t>&gt;/&lt;</w:t>
-      </w:r>
-      <w:proofErr w:type="spellStart"/>
-      <w:r>
-        <w:rPr>
-          <w:rFonts w:ascii="Roboto" w:hAnsi="Roboto" w:cs="Segoe UI"/>
-          <w:sz w:val="22"/>
-          <w:szCs w:val="22"/>
-          <w:lang w:val="en-US"/>
-        </w:rPr>
-        <w:t>messagetype</w:t>
-      </w:r>
-      <w:proofErr w:type="spellEnd"/>
-      <w:r>
-        <w:rPr>
-          <w:rFonts w:ascii="Roboto" w:hAnsi="Roboto" w:cs="Segoe UI"/>
-          <w:sz w:val="22"/>
-          <w:szCs w:val="22"/>
-          <w:lang w:val="en-US"/>
-        </w:rPr>
-        <w:t>&gt;</w:t>
+        <w:t>Messages have to be published under “UNIITY-X/&lt;senderid&gt;/&lt;messagetype&gt;</w:t>
       </w:r>
     </w:p>
     <w:p>
@@ -5938,7 +5654,6 @@
         </w:rPr>
         <w:t xml:space="preserve">Deflate or </w:t>
       </w:r>
-      <w:proofErr w:type="spellStart"/>
       <w:r>
         <w:rPr>
           <w:rFonts w:ascii="Roboto" w:hAnsi="Roboto" w:cs="Segoe UI"/>
@@ -5955,17 +5670,7 @@
           <w:szCs w:val="22"/>
           <w:lang w:val="en-US"/>
         </w:rPr>
-        <w:t>ip</w:t>
-      </w:r>
-      <w:proofErr w:type="spellEnd"/>
-      <w:r>
-        <w:rPr>
-          <w:rFonts w:ascii="Roboto" w:hAnsi="Roboto" w:cs="Segoe UI"/>
-          <w:sz w:val="22"/>
-          <w:szCs w:val="22"/>
-          <w:lang w:val="en-US"/>
-        </w:rPr>
-        <w:t xml:space="preserve"> compression should be supported </w:t>
+        <w:t xml:space="preserve">ip compression should be supported </w:t>
       </w:r>
     </w:p>
     <w:p>
@@ -7155,27 +6860,7 @@
                 <w:szCs w:val="22"/>
                 <w:lang w:val="en-US"/>
               </w:rPr>
-              <w:t xml:space="preserve">, </w:t>
-            </w:r>
-            <w:proofErr w:type="gramStart"/>
-            <w:r>
-              <w:rPr>
-                <w:rFonts w:ascii="Roboto" w:hAnsi="Roboto" w:cs="Segoe UI"/>
-                <w:sz w:val="22"/>
-                <w:szCs w:val="22"/>
-                <w:lang w:val="en-US"/>
-              </w:rPr>
-              <w:t>e.g.</w:t>
-            </w:r>
-            <w:proofErr w:type="gramEnd"/>
-            <w:r>
-              <w:rPr>
-                <w:rFonts w:ascii="Roboto" w:hAnsi="Roboto" w:cs="Segoe UI"/>
-                <w:sz w:val="22"/>
-                <w:szCs w:val="22"/>
-                <w:lang w:val="en-US"/>
-              </w:rPr>
-              <w:t xml:space="preserve"> “OKRA”</w:t>
+              <w:t>, e.g. “OKRA”</w:t>
             </w:r>
             <w:r>
               <w:rPr>
@@ -7979,7 +7664,6 @@
           <w:lang w:val="en-US"/>
         </w:rPr>
       </w:pPr>
-      <w:proofErr w:type="spellStart"/>
       <w:r>
         <w:rPr>
           <w:rFonts w:ascii="Roboto" w:hAnsi="Roboto" w:cs="Segoe UI"/>
@@ -7989,19 +7673,7 @@
           <w:szCs w:val="22"/>
           <w:lang w:val="en-US"/>
         </w:rPr>
-        <w:t>Protobuf</w:t>
-      </w:r>
-      <w:proofErr w:type="spellEnd"/>
-      <w:r>
-        <w:rPr>
-          <w:rFonts w:ascii="Roboto" w:hAnsi="Roboto" w:cs="Segoe UI"/>
-          <w:b/>
-          <w:bCs/>
-          <w:sz w:val="22"/>
-          <w:szCs w:val="22"/>
-          <w:lang w:val="en-US"/>
-        </w:rPr>
-        <w:t xml:space="preserve"> connection</w:t>
+        <w:t>Protobuf connection</w:t>
       </w:r>
     </w:p>
     <w:p>
@@ -8290,7 +7962,6 @@
         </w:rPr>
         <w:t xml:space="preserve"> </w:t>
       </w:r>
-      <w:proofErr w:type="spellStart"/>
       <w:r>
         <w:rPr>
           <w:rFonts w:ascii="Roboto" w:hAnsi="Roboto" w:cs="Segoe UI"/>
@@ -8300,7 +7971,6 @@
         </w:rPr>
         <w:t>the</w:t>
       </w:r>
-      <w:proofErr w:type="spellEnd"/>
       <w:r>
         <w:rPr>
           <w:rFonts w:ascii="Roboto" w:hAnsi="Roboto" w:cs="Segoe UI"/>
@@ -8890,17 +8560,7 @@
           <w:szCs w:val="22"/>
           <w:lang w:val="en-US"/>
         </w:rPr>
-        <w:t>(M</w:t>
-      </w:r>
-      <w:proofErr w:type="gramStart"/>
-      <w:r>
-        <w:rPr>
-          <w:rFonts w:ascii="Roboto" w:hAnsi="Roboto" w:cs="Segoe UI"/>
-          <w:sz w:val="22"/>
-          <w:szCs w:val="22"/>
-          <w:lang w:val="en-US"/>
-        </w:rPr>
-        <w:t>?)</w:t>
+        <w:t>(M?)</w:t>
       </w:r>
       <w:r>
         <w:rPr>
@@ -8918,17 +8578,7 @@
           <w:szCs w:val="22"/>
           <w:lang w:val="en-US"/>
         </w:rPr>
-        <w:t>&lt;</w:t>
-      </w:r>
-      <w:proofErr w:type="gramEnd"/>
-      <w:r>
-        <w:rPr>
-          <w:rFonts w:ascii="Roboto" w:hAnsi="Roboto" w:cs="Segoe UI"/>
-          <w:sz w:val="22"/>
-          <w:szCs w:val="22"/>
-          <w:lang w:val="en-US"/>
-        </w:rPr>
-        <w:t>Classification&gt;</w:t>
+        <w:t>&lt;Classification&gt;</w:t>
       </w:r>
       <w:r>
         <w:rPr>
@@ -9622,17 +9272,7 @@
           <w:szCs w:val="22"/>
           <w:lang w:val="en-US"/>
         </w:rPr>
-        <w:t>0191C643A8</w:t>
-      </w:r>
-      <w:proofErr w:type="gramStart"/>
-      <w:r>
-        <w:rPr>
-          <w:rFonts w:ascii="Roboto" w:hAnsi="Roboto" w:cs="Segoe UI"/>
-          <w:sz w:val="22"/>
-          <w:szCs w:val="22"/>
-          <w:lang w:val="en-US"/>
-        </w:rPr>
-        <w:t>AF</w:t>
+        <w:t>0191C643A8AF</w:t>
       </w:r>
       <w:r>
         <w:rPr>
@@ -9652,35 +9292,14 @@
         </w:rPr>
         <w:t>DRONEONE</w:t>
       </w:r>
-      <w:proofErr w:type="gramEnd"/>
-      <w:r>
-        <w:rPr>
-          <w:rFonts w:ascii="Roboto" w:hAnsi="Roboto" w:cs="Segoe UI"/>
-          <w:sz w:val="22"/>
-          <w:szCs w:val="22"/>
-          <w:lang w:val="en-US"/>
-        </w:rPr>
-        <w:t xml:space="preserve">;R;;;53.32;8.11;0;5.5;21;22;;;FGS </w:t>
-      </w:r>
-      <w:proofErr w:type="spellStart"/>
-      <w:r>
-        <w:rPr>
-          <w:rFonts w:ascii="Roboto" w:hAnsi="Roboto" w:cs="Segoe UI"/>
-          <w:sz w:val="22"/>
-          <w:szCs w:val="22"/>
-          <w:lang w:val="en-US"/>
-        </w:rPr>
-        <w:t>Bayern;SFSPCLFF</w:t>
-      </w:r>
-      <w:proofErr w:type="spellEnd"/>
-      <w:r>
-        <w:rPr>
-          <w:rFonts w:ascii="Roboto" w:hAnsi="Roboto" w:cs="Segoe UI"/>
-          <w:sz w:val="22"/>
-          <w:szCs w:val="22"/>
-          <w:lang w:val="en-US"/>
-        </w:rPr>
-        <w:t>------</w:t>
+      <w:r>
+        <w:rPr>
+          <w:rFonts w:ascii="Roboto" w:hAnsi="Roboto" w:cs="Segoe UI"/>
+          <w:sz w:val="22"/>
+          <w:szCs w:val="22"/>
+          <w:lang w:val="en-US"/>
+        </w:rPr>
+        <w:t>;R;;;53.32;8.11;0;5.5;21;22;;;FGS Bayern;SFSPCLFF------</w:t>
       </w:r>
       <w:r>
         <w:rPr>
@@ -9759,27 +9378,7 @@
           <w:szCs w:val="22"/>
           <w:lang w:val="en-US"/>
         </w:rPr>
-        <w:t>;22</w:t>
-      </w:r>
-      <w:proofErr w:type="gramStart"/>
-      <w:r>
-        <w:rPr>
-          <w:rFonts w:ascii="Roboto" w:hAnsi="Roboto" w:cs="Segoe UI"/>
-          <w:sz w:val="22"/>
-          <w:szCs w:val="22"/>
-          <w:lang w:val="en-US"/>
-        </w:rPr>
-        <w:t>AA;U</w:t>
-      </w:r>
-      <w:proofErr w:type="gramEnd"/>
-      <w:r>
-        <w:rPr>
-          <w:rFonts w:ascii="Roboto" w:hAnsi="Roboto" w:cs="Segoe UI"/>
-          <w:sz w:val="22"/>
-          <w:szCs w:val="22"/>
-          <w:lang w:val="en-US"/>
-        </w:rPr>
-        <w:t>;FALSE;4389F10D;77.88;-10.12;5577.0;33.44;55.66;1.1;-2.2;3.3;Ownunit;SFGPIB----H----</w:t>
+        <w:t>;22AA;U;FALSE;4389F10D;77.88;-10.12;5577.0;33.44;55.66;1.1;-2.2;3.3;Ownunit;SFGPIB----H----</w:t>
       </w:r>
     </w:p>
     <w:p>
@@ -11120,7 +10719,6 @@
         </w:rPr>
         <w:t>&lt;</w:t>
       </w:r>
-      <w:proofErr w:type="spellStart"/>
       <w:r>
         <w:rPr>
           <w:rFonts w:ascii="Roboto" w:hAnsi="Roboto" w:cs="Segoe UI"/>
@@ -11130,7 +10728,6 @@
         </w:rPr>
         <w:t>MediaData</w:t>
       </w:r>
-      <w:proofErr w:type="spellEnd"/>
       <w:r>
         <w:rPr>
           <w:rFonts w:ascii="Roboto" w:hAnsi="Roboto" w:cs="Segoe UI"/>
@@ -11196,7 +10793,6 @@
                 <w:lang w:val="en-US"/>
               </w:rPr>
             </w:pPr>
-            <w:proofErr w:type="spellStart"/>
             <w:r>
               <w:rPr>
                 <w:rFonts w:ascii="Roboto" w:hAnsi="Roboto" w:cs="Segoe UI"/>
@@ -11215,7 +10811,6 @@
               </w:rPr>
               <w:t>ontactID</w:t>
             </w:r>
-            <w:proofErr w:type="spellEnd"/>
           </w:p>
         </w:tc>
         <w:tc>
@@ -11357,7 +10952,6 @@
                 <w:lang w:val="en-US"/>
               </w:rPr>
             </w:pPr>
-            <w:proofErr w:type="spellStart"/>
             <w:r>
               <w:rPr>
                 <w:rFonts w:ascii="Roboto" w:hAnsi="Roboto" w:cs="Segoe UI"/>
@@ -11376,7 +10970,6 @@
               </w:rPr>
               <w:t>eleteFlag</w:t>
             </w:r>
-            <w:proofErr w:type="spellEnd"/>
           </w:p>
         </w:tc>
         <w:tc>
@@ -12195,7 +11788,6 @@
                 <w:lang w:val="en-US"/>
               </w:rPr>
             </w:pPr>
-            <w:proofErr w:type="spellStart"/>
             <w:r>
               <w:rPr>
                 <w:rFonts w:ascii="Roboto" w:hAnsi="Roboto" w:cs="Segoe UI"/>
@@ -12205,7 +11797,6 @@
               </w:rPr>
               <w:t>MediaData</w:t>
             </w:r>
-            <w:proofErr w:type="spellEnd"/>
           </w:p>
         </w:tc>
         <w:tc>
@@ -12353,17 +11944,7 @@
                 <w:szCs w:val="22"/>
                 <w:lang w:val="en-US"/>
               </w:rPr>
-              <w:t xml:space="preserve">AV, </w:t>
-            </w:r>
-            <w:proofErr w:type="gramStart"/>
-            <w:r>
-              <w:rPr>
-                <w:rFonts w:ascii="Roboto" w:hAnsi="Roboto" w:cs="Segoe UI"/>
-                <w:sz w:val="22"/>
-                <w:szCs w:val="22"/>
-                <w:lang w:val="en-US"/>
-              </w:rPr>
-              <w:t xml:space="preserve">etc. </w:t>
+              <w:t xml:space="preserve">AV, etc. </w:t>
             </w:r>
             <w:r>
               <w:rPr>
@@ -12374,7 +11955,6 @@
               </w:rPr>
               <w:t>)</w:t>
             </w:r>
-            <w:proofErr w:type="gramEnd"/>
             <w:r>
               <w:rPr>
                 <w:rFonts w:ascii="Roboto" w:hAnsi="Roboto" w:cs="Segoe UI"/>
@@ -12656,56 +12236,16 @@
           <w:szCs w:val="22"/>
           <w:lang w:val="en-US"/>
         </w:rPr>
-        <w:t>;83C</w:t>
-      </w:r>
-      <w:proofErr w:type="gramStart"/>
-      <w:r>
-        <w:rPr>
-          <w:rFonts w:ascii="Roboto" w:hAnsi="Roboto" w:cs="Segoe UI"/>
-          <w:sz w:val="22"/>
-          <w:szCs w:val="22"/>
-          <w:lang w:val="en-US"/>
-        </w:rPr>
-        <w:t>5</w:t>
-      </w:r>
-      <w:r>
-        <w:rPr>
-          <w:rFonts w:ascii="Roboto" w:hAnsi="Roboto" w:cs="Segoe UI"/>
-          <w:sz w:val="22"/>
-          <w:szCs w:val="22"/>
-          <w:lang w:val="en-US"/>
-        </w:rPr>
-        <w:t>;R;;;</w:t>
-      </w:r>
-      <w:proofErr w:type="gramEnd"/>
-      <w:r>
-        <w:rPr>
-          <w:rFonts w:ascii="Roboto" w:hAnsi="Roboto" w:cs="Segoe UI"/>
-          <w:sz w:val="22"/>
-          <w:szCs w:val="22"/>
-          <w:lang w:val="en-US"/>
-        </w:rPr>
-        <w:t xml:space="preserve">100;FALSE;53.32;8.11;0;;;;120;275;;;;;;;FGS </w:t>
-      </w:r>
-      <w:proofErr w:type="spellStart"/>
-      <w:r>
-        <w:rPr>
-          <w:rFonts w:ascii="Roboto" w:hAnsi="Roboto" w:cs="Segoe UI"/>
-          <w:sz w:val="22"/>
-          <w:szCs w:val="22"/>
-          <w:lang w:val="en-US"/>
-        </w:rPr>
-        <w:t>Bayern;AR;SFSPCLFF</w:t>
-      </w:r>
-      <w:proofErr w:type="spellEnd"/>
-      <w:r>
-        <w:rPr>
-          <w:rFonts w:ascii="Roboto" w:hAnsi="Roboto" w:cs="Segoe UI"/>
-          <w:sz w:val="22"/>
-          <w:szCs w:val="22"/>
-          <w:lang w:val="en-US"/>
-        </w:rPr>
-        <w:t>---</w:t>
+        <w:t>;83C5</w:t>
+      </w:r>
+      <w:r>
+        <w:rPr>
+          <w:rFonts w:ascii="Roboto" w:hAnsi="Roboto" w:cs="Segoe UI"/>
+          <w:sz w:val="22"/>
+          <w:szCs w:val="22"/>
+          <w:lang w:val="en-US"/>
+        </w:rPr>
+        <w:t>;R;;;100;FALSE;53.32;8.11;0;;;;120;275;;;;;;;FGS Bayern;AR;SFSPCLFF---</w:t>
       </w:r>
       <w:r>
         <w:rPr>
@@ -12723,27 +12263,7 @@
           <w:szCs w:val="22"/>
           <w:lang w:val="en-US"/>
         </w:rPr>
-        <w:t>---;;;;</w:t>
-      </w:r>
-      <w:proofErr w:type="spellStart"/>
-      <w:r>
-        <w:rPr>
-          <w:rFonts w:ascii="Roboto" w:hAnsi="Roboto" w:cs="Segoe UI"/>
-          <w:sz w:val="22"/>
-          <w:szCs w:val="22"/>
-          <w:lang w:val="en-US"/>
-        </w:rPr>
-        <w:t>VXNlIENIMjI</w:t>
-      </w:r>
-      <w:proofErr w:type="spellEnd"/>
-      <w:r>
-        <w:rPr>
-          <w:rFonts w:ascii="Roboto" w:hAnsi="Roboto" w:cs="Segoe UI"/>
-          <w:sz w:val="22"/>
-          <w:szCs w:val="22"/>
-          <w:lang w:val="en-US"/>
-        </w:rPr>
-        <w:t>=</w:t>
+        <w:t>---;;;;VXNlIENIMjI=</w:t>
       </w:r>
     </w:p>
     <w:p>
@@ -12804,27 +12324,7 @@
           <w:szCs w:val="22"/>
           <w:lang w:val="en-US"/>
         </w:rPr>
-        <w:t>;83C</w:t>
-      </w:r>
-      <w:proofErr w:type="gramStart"/>
-      <w:r>
-        <w:rPr>
-          <w:rFonts w:ascii="Roboto" w:hAnsi="Roboto" w:cs="Segoe UI"/>
-          <w:sz w:val="22"/>
-          <w:szCs w:val="22"/>
-          <w:lang w:val="en-US"/>
-        </w:rPr>
-        <w:t>5;U;;;</w:t>
-      </w:r>
-      <w:proofErr w:type="gramEnd"/>
-      <w:r>
-        <w:rPr>
-          <w:rFonts w:ascii="Roboto" w:hAnsi="Roboto" w:cs="Segoe UI"/>
-          <w:sz w:val="22"/>
-          <w:szCs w:val="22"/>
-          <w:lang w:val="en-US"/>
-        </w:rPr>
-        <w:t>101;;36.32;12.11;2000;;;;44;;;;;;;;Unknown;O;;221333201;;;UG9zcyBOZXRoZXJsYW5kcw==</w:t>
+        <w:t>;83C5;U;;;101;;36.32;12.11;2000;;;;44;;;;;;;;Unknown;O;;221333201;;;UG9zcyBOZXRoZXJsYW5kcw==</w:t>
       </w:r>
       <w:r>
         <w:rPr>
@@ -13003,27 +12503,7 @@
           <w:szCs w:val="22"/>
           <w:lang w:val="en-US"/>
         </w:rPr>
-        <w:t>(geographical) point (</w:t>
-      </w:r>
-      <w:proofErr w:type="gramStart"/>
-      <w:r>
-        <w:rPr>
-          <w:rFonts w:ascii="Roboto" w:hAnsi="Roboto" w:cs="Segoe UI"/>
-          <w:sz w:val="22"/>
-          <w:szCs w:val="22"/>
-          <w:lang w:val="en-US"/>
-        </w:rPr>
-        <w:t>e.g.</w:t>
-      </w:r>
-      <w:proofErr w:type="gramEnd"/>
-      <w:r>
-        <w:rPr>
-          <w:rFonts w:ascii="Roboto" w:hAnsi="Roboto" w:cs="Segoe UI"/>
-          <w:sz w:val="22"/>
-          <w:szCs w:val="22"/>
-          <w:lang w:val="en-US"/>
-        </w:rPr>
-        <w:t xml:space="preserve"> a </w:t>
+        <w:t xml:space="preserve">(geographical) point (e.g. a </w:t>
       </w:r>
       <w:r>
         <w:rPr>
@@ -13244,19 +12724,8 @@
           <w:szCs w:val="22"/>
           <w:lang w:val="en-US"/>
         </w:rPr>
-        <w:t>&lt;</w:t>
-      </w:r>
-      <w:proofErr w:type="spellStart"/>
-      <w:r>
-        <w:rPr>
-          <w:rFonts w:ascii="Roboto" w:hAnsi="Roboto" w:cs="Segoe UI"/>
-          <w:sz w:val="22"/>
-          <w:szCs w:val="22"/>
-          <w:lang w:val="en-US"/>
-        </w:rPr>
-        <w:t>MediaData</w:t>
-      </w:r>
-      <w:proofErr w:type="spellEnd"/>
+        <w:t>&lt;MediaData</w:t>
+      </w:r>
       <w:r>
         <w:rPr>
           <w:rFonts w:ascii="Roboto" w:hAnsi="Roboto" w:cs="Segoe UI"/>
@@ -13313,7 +12782,6 @@
                 <w:lang w:val="en-US"/>
               </w:rPr>
             </w:pPr>
-            <w:proofErr w:type="spellStart"/>
             <w:r>
               <w:rPr>
                 <w:rFonts w:ascii="Roboto" w:hAnsi="Roboto" w:cs="Segoe UI"/>
@@ -13332,7 +12800,6 @@
               </w:rPr>
               <w:t>ID</w:t>
             </w:r>
-            <w:proofErr w:type="spellEnd"/>
           </w:p>
         </w:tc>
         <w:tc>
@@ -13429,7 +12896,6 @@
                 <w:lang w:val="en-US"/>
               </w:rPr>
             </w:pPr>
-            <w:proofErr w:type="spellStart"/>
             <w:r>
               <w:rPr>
                 <w:rFonts w:ascii="Roboto" w:hAnsi="Roboto" w:cs="Segoe UI"/>
@@ -13439,7 +12905,6 @@
               </w:rPr>
               <w:t>DeleteFlag</w:t>
             </w:r>
-            <w:proofErr w:type="spellEnd"/>
           </w:p>
         </w:tc>
         <w:tc>
@@ -13794,7 +13259,6 @@
                 <w:lang w:val="en-US"/>
               </w:rPr>
             </w:pPr>
-            <w:proofErr w:type="spellStart"/>
             <w:r>
               <w:rPr>
                 <w:rFonts w:ascii="Roboto" w:hAnsi="Roboto" w:cs="Segoe UI"/>
@@ -13804,7 +13268,6 @@
               </w:rPr>
               <w:t>MediaData</w:t>
             </w:r>
-            <w:proofErr w:type="spellEnd"/>
           </w:p>
         </w:tc>
         <w:tc>
@@ -13898,19 +13361,8 @@
                 <w:szCs w:val="22"/>
                 <w:lang w:val="en-US"/>
               </w:rPr>
-              <w:t xml:space="preserve">, MP4, TS, WAV, </w:t>
-            </w:r>
-            <w:proofErr w:type="gramStart"/>
-            <w:r>
-              <w:rPr>
-                <w:rFonts w:ascii="Roboto" w:hAnsi="Roboto" w:cs="Segoe UI"/>
-                <w:sz w:val="22"/>
-                <w:szCs w:val="22"/>
-                <w:lang w:val="en-US"/>
-              </w:rPr>
-              <w:t>etc. )</w:t>
-            </w:r>
-            <w:proofErr w:type="gramEnd"/>
+              <w:t>, MP4, TS, WAV, etc. )</w:t>
+            </w:r>
             <w:r>
               <w:rPr>
                 <w:rFonts w:ascii="Roboto" w:hAnsi="Roboto" w:cs="Segoe UI"/>
@@ -13990,17 +13442,7 @@
                 <w:szCs w:val="22"/>
                 <w:lang w:val="en-US"/>
               </w:rPr>
-              <w:t xml:space="preserve">Graphics are </w:t>
-            </w:r>
-            <w:proofErr w:type="spellStart"/>
-            <w:r>
-              <w:rPr>
-                <w:rFonts w:ascii="Roboto" w:hAnsi="Roboto" w:cs="Segoe UI"/>
-                <w:sz w:val="22"/>
-                <w:szCs w:val="22"/>
-                <w:lang w:val="en-US"/>
-              </w:rPr>
-              <w:t>current</w:t>
+              <w:t>Graphics are current</w:t>
             </w:r>
             <w:r>
               <w:rPr>
@@ -14011,7 +13453,6 @@
               </w:rPr>
               <w:t>Comment</w:t>
             </w:r>
-            <w:proofErr w:type="spellEnd"/>
           </w:p>
         </w:tc>
         <w:tc>
@@ -14127,27 +13568,7 @@
           <w:szCs w:val="22"/>
           <w:lang w:val="en-US"/>
         </w:rPr>
-        <w:t>POINT;6A;0013E45956BE;59</w:t>
-      </w:r>
-      <w:proofErr w:type="gramStart"/>
-      <w:r>
-        <w:rPr>
-          <w:rFonts w:ascii="Roboto" w:hAnsi="Roboto" w:cs="Segoe UI"/>
-          <w:sz w:val="22"/>
-          <w:szCs w:val="22"/>
-          <w:lang w:val="en-US"/>
-        </w:rPr>
-        <w:t>CE;U;;</w:t>
-      </w:r>
-      <w:proofErr w:type="gramEnd"/>
-      <w:r>
-        <w:rPr>
-          <w:rFonts w:ascii="Roboto" w:hAnsi="Roboto" w:cs="Segoe UI"/>
-          <w:sz w:val="22"/>
-          <w:szCs w:val="22"/>
-          <w:lang w:val="en-US"/>
-        </w:rPr>
-        <w:t>FFAA327B;1000;FALSE;;;;1</w:t>
+        <w:t>POINT;6A;0013E45956BE;59CE;U;;FFAA327B;1000;FALSE;;;;1</w:t>
       </w:r>
       <w:r>
         <w:rPr>
@@ -14219,27 +13640,7 @@
           <w:szCs w:val="22"/>
           <w:lang w:val="en-US"/>
         </w:rPr>
-        <w:t xml:space="preserve">;;;;;;;Person in </w:t>
-      </w:r>
-      <w:proofErr w:type="spellStart"/>
-      <w:r>
-        <w:rPr>
-          <w:rFonts w:ascii="Roboto" w:hAnsi="Roboto" w:cs="Segoe UI"/>
-          <w:sz w:val="22"/>
-          <w:szCs w:val="22"/>
-          <w:lang w:val="en-US"/>
-        </w:rPr>
-        <w:t>water;gfopep</w:t>
-      </w:r>
-      <w:proofErr w:type="spellEnd"/>
-      <w:r>
-        <w:rPr>
-          <w:rFonts w:ascii="Roboto" w:hAnsi="Roboto" w:cs="Segoe UI"/>
-          <w:sz w:val="22"/>
-          <w:szCs w:val="22"/>
-          <w:lang w:val="en-US"/>
-        </w:rPr>
-        <w:t>---------</w:t>
+        <w:t>;;;;;;;Person in water;gfopep---------</w:t>
       </w:r>
     </w:p>
     <w:p>
@@ -14271,47 +13672,7 @@
           <w:szCs w:val="22"/>
           <w:lang w:val="en-US"/>
         </w:rPr>
-        <w:t>POINT;5E;0000661D4410;66A</w:t>
-      </w:r>
-      <w:proofErr w:type="gramStart"/>
-      <w:r>
-        <w:rPr>
-          <w:rFonts w:ascii="Roboto" w:hAnsi="Roboto" w:cs="Segoe UI"/>
-          <w:sz w:val="22"/>
-          <w:szCs w:val="22"/>
-          <w:lang w:val="en-US"/>
-        </w:rPr>
-        <w:t>3;R;;;</w:t>
-      </w:r>
-      <w:proofErr w:type="gramEnd"/>
-      <w:r>
-        <w:rPr>
-          <w:rFonts w:ascii="Roboto" w:hAnsi="Roboto" w:cs="Segoe UI"/>
-          <w:sz w:val="22"/>
-          <w:szCs w:val="22"/>
-          <w:lang w:val="en-US"/>
-        </w:rPr>
-        <w:t xml:space="preserve">100;FALSE;53.32;8.11;0;;;;120;275;;;;;;;Target </w:t>
-      </w:r>
-      <w:proofErr w:type="spellStart"/>
-      <w:r>
-        <w:rPr>
-          <w:rFonts w:ascii="Roboto" w:hAnsi="Roboto" w:cs="Segoe UI"/>
-          <w:sz w:val="22"/>
-          <w:szCs w:val="22"/>
-          <w:lang w:val="en-US"/>
-        </w:rPr>
-        <w:t>Alpha;gffppt</w:t>
-      </w:r>
-      <w:proofErr w:type="spellEnd"/>
-      <w:r>
-        <w:rPr>
-          <w:rFonts w:ascii="Roboto" w:hAnsi="Roboto" w:cs="Segoe UI"/>
-          <w:sz w:val="22"/>
-          <w:szCs w:val="22"/>
-          <w:lang w:val="en-US"/>
-        </w:rPr>
-        <w:t>---------;;VGFyZ2V0IHBvaW50</w:t>
+        <w:t>POINT;5E;0000661D4410;66A3;R;;;100;FALSE;53.32;8.11;0;;;;120;275;;;;;;;Target Alpha;gffppt---------;;VGFyZ2V0IHBvaW50</w:t>
       </w:r>
     </w:p>
     <w:p>
@@ -14688,27 +14049,7 @@
           <w:szCs w:val="22"/>
           <w:lang w:val="en-US"/>
         </w:rPr>
-        <w:t>&lt;</w:t>
-      </w:r>
-      <w:proofErr w:type="spellStart"/>
-      <w:r>
-        <w:rPr>
-          <w:rFonts w:ascii="Roboto" w:hAnsi="Roboto" w:cs="Segoe UI"/>
-          <w:sz w:val="22"/>
-          <w:szCs w:val="22"/>
-          <w:lang w:val="en-US"/>
-        </w:rPr>
-        <w:t>EmissionID</w:t>
-      </w:r>
-      <w:proofErr w:type="spellEnd"/>
-      <w:r>
-        <w:rPr>
-          <w:rFonts w:ascii="Roboto" w:hAnsi="Roboto" w:cs="Segoe UI"/>
-          <w:sz w:val="22"/>
-          <w:szCs w:val="22"/>
-          <w:lang w:val="en-US"/>
-        </w:rPr>
-        <w:t>&gt;</w:t>
+        <w:t>&lt;EmissionID&gt;</w:t>
       </w:r>
       <w:r>
         <w:rPr>
@@ -14726,27 +14067,7 @@
           <w:szCs w:val="22"/>
           <w:lang w:val="en-US"/>
         </w:rPr>
-        <w:t>;&lt;</w:t>
-      </w:r>
-      <w:proofErr w:type="spellStart"/>
-      <w:r>
-        <w:rPr>
-          <w:rFonts w:ascii="Roboto" w:hAnsi="Roboto" w:cs="Segoe UI"/>
-          <w:sz w:val="22"/>
-          <w:szCs w:val="22"/>
-          <w:lang w:val="en-US"/>
-        </w:rPr>
-        <w:t>DeleteFlag</w:t>
-      </w:r>
-      <w:proofErr w:type="spellEnd"/>
-      <w:r>
-        <w:rPr>
-          <w:rFonts w:ascii="Roboto" w:hAnsi="Roboto" w:cs="Segoe UI"/>
-          <w:sz w:val="22"/>
-          <w:szCs w:val="22"/>
-          <w:lang w:val="en-US"/>
-        </w:rPr>
-        <w:t>&gt;;</w:t>
+        <w:t>;&lt;DeleteFlag&gt;;</w:t>
       </w:r>
     </w:p>
     <w:p>
@@ -14785,36 +14106,16 @@
           <w:szCs w:val="22"/>
           <w:lang w:val="en-US"/>
         </w:rPr>
-        <w:t>Latitude&gt;[</w:t>
-      </w:r>
-      <w:proofErr w:type="gramStart"/>
-      <w:r>
-        <w:rPr>
-          <w:rFonts w:ascii="Roboto" w:hAnsi="Roboto" w:cs="Segoe UI"/>
-          <w:sz w:val="22"/>
-          <w:szCs w:val="22"/>
-          <w:lang w:val="en-US"/>
-        </w:rPr>
-        <w:t>°]</w:t>
-      </w:r>
-      <w:r>
-        <w:rPr>
-          <w:rFonts w:ascii="Roboto" w:hAnsi="Roboto" w:cs="Segoe UI"/>
-          <w:sz w:val="22"/>
-          <w:szCs w:val="22"/>
-          <w:lang w:val="en-US"/>
-        </w:rPr>
-        <w:t>(</w:t>
-      </w:r>
-      <w:proofErr w:type="gramEnd"/>
-      <w:r>
-        <w:rPr>
-          <w:rFonts w:ascii="Roboto" w:hAnsi="Roboto" w:cs="Segoe UI"/>
-          <w:sz w:val="22"/>
-          <w:szCs w:val="22"/>
-          <w:lang w:val="en-US"/>
-        </w:rPr>
-        <w:t>M)</w:t>
+        <w:t>Latitude&gt;[°]</w:t>
+      </w:r>
+      <w:r>
+        <w:rPr>
+          <w:rFonts w:ascii="Roboto" w:hAnsi="Roboto" w:cs="Segoe UI"/>
+          <w:sz w:val="22"/>
+          <w:szCs w:val="22"/>
+          <w:lang w:val="en-US"/>
+        </w:rPr>
+        <w:t>(M)</w:t>
       </w:r>
       <w:r>
         <w:rPr>
@@ -14922,67 +14223,7 @@
           <w:szCs w:val="22"/>
           <w:lang w:val="en-US"/>
         </w:rPr>
-        <w:t>&lt;</w:t>
-      </w:r>
-      <w:proofErr w:type="spellStart"/>
-      <w:r>
-        <w:rPr>
-          <w:rFonts w:ascii="Roboto" w:hAnsi="Roboto" w:cs="Segoe UI"/>
-          <w:sz w:val="22"/>
-          <w:szCs w:val="22"/>
-          <w:lang w:val="en-US"/>
-        </w:rPr>
-        <w:t>EmitterLatitude</w:t>
-      </w:r>
-      <w:proofErr w:type="spellEnd"/>
-      <w:r>
-        <w:rPr>
-          <w:rFonts w:ascii="Roboto" w:hAnsi="Roboto" w:cs="Segoe UI"/>
-          <w:sz w:val="22"/>
-          <w:szCs w:val="22"/>
-          <w:lang w:val="en-US"/>
-        </w:rPr>
-        <w:t>&gt;[°];&lt;</w:t>
-      </w:r>
-      <w:proofErr w:type="spellStart"/>
-      <w:r>
-        <w:rPr>
-          <w:rFonts w:ascii="Roboto" w:hAnsi="Roboto" w:cs="Segoe UI"/>
-          <w:sz w:val="22"/>
-          <w:szCs w:val="22"/>
-          <w:lang w:val="en-US"/>
-        </w:rPr>
-        <w:t>EmitterLongitude</w:t>
-      </w:r>
-      <w:proofErr w:type="spellEnd"/>
-      <w:r>
-        <w:rPr>
-          <w:rFonts w:ascii="Roboto" w:hAnsi="Roboto" w:cs="Segoe UI"/>
-          <w:sz w:val="22"/>
-          <w:szCs w:val="22"/>
-          <w:lang w:val="en-US"/>
-        </w:rPr>
-        <w:t>&gt;[°];&lt;</w:t>
-      </w:r>
-      <w:proofErr w:type="spellStart"/>
-      <w:r>
-        <w:rPr>
-          <w:rFonts w:ascii="Roboto" w:hAnsi="Roboto" w:cs="Segoe UI"/>
-          <w:sz w:val="22"/>
-          <w:szCs w:val="22"/>
-          <w:lang w:val="en-US"/>
-        </w:rPr>
-        <w:t>EmitterAltitude</w:t>
-      </w:r>
-      <w:proofErr w:type="spellEnd"/>
-      <w:r>
-        <w:rPr>
-          <w:rFonts w:ascii="Roboto" w:hAnsi="Roboto" w:cs="Segoe UI"/>
-          <w:sz w:val="22"/>
-          <w:szCs w:val="22"/>
-          <w:lang w:val="en-US"/>
-        </w:rPr>
-        <w:t>&gt;[m</w:t>
+        <w:t>&lt;EmitterLatitude&gt;[°];&lt;EmitterLongitude&gt;[°];&lt;EmitterAltitude&gt;[m</w:t>
       </w:r>
       <w:r>
         <w:rPr>
@@ -15153,27 +14394,7 @@
           <w:szCs w:val="22"/>
           <w:lang w:val="en-US"/>
         </w:rPr>
-        <w:t>&lt;</w:t>
-      </w:r>
-      <w:proofErr w:type="spellStart"/>
-      <w:r>
-        <w:rPr>
-          <w:rFonts w:ascii="Roboto" w:hAnsi="Roboto" w:cs="Segoe UI"/>
-          <w:sz w:val="22"/>
-          <w:szCs w:val="22"/>
-          <w:lang w:val="en-US"/>
-        </w:rPr>
-        <w:t>SpotNumber</w:t>
-      </w:r>
-      <w:proofErr w:type="spellEnd"/>
-      <w:r>
-        <w:rPr>
-          <w:rFonts w:ascii="Roboto" w:hAnsi="Roboto" w:cs="Segoe UI"/>
-          <w:sz w:val="22"/>
-          <w:szCs w:val="22"/>
-          <w:lang w:val="en-US"/>
-        </w:rPr>
-        <w:t>&gt;;</w:t>
+        <w:t>&lt;SpotNumber&gt;;</w:t>
       </w:r>
       <w:r>
         <w:rPr>
@@ -15240,7 +14461,6 @@
                 <w:lang w:val="en-US"/>
               </w:rPr>
             </w:pPr>
-            <w:proofErr w:type="spellStart"/>
             <w:r>
               <w:rPr>
                 <w:rFonts w:ascii="Roboto" w:hAnsi="Roboto" w:cs="Segoe UI"/>
@@ -15250,7 +14470,6 @@
               </w:rPr>
               <w:t>EmissionID</w:t>
             </w:r>
-            <w:proofErr w:type="spellEnd"/>
           </w:p>
         </w:tc>
         <w:tc>
@@ -15375,7 +14594,6 @@
                 <w:lang w:val="en-US"/>
               </w:rPr>
             </w:pPr>
-            <w:proofErr w:type="spellStart"/>
             <w:r>
               <w:rPr>
                 <w:rFonts w:ascii="Roboto" w:hAnsi="Roboto" w:cs="Segoe UI"/>
@@ -15385,7 +14603,6 @@
               </w:rPr>
               <w:t>DeleteFlag</w:t>
             </w:r>
-            <w:proofErr w:type="spellEnd"/>
           </w:p>
         </w:tc>
         <w:tc>
@@ -15525,7 +14742,6 @@
                 <w:lang w:val="en-US"/>
               </w:rPr>
             </w:pPr>
-            <w:proofErr w:type="spellStart"/>
             <w:r>
               <w:rPr>
                 <w:rFonts w:ascii="Roboto" w:hAnsi="Roboto" w:cs="Segoe UI"/>
@@ -15535,7 +14751,6 @@
               </w:rPr>
               <w:t>FreqAgility</w:t>
             </w:r>
-            <w:proofErr w:type="spellEnd"/>
           </w:p>
         </w:tc>
         <w:tc>
@@ -16049,7 +15264,6 @@
                 <w:lang w:val="en-US"/>
               </w:rPr>
             </w:pPr>
-            <w:proofErr w:type="spellStart"/>
             <w:r>
               <w:rPr>
                 <w:rFonts w:ascii="Roboto" w:hAnsi="Roboto" w:cs="Segoe UI"/>
@@ -16059,7 +15273,6 @@
               </w:rPr>
               <w:t>PRFAgility</w:t>
             </w:r>
-            <w:proofErr w:type="spellEnd"/>
           </w:p>
         </w:tc>
         <w:tc>
@@ -16363,7 +15576,6 @@
                 <w:lang w:val="en-US"/>
               </w:rPr>
             </w:pPr>
-            <w:proofErr w:type="spellStart"/>
             <w:r>
               <w:rPr>
                 <w:rFonts w:ascii="Roboto" w:hAnsi="Roboto"/>
@@ -16373,7 +15585,6 @@
               </w:rPr>
               <w:t>Wobbulated</w:t>
             </w:r>
-            <w:proofErr w:type="spellEnd"/>
           </w:p>
         </w:tc>
       </w:tr>
@@ -18360,7 +17571,6 @@
               </w:rPr>
               <w:t xml:space="preserve">ACOUSTIC </w:t>
             </w:r>
-            <w:proofErr w:type="spellStart"/>
             <w:r>
               <w:rPr>
                 <w:rFonts w:ascii="Roboto" w:hAnsi="Roboto"/>
@@ -18368,17 +17578,7 @@
                 <w:szCs w:val="22"/>
                 <w:lang w:val="en-US"/>
               </w:rPr>
-              <w:t>Sono</w:t>
-            </w:r>
-            <w:proofErr w:type="spellEnd"/>
-            <w:r>
-              <w:rPr>
-                <w:rFonts w:ascii="Roboto" w:hAnsi="Roboto"/>
-                <w:sz w:val="22"/>
-                <w:szCs w:val="22"/>
-                <w:lang w:val="en-US"/>
-              </w:rPr>
-              <w:t xml:space="preserve"> </w:t>
+              <w:t xml:space="preserve">Sono </w:t>
             </w:r>
             <w:r>
               <w:rPr>
@@ -19741,27 +18941,7 @@
           <w:szCs w:val="22"/>
           <w:lang w:val="en-US"/>
         </w:rPr>
-        <w:t>EMISSION;5E;0195238E15AD;66A</w:t>
-      </w:r>
-      <w:proofErr w:type="gramStart"/>
-      <w:r>
-        <w:rPr>
-          <w:rFonts w:ascii="Roboto" w:hAnsi="Roboto" w:cs="Segoe UI"/>
-          <w:sz w:val="22"/>
-          <w:szCs w:val="22"/>
-          <w:lang w:val="en-US"/>
-        </w:rPr>
-        <w:t>3;R;;;</w:t>
-      </w:r>
-      <w:proofErr w:type="gramEnd"/>
-      <w:r>
-        <w:rPr>
-          <w:rFonts w:ascii="Roboto" w:hAnsi="Roboto" w:cs="Segoe UI"/>
-          <w:sz w:val="22"/>
-          <w:szCs w:val="22"/>
-          <w:lang w:val="en-US"/>
-        </w:rPr>
-        <w:t>100;;53.32;8.11;0;;;;20;8725000.0#8735000.0;20000;3;0;2;6;10233;;SA-8</w:t>
+        <w:t>EMISSION;5E;0195238E15AD;66A3;R;;;100;;53.32;8.11;0;;;;20;8725000.0#8735000.0;20000;3;0;2;6;10233;;SA-8</w:t>
       </w:r>
     </w:p>
     <w:p>
@@ -19793,27 +18973,7 @@
           <w:szCs w:val="22"/>
           <w:lang w:val="en-US"/>
         </w:rPr>
-        <w:t>EMISSION;5F;0195238E25AD;66A</w:t>
-      </w:r>
-      <w:proofErr w:type="gramStart"/>
-      <w:r>
-        <w:rPr>
-          <w:rFonts w:ascii="Roboto" w:hAnsi="Roboto" w:cs="Segoe UI"/>
-          <w:sz w:val="22"/>
-          <w:szCs w:val="22"/>
-          <w:lang w:val="en-US"/>
-        </w:rPr>
-        <w:t>3;R;;;</w:t>
-      </w:r>
-      <w:proofErr w:type="gramEnd"/>
-      <w:r>
-        <w:rPr>
-          <w:rFonts w:ascii="Roboto" w:hAnsi="Roboto" w:cs="Segoe UI"/>
-          <w:sz w:val="22"/>
-          <w:szCs w:val="22"/>
-          <w:lang w:val="en-US"/>
-        </w:rPr>
-        <w:t>101;;54.86;9.32;0;52.12;9.8;50;233;25725.0;4000;1;5;2;0;;sngpesr--------</w:t>
+        <w:t>EMISSION;5F;0195238E25AD;66A3;R;;;101;;54.86;9.32;0;52.12;9.8;50;233;25725.0;4000;1;5;2;0;;sngpesr--------</w:t>
       </w:r>
       <w:r>
         <w:rPr>
@@ -20177,19 +19337,8 @@
           <w:szCs w:val="22"/>
           <w:lang w:val="en-US"/>
         </w:rPr>
-        <w:t>peedThroughWater&gt;[m/</w:t>
-      </w:r>
-      <w:proofErr w:type="gramStart"/>
-      <w:r>
-        <w:rPr>
-          <w:rFonts w:ascii="Roboto" w:hAnsi="Roboto" w:cs="Segoe UI"/>
-          <w:sz w:val="22"/>
-          <w:szCs w:val="22"/>
-          <w:lang w:val="en-US"/>
-        </w:rPr>
-        <w:t>s];&lt;</w:t>
-      </w:r>
-      <w:proofErr w:type="gramEnd"/>
+        <w:t>peedThroughWater&gt;[m/s];&lt;</w:t>
+      </w:r>
       <w:r>
         <w:rPr>
           <w:rFonts w:ascii="Roboto" w:hAnsi="Roboto" w:cs="Segoe UI"/>
@@ -20478,7 +19627,6 @@
         </w:rPr>
         <w:t>isibility&gt;[km];&lt;</w:t>
       </w:r>
-      <w:proofErr w:type="spellStart"/>
       <w:r>
         <w:rPr>
           <w:rFonts w:ascii="Roboto" w:hAnsi="Roboto" w:cs="Segoe UI"/>
@@ -20495,19 +19643,8 @@
           <w:szCs w:val="22"/>
           <w:lang w:val="en-US"/>
         </w:rPr>
-        <w:t>loudHeight</w:t>
-      </w:r>
-      <w:proofErr w:type="spellEnd"/>
-      <w:r>
-        <w:rPr>
-          <w:rFonts w:ascii="Roboto" w:hAnsi="Roboto" w:cs="Segoe UI"/>
-          <w:sz w:val="22"/>
-          <w:szCs w:val="22"/>
-          <w:lang w:val="en-US"/>
-        </w:rPr>
-        <w:t>&gt;[m];&lt;</w:t>
-      </w:r>
-      <w:proofErr w:type="spellStart"/>
+        <w:t>loudHeight&gt;[m];&lt;</w:t>
+      </w:r>
       <w:r>
         <w:rPr>
           <w:rFonts w:ascii="Roboto" w:hAnsi="Roboto" w:cs="Segoe UI"/>
@@ -20524,17 +19661,7 @@
           <w:szCs w:val="22"/>
           <w:lang w:val="en-US"/>
         </w:rPr>
-        <w:t>loudCover</w:t>
-      </w:r>
-      <w:proofErr w:type="spellEnd"/>
-      <w:r>
-        <w:rPr>
-          <w:rFonts w:ascii="Roboto" w:hAnsi="Roboto" w:cs="Segoe UI"/>
-          <w:sz w:val="22"/>
-          <w:szCs w:val="22"/>
-          <w:lang w:val="en-US"/>
-        </w:rPr>
-        <w:t>&gt;[%]</w:t>
+        <w:t>loudCover&gt;[%]</w:t>
       </w:r>
       <w:r>
         <w:rPr>
@@ -20655,17 +19782,7 @@
           <w:szCs w:val="22"/>
           <w:lang w:val="en-US"/>
         </w:rPr>
-        <w:t>74</w:t>
-      </w:r>
-      <w:proofErr w:type="gramStart"/>
-      <w:r>
-        <w:rPr>
-          <w:rFonts w:ascii="Roboto" w:hAnsi="Roboto" w:cs="Segoe UI"/>
-          <w:sz w:val="22"/>
-          <w:szCs w:val="22"/>
-          <w:lang w:val="en-US"/>
-        </w:rPr>
-        <w:t>BE;</w:t>
+        <w:t>74BE;</w:t>
       </w:r>
       <w:r>
         <w:rPr>
@@ -20694,7 +19811,6 @@
         </w:rPr>
         <w:t>;</w:t>
       </w:r>
-      <w:proofErr w:type="gramEnd"/>
       <w:r>
         <w:rPr>
           <w:rFonts w:ascii="Roboto" w:hAnsi="Roboto" w:cs="Segoe UI"/>
@@ -20837,27 +19953,7 @@
           <w:szCs w:val="22"/>
           <w:lang w:val="en-US"/>
         </w:rPr>
-        <w:t xml:space="preserve"> </w:t>
-      </w:r>
-      <w:proofErr w:type="gramStart"/>
-      <w:r>
-        <w:rPr>
-          <w:rFonts w:ascii="Roboto" w:hAnsi="Roboto" w:cs="Segoe UI"/>
-          <w:sz w:val="22"/>
-          <w:szCs w:val="22"/>
-          <w:lang w:val="en-US"/>
-        </w:rPr>
-        <w:t>METEO;;</w:t>
-      </w:r>
-      <w:proofErr w:type="gramEnd"/>
-      <w:r>
-        <w:rPr>
-          <w:rFonts w:ascii="Roboto" w:hAnsi="Roboto" w:cs="Segoe UI"/>
-          <w:sz w:val="22"/>
-          <w:szCs w:val="22"/>
-          <w:lang w:val="en-US"/>
-        </w:rPr>
-        <w:t>0195238E25AD;;U;;;</w:t>
+        <w:t xml:space="preserve"> METEO;;0195238E25AD;;U;;;</w:t>
       </w:r>
       <w:r>
         <w:rPr>
@@ -21159,7 +20255,6 @@
         </w:rPr>
         <w:t xml:space="preserve"> If the text possibly contains special characters (</w:t>
       </w:r>
-      <w:proofErr w:type="gramStart"/>
       <w:r>
         <w:rPr>
           <w:rFonts w:ascii="Roboto" w:hAnsi="Roboto" w:cs="Segoe UI"/>
@@ -21169,7 +20264,6 @@
         </w:rPr>
         <w:t>e.g.</w:t>
       </w:r>
-      <w:proofErr w:type="gramEnd"/>
       <w:r>
         <w:rPr>
           <w:rFonts w:ascii="Roboto" w:hAnsi="Roboto" w:cs="Segoe UI"/>
@@ -21521,17 +20615,7 @@
           <w:szCs w:val="22"/>
           <w:lang w:val="en-US"/>
         </w:rPr>
-        <w:t>(M</w:t>
-      </w:r>
-      <w:proofErr w:type="gramStart"/>
-      <w:r>
-        <w:rPr>
-          <w:rFonts w:ascii="Roboto" w:hAnsi="Roboto" w:cs="Segoe UI"/>
-          <w:sz w:val="22"/>
-          <w:szCs w:val="22"/>
-          <w:lang w:val="en-US"/>
-        </w:rPr>
-        <w:t>)</w:t>
+        <w:t>(M)</w:t>
       </w:r>
       <w:r>
         <w:rPr>
@@ -21542,7 +20626,6 @@
         </w:rPr>
         <w:t>;Reference</w:t>
       </w:r>
-      <w:proofErr w:type="gramEnd"/>
     </w:p>
     <w:p>
       <w:pPr>
@@ -22529,27 +21612,7 @@
           <w:szCs w:val="22"/>
           <w:lang w:val="en-US"/>
         </w:rPr>
-        <w:t>;324</w:t>
-      </w:r>
-      <w:proofErr w:type="gramStart"/>
-      <w:r>
-        <w:rPr>
-          <w:rFonts w:ascii="Roboto" w:hAnsi="Roboto" w:cs="Segoe UI"/>
-          <w:sz w:val="22"/>
-          <w:szCs w:val="22"/>
-          <w:lang w:val="en-US"/>
-        </w:rPr>
-        <w:t>E;S</w:t>
-      </w:r>
-      <w:proofErr w:type="gramEnd"/>
-      <w:r>
-        <w:rPr>
-          <w:rFonts w:ascii="Roboto" w:hAnsi="Roboto" w:cs="Segoe UI"/>
-          <w:sz w:val="22"/>
-          <w:szCs w:val="22"/>
-          <w:lang w:val="en-US"/>
-        </w:rPr>
-        <w:t>;</w:t>
+        <w:t>;324E;S;</w:t>
       </w:r>
       <w:r>
         <w:rPr>
@@ -22700,17 +21763,7 @@
           <w:szCs w:val="22"/>
           <w:lang w:val="en-US"/>
         </w:rPr>
-        <w:t>;324</w:t>
-      </w:r>
-      <w:proofErr w:type="gramStart"/>
-      <w:r>
-        <w:rPr>
-          <w:rFonts w:ascii="Roboto" w:hAnsi="Roboto" w:cs="Segoe UI"/>
-          <w:sz w:val="22"/>
-          <w:szCs w:val="22"/>
-          <w:lang w:val="en-US"/>
-        </w:rPr>
-        <w:t>E;</w:t>
+        <w:t>;324E;</w:t>
       </w:r>
       <w:r>
         <w:rPr>
@@ -22721,7 +21774,6 @@
         </w:rPr>
         <w:t>C</w:t>
       </w:r>
-      <w:proofErr w:type="gramEnd"/>
       <w:r>
         <w:rPr>
           <w:rFonts w:ascii="Roboto" w:hAnsi="Roboto" w:cs="Segoe UI"/>
@@ -22871,17 +21923,7 @@
           <w:szCs w:val="22"/>
           <w:lang w:val="en-US"/>
         </w:rPr>
-        <w:t>;324</w:t>
-      </w:r>
-      <w:proofErr w:type="gramStart"/>
-      <w:r>
-        <w:rPr>
-          <w:rFonts w:ascii="Roboto" w:hAnsi="Roboto" w:cs="Segoe UI"/>
-          <w:sz w:val="22"/>
-          <w:szCs w:val="22"/>
-          <w:lang w:val="en-US"/>
-        </w:rPr>
-        <w:t>E;</w:t>
+        <w:t>;324E;</w:t>
       </w:r>
       <w:r>
         <w:rPr>
@@ -22928,7 +21970,6 @@
         </w:rPr>
         <w:t>;</w:t>
       </w:r>
-      <w:proofErr w:type="gramEnd"/>
       <w:r>
         <w:rPr>
           <w:rFonts w:ascii="Roboto" w:hAnsi="Roboto" w:cs="Segoe UI"/>
@@ -23042,17 +22083,7 @@
           <w:szCs w:val="22"/>
           <w:lang w:val="en-US"/>
         </w:rPr>
-        <w:t>;324</w:t>
-      </w:r>
-      <w:proofErr w:type="gramStart"/>
-      <w:r>
-        <w:rPr>
-          <w:rFonts w:ascii="Roboto" w:hAnsi="Roboto" w:cs="Segoe UI"/>
-          <w:sz w:val="22"/>
-          <w:szCs w:val="22"/>
-          <w:lang w:val="en-US"/>
-        </w:rPr>
-        <w:t>E;</w:t>
+        <w:t>;324E;</w:t>
       </w:r>
       <w:r>
         <w:rPr>
@@ -23090,7 +22121,6 @@
         </w:rPr>
         <w:t>;</w:t>
       </w:r>
-      <w:proofErr w:type="gramEnd"/>
       <w:r>
         <w:rPr>
           <w:rFonts w:ascii="Roboto" w:hAnsi="Roboto" w:cs="Segoe UI"/>
@@ -23281,27 +22311,7 @@
           <w:szCs w:val="22"/>
           <w:lang w:val="en-US"/>
         </w:rPr>
-        <w:t xml:space="preserve">Please note, that in lists (# symbol, </w:t>
-      </w:r>
-      <w:proofErr w:type="gramStart"/>
-      <w:r>
-        <w:rPr>
-          <w:rFonts w:ascii="Roboto" w:hAnsi="Roboto" w:cs="Segoe UI"/>
-          <w:sz w:val="22"/>
-          <w:szCs w:val="22"/>
-          <w:lang w:val="en-US"/>
-        </w:rPr>
-        <w:t>e.g.</w:t>
-      </w:r>
-      <w:proofErr w:type="gramEnd"/>
-      <w:r>
-        <w:rPr>
-          <w:rFonts w:ascii="Roboto" w:hAnsi="Roboto" w:cs="Segoe UI"/>
-          <w:sz w:val="22"/>
-          <w:szCs w:val="22"/>
-          <w:lang w:val="en-US"/>
-        </w:rPr>
-        <w:t xml:space="preserve"> Path) the elements like latitude and longitude within an list element are separated by “,” and not by “;”.</w:t>
+        <w:t>Please note, that in lists (# symbol, e.g. Path) the elements like latitude and longitude within an list element are separated by “,” and not by “;”.</w:t>
       </w:r>
     </w:p>
     <w:p>
@@ -23417,23 +22427,7 @@
           <w:rFonts w:ascii="Roboto" w:hAnsi="Roboto" w:cs="Segoe UI"/>
           <w:lang w:val="en-US"/>
         </w:rPr>
-        <w:t xml:space="preserve">&lt;Annotation&gt;;&lt;additional </w:t>
-      </w:r>
-      <w:proofErr w:type="spellStart"/>
-      <w:r>
-        <w:rPr>
-          <w:rFonts w:ascii="Roboto" w:hAnsi="Roboto" w:cs="Segoe UI"/>
-          <w:lang w:val="en-US"/>
-        </w:rPr>
-        <w:t>GraphicType</w:t>
-      </w:r>
-      <w:proofErr w:type="spellEnd"/>
-      <w:r>
-        <w:rPr>
-          <w:rFonts w:ascii="Roboto" w:hAnsi="Roboto" w:cs="Segoe UI"/>
-          <w:lang w:val="en-US"/>
-        </w:rPr>
-        <w:t>-dependent parameters&gt;*</w:t>
+        <w:t>&lt;Annotation&gt;;&lt;additional GraphicType-dependent parameters&gt;*</w:t>
       </w:r>
     </w:p>
     <w:tbl>
@@ -23472,7 +22466,6 @@
                 <w:lang w:val="en-US"/>
               </w:rPr>
             </w:pPr>
-            <w:proofErr w:type="spellStart"/>
             <w:r>
               <w:rPr>
                 <w:rFonts w:ascii="Roboto" w:hAnsi="Roboto" w:cs="Segoe UI"/>
@@ -23491,7 +22484,6 @@
               </w:rPr>
               <w:t>ID</w:t>
             </w:r>
-            <w:proofErr w:type="spellEnd"/>
           </w:p>
         </w:tc>
         <w:tc>
@@ -23597,7 +22589,6 @@
                 <w:lang w:val="en-US"/>
               </w:rPr>
             </w:pPr>
-            <w:proofErr w:type="spellStart"/>
             <w:r>
               <w:rPr>
                 <w:rFonts w:ascii="Roboto" w:hAnsi="Roboto" w:cs="Segoe UI"/>
@@ -23607,7 +22598,6 @@
               </w:rPr>
               <w:t>DeleteFlag</w:t>
             </w:r>
-            <w:proofErr w:type="spellEnd"/>
           </w:p>
         </w:tc>
         <w:tc>
@@ -23756,7 +22746,6 @@
                 <w:lang w:val="en-US"/>
               </w:rPr>
             </w:pPr>
-            <w:proofErr w:type="spellStart"/>
             <w:r>
               <w:rPr>
                 <w:rFonts w:ascii="Roboto" w:hAnsi="Roboto" w:cs="Segoe UI"/>
@@ -23766,7 +22755,6 @@
               </w:rPr>
               <w:t>GraphicType</w:t>
             </w:r>
-            <w:proofErr w:type="spellEnd"/>
           </w:p>
         </w:tc>
         <w:tc>
@@ -23816,27 +22804,7 @@
                 <w:szCs w:val="22"/>
                 <w:lang w:val="en-US"/>
               </w:rPr>
-              <w:t>Point: &lt;Latitude&gt;[</w:t>
-            </w:r>
-            <w:proofErr w:type="gramStart"/>
-            <w:r>
-              <w:rPr>
-                <w:rFonts w:ascii="Roboto" w:hAnsi="Roboto" w:cs="Segoe UI"/>
-                <w:sz w:val="22"/>
-                <w:szCs w:val="22"/>
-                <w:lang w:val="en-US"/>
-              </w:rPr>
-              <w:t>°];&lt;</w:t>
-            </w:r>
-            <w:proofErr w:type="gramEnd"/>
-            <w:r>
-              <w:rPr>
-                <w:rFonts w:ascii="Roboto" w:hAnsi="Roboto" w:cs="Segoe UI"/>
-                <w:sz w:val="22"/>
-                <w:szCs w:val="22"/>
-                <w:lang w:val="en-US"/>
-              </w:rPr>
-              <w:t>Longitude&gt;[°];&lt;Altitude&gt;[m]</w:t>
+              <w:t>Point: &lt;Latitude&gt;[°];&lt;Longitude&gt;[°];&lt;Altitude&gt;[m]</w:t>
             </w:r>
           </w:p>
         </w:tc>
@@ -23906,27 +22874,7 @@
                 <w:szCs w:val="22"/>
                 <w:lang w:val="en-US"/>
               </w:rPr>
-              <w:t>Path: &lt;Latitude&gt;[°</w:t>
-            </w:r>
-            <w:proofErr w:type="gramStart"/>
-            <w:r>
-              <w:rPr>
-                <w:rFonts w:ascii="Roboto" w:hAnsi="Roboto" w:cs="Segoe UI"/>
-                <w:sz w:val="22"/>
-                <w:szCs w:val="22"/>
-                <w:lang w:val="en-US"/>
-              </w:rPr>
-              <w:t>],&lt;</w:t>
-            </w:r>
-            <w:proofErr w:type="gramEnd"/>
-            <w:r>
-              <w:rPr>
-                <w:rFonts w:ascii="Roboto" w:hAnsi="Roboto" w:cs="Segoe UI"/>
-                <w:sz w:val="22"/>
-                <w:szCs w:val="22"/>
-                <w:lang w:val="en-US"/>
-              </w:rPr>
-              <w:t>Longitude&gt;[°],&lt;Altitude&gt;[m]# …</w:t>
+              <w:t>Path: &lt;Latitude&gt;[°],&lt;Longitude&gt;[°],&lt;Altitude&gt;[m]# …</w:t>
             </w:r>
           </w:p>
         </w:tc>
@@ -24004,27 +22952,7 @@
                 <w:szCs w:val="22"/>
                 <w:lang w:val="en-US"/>
               </w:rPr>
-              <w:t>Polygon: &lt;Latitude&gt;[°</w:t>
-            </w:r>
-            <w:proofErr w:type="gramStart"/>
-            <w:r>
-              <w:rPr>
-                <w:rFonts w:ascii="Roboto" w:hAnsi="Roboto" w:cs="Segoe UI"/>
-                <w:sz w:val="22"/>
-                <w:szCs w:val="22"/>
-                <w:lang w:val="en-US"/>
-              </w:rPr>
-              <w:t>],&lt;</w:t>
-            </w:r>
-            <w:proofErr w:type="gramEnd"/>
-            <w:r>
-              <w:rPr>
-                <w:rFonts w:ascii="Roboto" w:hAnsi="Roboto" w:cs="Segoe UI"/>
-                <w:sz w:val="22"/>
-                <w:szCs w:val="22"/>
-                <w:lang w:val="en-US"/>
-              </w:rPr>
-              <w:t>Longitude&gt;[°],&lt;Altitude&gt;[m]# …</w:t>
+              <w:t>Polygon: &lt;Latitude&gt;[°],&lt;Longitude&gt;[°],&lt;Altitude&gt;[m]# …</w:t>
             </w:r>
           </w:p>
         </w:tc>
@@ -24120,27 +23048,7 @@
                 <w:szCs w:val="22"/>
                 <w:lang w:val="en-US"/>
               </w:rPr>
-              <w:t>Latitude&gt;[°</w:t>
-            </w:r>
-            <w:proofErr w:type="gramStart"/>
-            <w:r>
-              <w:rPr>
-                <w:rFonts w:ascii="Roboto" w:hAnsi="Roboto" w:cs="Segoe UI"/>
-                <w:sz w:val="22"/>
-                <w:szCs w:val="22"/>
-                <w:lang w:val="en-US"/>
-              </w:rPr>
-              <w:t>],&lt;</w:t>
-            </w:r>
-            <w:proofErr w:type="gramEnd"/>
-            <w:r>
-              <w:rPr>
-                <w:rFonts w:ascii="Roboto" w:hAnsi="Roboto" w:cs="Segoe UI"/>
-                <w:sz w:val="22"/>
-                <w:szCs w:val="22"/>
-                <w:lang w:val="en-US"/>
-              </w:rPr>
-              <w:t>Longitude&gt;[°],&lt;Altitude&gt;[m]</w:t>
+              <w:t>Latitude&gt;[°],&lt;Longitude&gt;[°],&lt;Altitude&gt;[m]</w:t>
             </w:r>
             <w:r>
               <w:rPr>
@@ -24281,27 +23189,7 @@
                 <w:szCs w:val="22"/>
                 <w:lang w:val="en-US"/>
               </w:rPr>
-              <w:t>Square: &lt;Latitude&gt;[</w:t>
-            </w:r>
-            <w:proofErr w:type="gramStart"/>
-            <w:r>
-              <w:rPr>
-                <w:rFonts w:ascii="Roboto" w:hAnsi="Roboto" w:cs="Segoe UI"/>
-                <w:sz w:val="22"/>
-                <w:szCs w:val="22"/>
-                <w:lang w:val="en-US"/>
-              </w:rPr>
-              <w:t>°];&lt;</w:t>
-            </w:r>
-            <w:proofErr w:type="gramEnd"/>
-            <w:r>
-              <w:rPr>
-                <w:rFonts w:ascii="Roboto" w:hAnsi="Roboto" w:cs="Segoe UI"/>
-                <w:sz w:val="22"/>
-                <w:szCs w:val="22"/>
-                <w:lang w:val="en-US"/>
-              </w:rPr>
-              <w:t>Longitude&gt;[°];&lt;Altitude&gt;[m];</w:t>
+              <w:t>Square: &lt;Latitude&gt;[°];&lt;Longitude&gt;[°];&lt;Altitude&gt;[m];</w:t>
             </w:r>
             <w:r>
               <w:rPr>
@@ -24435,7 +23323,6 @@
               </w:rPr>
               <w:t>Circle: &lt;</w:t>
             </w:r>
-            <w:proofErr w:type="spellStart"/>
             <w:r>
               <w:rPr>
                 <w:rFonts w:ascii="Roboto" w:hAnsi="Roboto" w:cs="Segoe UI"/>
@@ -24452,30 +23339,8 @@
                 <w:szCs w:val="22"/>
                 <w:lang w:val="en-US"/>
               </w:rPr>
-              <w:t>Latitude</w:t>
-            </w:r>
-            <w:proofErr w:type="spellEnd"/>
-            <w:r>
-              <w:rPr>
-                <w:rFonts w:ascii="Roboto" w:hAnsi="Roboto" w:cs="Segoe UI"/>
-                <w:sz w:val="22"/>
-                <w:szCs w:val="22"/>
-                <w:lang w:val="en-US"/>
-              </w:rPr>
-              <w:t>&gt;[</w:t>
-            </w:r>
-            <w:proofErr w:type="gramStart"/>
-            <w:r>
-              <w:rPr>
-                <w:rFonts w:ascii="Roboto" w:hAnsi="Roboto" w:cs="Segoe UI"/>
-                <w:sz w:val="22"/>
-                <w:szCs w:val="22"/>
-                <w:lang w:val="en-US"/>
-              </w:rPr>
-              <w:t>°];&lt;</w:t>
-            </w:r>
-            <w:proofErr w:type="spellStart"/>
-            <w:proofErr w:type="gramEnd"/>
+              <w:t>Latitude&gt;[°];&lt;</w:t>
+            </w:r>
             <w:r>
               <w:rPr>
                 <w:rFonts w:ascii="Roboto" w:hAnsi="Roboto" w:cs="Segoe UI"/>
@@ -24492,19 +23357,8 @@
                 <w:szCs w:val="22"/>
                 <w:lang w:val="en-US"/>
               </w:rPr>
-              <w:t>Longitude</w:t>
-            </w:r>
-            <w:proofErr w:type="spellEnd"/>
-            <w:r>
-              <w:rPr>
-                <w:rFonts w:ascii="Roboto" w:hAnsi="Roboto" w:cs="Segoe UI"/>
-                <w:sz w:val="22"/>
-                <w:szCs w:val="22"/>
-                <w:lang w:val="en-US"/>
-              </w:rPr>
-              <w:t>&gt;[°];&lt;</w:t>
-            </w:r>
-            <w:proofErr w:type="spellStart"/>
+              <w:t>Longitude&gt;[°];&lt;</w:t>
+            </w:r>
             <w:r>
               <w:rPr>
                 <w:rFonts w:ascii="Roboto" w:hAnsi="Roboto" w:cs="Segoe UI"/>
@@ -24521,17 +23375,7 @@
                 <w:szCs w:val="22"/>
                 <w:lang w:val="en-US"/>
               </w:rPr>
-              <w:t>Altitude</w:t>
-            </w:r>
-            <w:proofErr w:type="spellEnd"/>
-            <w:r>
-              <w:rPr>
-                <w:rFonts w:ascii="Roboto" w:hAnsi="Roboto" w:cs="Segoe UI"/>
-                <w:sz w:val="22"/>
-                <w:szCs w:val="22"/>
-                <w:lang w:val="en-US"/>
-              </w:rPr>
-              <w:t>&gt;[m]</w:t>
+              <w:t>Altitude&gt;[m]</w:t>
             </w:r>
             <w:r>
               <w:rPr>
@@ -24576,27 +23420,7 @@
                 <w:szCs w:val="22"/>
                 <w:lang w:val="en-US"/>
               </w:rPr>
-              <w:t>&lt;</w:t>
-            </w:r>
-            <w:proofErr w:type="spellStart"/>
-            <w:r>
-              <w:rPr>
-                <w:rFonts w:ascii="Roboto" w:hAnsi="Roboto" w:cs="Segoe UI"/>
-                <w:sz w:val="22"/>
-                <w:szCs w:val="22"/>
-                <w:lang w:val="en-US"/>
-              </w:rPr>
-              <w:t>StartAngle</w:t>
-            </w:r>
-            <w:proofErr w:type="spellEnd"/>
-            <w:r>
-              <w:rPr>
-                <w:rFonts w:ascii="Roboto" w:hAnsi="Roboto" w:cs="Segoe UI"/>
-                <w:sz w:val="22"/>
-                <w:szCs w:val="22"/>
-                <w:lang w:val="en-US"/>
-              </w:rPr>
-              <w:t>&gt;</w:t>
+              <w:t>&lt;StartAngle&gt;</w:t>
             </w:r>
             <w:r>
               <w:rPr>
@@ -24614,27 +23438,7 @@
                 <w:szCs w:val="22"/>
                 <w:lang w:val="en-US"/>
               </w:rPr>
-              <w:t>;&lt;</w:t>
-            </w:r>
-            <w:proofErr w:type="spellStart"/>
-            <w:r>
-              <w:rPr>
-                <w:rFonts w:ascii="Roboto" w:hAnsi="Roboto" w:cs="Segoe UI"/>
-                <w:sz w:val="22"/>
-                <w:szCs w:val="22"/>
-                <w:lang w:val="en-US"/>
-              </w:rPr>
-              <w:t>EndAngle</w:t>
-            </w:r>
-            <w:proofErr w:type="spellEnd"/>
-            <w:r>
-              <w:rPr>
-                <w:rFonts w:ascii="Roboto" w:hAnsi="Roboto" w:cs="Segoe UI"/>
-                <w:sz w:val="22"/>
-                <w:szCs w:val="22"/>
-                <w:lang w:val="en-US"/>
-              </w:rPr>
-              <w:t>&gt;</w:t>
+              <w:t>;&lt;EndAngle&gt;</w:t>
             </w:r>
             <w:r>
               <w:rPr>
@@ -24739,78 +23543,7 @@
                 <w:szCs w:val="22"/>
                 <w:lang w:val="en-US"/>
               </w:rPr>
-              <w:t>&lt;</w:t>
-            </w:r>
-            <w:proofErr w:type="spellStart"/>
-            <w:r>
-              <w:rPr>
-                <w:rFonts w:ascii="Roboto" w:hAnsi="Roboto" w:cs="Segoe UI"/>
-                <w:sz w:val="22"/>
-                <w:szCs w:val="22"/>
-                <w:lang w:val="en-US"/>
-              </w:rPr>
-              <w:t>CenterLatitude</w:t>
-            </w:r>
-            <w:proofErr w:type="spellEnd"/>
-            <w:r>
-              <w:rPr>
-                <w:rFonts w:ascii="Roboto" w:hAnsi="Roboto" w:cs="Segoe UI"/>
-                <w:sz w:val="22"/>
-                <w:szCs w:val="22"/>
-                <w:lang w:val="en-US"/>
-              </w:rPr>
-              <w:t>&gt;[</w:t>
-            </w:r>
-            <w:proofErr w:type="gramStart"/>
-            <w:r>
-              <w:rPr>
-                <w:rFonts w:ascii="Roboto" w:hAnsi="Roboto" w:cs="Segoe UI"/>
-                <w:sz w:val="22"/>
-                <w:szCs w:val="22"/>
-                <w:lang w:val="en-US"/>
-              </w:rPr>
-              <w:t>°];&lt;</w:t>
-            </w:r>
-            <w:proofErr w:type="spellStart"/>
-            <w:proofErr w:type="gramEnd"/>
-            <w:r>
-              <w:rPr>
-                <w:rFonts w:ascii="Roboto" w:hAnsi="Roboto" w:cs="Segoe UI"/>
-                <w:sz w:val="22"/>
-                <w:szCs w:val="22"/>
-                <w:lang w:val="en-US"/>
-              </w:rPr>
-              <w:t>CenterLongitude</w:t>
-            </w:r>
-            <w:proofErr w:type="spellEnd"/>
-            <w:r>
-              <w:rPr>
-                <w:rFonts w:ascii="Roboto" w:hAnsi="Roboto" w:cs="Segoe UI"/>
-                <w:sz w:val="22"/>
-                <w:szCs w:val="22"/>
-                <w:lang w:val="en-US"/>
-              </w:rPr>
-              <w:t>&gt;[°];&lt;</w:t>
-            </w:r>
-            <w:proofErr w:type="spellStart"/>
-            <w:r>
-              <w:rPr>
-                <w:rFonts w:ascii="Roboto" w:hAnsi="Roboto" w:cs="Segoe UI"/>
-                <w:sz w:val="22"/>
-                <w:szCs w:val="22"/>
-                <w:lang w:val="en-US"/>
-              </w:rPr>
-              <w:t>CenterAltitude</w:t>
-            </w:r>
-            <w:proofErr w:type="spellEnd"/>
-            <w:r>
-              <w:rPr>
-                <w:rFonts w:ascii="Roboto" w:hAnsi="Roboto" w:cs="Segoe UI"/>
-                <w:sz w:val="22"/>
-                <w:szCs w:val="22"/>
-                <w:lang w:val="en-US"/>
-              </w:rPr>
-              <w:t>&gt;[m]</w:t>
+              <w:t>&lt;CenterLatitude&gt;[°];&lt;CenterLongitude&gt;[°];&lt;CenterAltitude&gt;[m]</w:t>
             </w:r>
             <w:r>
               <w:rPr>
@@ -24837,47 +23570,7 @@
                 <w:szCs w:val="22"/>
                 <w:lang w:val="en-US"/>
               </w:rPr>
-              <w:t>&lt;</w:t>
-            </w:r>
-            <w:proofErr w:type="spellStart"/>
-            <w:r>
-              <w:rPr>
-                <w:rFonts w:ascii="Roboto" w:hAnsi="Roboto" w:cs="Segoe UI"/>
-                <w:sz w:val="22"/>
-                <w:szCs w:val="22"/>
-                <w:lang w:val="en-US"/>
-              </w:rPr>
-              <w:t>RadiusX</w:t>
-            </w:r>
-            <w:proofErr w:type="spellEnd"/>
-            <w:r>
-              <w:rPr>
-                <w:rFonts w:ascii="Roboto" w:hAnsi="Roboto" w:cs="Segoe UI"/>
-                <w:sz w:val="22"/>
-                <w:szCs w:val="22"/>
-                <w:lang w:val="en-US"/>
-              </w:rPr>
-              <w:t>&gt;[m];&lt;</w:t>
-            </w:r>
-            <w:proofErr w:type="spellStart"/>
-            <w:r>
-              <w:rPr>
-                <w:rFonts w:ascii="Roboto" w:hAnsi="Roboto" w:cs="Segoe UI"/>
-                <w:sz w:val="22"/>
-                <w:szCs w:val="22"/>
-                <w:lang w:val="en-US"/>
-              </w:rPr>
-              <w:t>RadiusY</w:t>
-            </w:r>
-            <w:proofErr w:type="spellEnd"/>
-            <w:r>
-              <w:rPr>
-                <w:rFonts w:ascii="Roboto" w:hAnsi="Roboto" w:cs="Segoe UI"/>
-                <w:sz w:val="22"/>
-                <w:szCs w:val="22"/>
-                <w:lang w:val="en-US"/>
-              </w:rPr>
-              <w:t>&gt;[m]</w:t>
+              <w:t>&lt;RadiusX&gt;[m];&lt;RadiusY&gt;[m]</w:t>
             </w:r>
             <w:r>
               <w:rPr>
@@ -25009,27 +23702,7 @@
                 <w:szCs w:val="22"/>
                 <w:lang w:val="en-US"/>
               </w:rPr>
-              <w:t>Block: &lt;Latitude&gt;[</w:t>
-            </w:r>
-            <w:proofErr w:type="gramStart"/>
-            <w:r>
-              <w:rPr>
-                <w:rFonts w:ascii="Roboto" w:hAnsi="Roboto" w:cs="Segoe UI"/>
-                <w:sz w:val="22"/>
-                <w:szCs w:val="22"/>
-                <w:lang w:val="en-US"/>
-              </w:rPr>
-              <w:t>°];&lt;</w:t>
-            </w:r>
-            <w:proofErr w:type="gramEnd"/>
-            <w:r>
-              <w:rPr>
-                <w:rFonts w:ascii="Roboto" w:hAnsi="Roboto" w:cs="Segoe UI"/>
-                <w:sz w:val="22"/>
-                <w:szCs w:val="22"/>
-                <w:lang w:val="en-US"/>
-              </w:rPr>
-              <w:t>Longitude&gt;[°];&lt;Altitude&gt;[m];</w:t>
+              <w:t>Block: &lt;Latitude&gt;[°];&lt;Longitude&gt;[°];&lt;Altitude&gt;[m];</w:t>
             </w:r>
             <w:r>
               <w:rPr>
@@ -25110,17 +23783,7 @@
                 <w:szCs w:val="22"/>
                 <w:lang w:val="en-US"/>
               </w:rPr>
-              <w:t>&lt;</w:t>
-            </w:r>
-            <w:proofErr w:type="spellStart"/>
-            <w:r>
-              <w:rPr>
-                <w:rFonts w:ascii="Roboto" w:hAnsi="Roboto" w:cs="Segoe UI"/>
-                <w:sz w:val="22"/>
-                <w:szCs w:val="22"/>
-                <w:lang w:val="en-US"/>
-              </w:rPr>
-              <w:t>R</w:t>
+              <w:t>&lt;R</w:t>
             </w:r>
             <w:r>
               <w:rPr>
@@ -25138,17 +23801,7 @@
                 <w:szCs w:val="22"/>
                 <w:lang w:val="en-US"/>
               </w:rPr>
-              <w:t>X</w:t>
-            </w:r>
-            <w:proofErr w:type="spellEnd"/>
-            <w:r>
-              <w:rPr>
-                <w:rFonts w:ascii="Roboto" w:hAnsi="Roboto" w:cs="Segoe UI"/>
-                <w:sz w:val="22"/>
-                <w:szCs w:val="22"/>
-                <w:lang w:val="en-US"/>
-              </w:rPr>
-              <w:t>&gt;[</w:t>
+              <w:t>X&gt;[</w:t>
             </w:r>
             <w:r>
               <w:rPr>
@@ -25166,17 +23819,7 @@
                 <w:szCs w:val="22"/>
                 <w:lang w:val="en-US"/>
               </w:rPr>
-              <w:t>];&lt;</w:t>
-            </w:r>
-            <w:proofErr w:type="spellStart"/>
-            <w:r>
-              <w:rPr>
-                <w:rFonts w:ascii="Roboto" w:hAnsi="Roboto" w:cs="Segoe UI"/>
-                <w:sz w:val="22"/>
-                <w:szCs w:val="22"/>
-                <w:lang w:val="en-US"/>
-              </w:rPr>
-              <w:t>R</w:t>
+              <w:t>];&lt;R</w:t>
             </w:r>
             <w:r>
               <w:rPr>
@@ -25194,17 +23837,7 @@
                 <w:szCs w:val="22"/>
                 <w:lang w:val="en-US"/>
               </w:rPr>
-              <w:t>Y</w:t>
-            </w:r>
-            <w:proofErr w:type="spellEnd"/>
-            <w:r>
-              <w:rPr>
-                <w:rFonts w:ascii="Roboto" w:hAnsi="Roboto" w:cs="Segoe UI"/>
-                <w:sz w:val="22"/>
-                <w:szCs w:val="22"/>
-                <w:lang w:val="en-US"/>
-              </w:rPr>
-              <w:t>&gt;[</w:t>
+              <w:t>Y&gt;[</w:t>
             </w:r>
             <w:r>
               <w:rPr>
@@ -25222,17 +23855,7 @@
                 <w:szCs w:val="22"/>
                 <w:lang w:val="en-US"/>
               </w:rPr>
-              <w:t>];&lt;</w:t>
-            </w:r>
-            <w:proofErr w:type="spellStart"/>
-            <w:r>
-              <w:rPr>
-                <w:rFonts w:ascii="Roboto" w:hAnsi="Roboto" w:cs="Segoe UI"/>
-                <w:sz w:val="22"/>
-                <w:szCs w:val="22"/>
-                <w:lang w:val="en-US"/>
-              </w:rPr>
-              <w:t>R</w:t>
+              <w:t>];&lt;R</w:t>
             </w:r>
             <w:r>
               <w:rPr>
@@ -25250,17 +23873,7 @@
                 <w:szCs w:val="22"/>
                 <w:lang w:val="en-US"/>
               </w:rPr>
-              <w:t>Z</w:t>
-            </w:r>
-            <w:proofErr w:type="spellEnd"/>
-            <w:r>
-              <w:rPr>
-                <w:rFonts w:ascii="Roboto" w:hAnsi="Roboto" w:cs="Segoe UI"/>
-                <w:sz w:val="22"/>
-                <w:szCs w:val="22"/>
-                <w:lang w:val="en-US"/>
-              </w:rPr>
-              <w:t>&gt;[</w:t>
+              <w:t>Z&gt;[</w:t>
             </w:r>
             <w:r>
               <w:rPr>
@@ -25356,27 +23969,7 @@
                 <w:szCs w:val="22"/>
                 <w:lang w:val="en-US"/>
               </w:rPr>
-              <w:t>Sphere: &lt;Latitude&gt;[</w:t>
-            </w:r>
-            <w:proofErr w:type="gramStart"/>
-            <w:r>
-              <w:rPr>
-                <w:rFonts w:ascii="Roboto" w:hAnsi="Roboto" w:cs="Segoe UI"/>
-                <w:sz w:val="22"/>
-                <w:szCs w:val="22"/>
-                <w:lang w:val="en-US"/>
-              </w:rPr>
-              <w:t>°];&lt;</w:t>
-            </w:r>
-            <w:proofErr w:type="gramEnd"/>
-            <w:r>
-              <w:rPr>
-                <w:rFonts w:ascii="Roboto" w:hAnsi="Roboto" w:cs="Segoe UI"/>
-                <w:sz w:val="22"/>
-                <w:szCs w:val="22"/>
-                <w:lang w:val="en-US"/>
-              </w:rPr>
-              <w:t>Longitude&gt;[°];&lt;Altitude&gt;[m];</w:t>
+              <w:t>Sphere: &lt;Latitude&gt;[°];&lt;Longitude&gt;[°];&lt;Altitude&gt;[m];</w:t>
             </w:r>
             <w:r>
               <w:rPr>
@@ -25490,78 +24083,7 @@
                 <w:szCs w:val="22"/>
                 <w:lang w:val="en-US"/>
               </w:rPr>
-              <w:t>Ellipsoid: &lt;</w:t>
-            </w:r>
-            <w:proofErr w:type="spellStart"/>
-            <w:r>
-              <w:rPr>
-                <w:rFonts w:ascii="Roboto" w:hAnsi="Roboto" w:cs="Segoe UI"/>
-                <w:sz w:val="22"/>
-                <w:szCs w:val="22"/>
-                <w:lang w:val="en-US"/>
-              </w:rPr>
-              <w:t>CenterLatitude</w:t>
-            </w:r>
-            <w:proofErr w:type="spellEnd"/>
-            <w:r>
-              <w:rPr>
-                <w:rFonts w:ascii="Roboto" w:hAnsi="Roboto" w:cs="Segoe UI"/>
-                <w:sz w:val="22"/>
-                <w:szCs w:val="22"/>
-                <w:lang w:val="en-US"/>
-              </w:rPr>
-              <w:t>&gt;[</w:t>
-            </w:r>
-            <w:proofErr w:type="gramStart"/>
-            <w:r>
-              <w:rPr>
-                <w:rFonts w:ascii="Roboto" w:hAnsi="Roboto" w:cs="Segoe UI"/>
-                <w:sz w:val="22"/>
-                <w:szCs w:val="22"/>
-                <w:lang w:val="en-US"/>
-              </w:rPr>
-              <w:t>°];&lt;</w:t>
-            </w:r>
-            <w:proofErr w:type="spellStart"/>
-            <w:proofErr w:type="gramEnd"/>
-            <w:r>
-              <w:rPr>
-                <w:rFonts w:ascii="Roboto" w:hAnsi="Roboto" w:cs="Segoe UI"/>
-                <w:sz w:val="22"/>
-                <w:szCs w:val="22"/>
-                <w:lang w:val="en-US"/>
-              </w:rPr>
-              <w:t>CenterLongitude</w:t>
-            </w:r>
-            <w:proofErr w:type="spellEnd"/>
-            <w:r>
-              <w:rPr>
-                <w:rFonts w:ascii="Roboto" w:hAnsi="Roboto" w:cs="Segoe UI"/>
-                <w:sz w:val="22"/>
-                <w:szCs w:val="22"/>
-                <w:lang w:val="en-US"/>
-              </w:rPr>
-              <w:t>&gt;[°];&lt;</w:t>
-            </w:r>
-            <w:proofErr w:type="spellStart"/>
-            <w:r>
-              <w:rPr>
-                <w:rFonts w:ascii="Roboto" w:hAnsi="Roboto" w:cs="Segoe UI"/>
-                <w:sz w:val="22"/>
-                <w:szCs w:val="22"/>
-                <w:lang w:val="en-US"/>
-              </w:rPr>
-              <w:t>CenterAltitude</w:t>
-            </w:r>
-            <w:proofErr w:type="spellEnd"/>
-            <w:r>
-              <w:rPr>
-                <w:rFonts w:ascii="Roboto" w:hAnsi="Roboto" w:cs="Segoe UI"/>
-                <w:sz w:val="22"/>
-                <w:szCs w:val="22"/>
-                <w:lang w:val="en-US"/>
-              </w:rPr>
-              <w:t>&gt;[m];</w:t>
+              <w:t>Ellipsoid: &lt;CenterLatitude&gt;[°];&lt;CenterLongitude&gt;[°];&lt;CenterAltitude&gt;[m];</w:t>
             </w:r>
             <w:r>
               <w:rPr>
@@ -25759,7 +24281,6 @@
                 <w:lang w:val="en-US"/>
               </w:rPr>
             </w:pPr>
-            <w:proofErr w:type="spellStart"/>
             <w:r>
               <w:rPr>
                 <w:rFonts w:ascii="Roboto" w:hAnsi="Roboto" w:cs="Segoe UI"/>
@@ -25769,35 +24290,14 @@
               </w:rPr>
               <w:t>SensorFieldOfView</w:t>
             </w:r>
-            <w:proofErr w:type="spellEnd"/>
-            <w:r>
-              <w:rPr>
-                <w:rFonts w:ascii="Roboto" w:hAnsi="Roboto" w:cs="Segoe UI"/>
-                <w:sz w:val="22"/>
-                <w:szCs w:val="22"/>
-                <w:lang w:val="en-US"/>
-              </w:rPr>
-              <w:t>: &lt;Azimuth&gt;[</w:t>
-            </w:r>
-            <w:proofErr w:type="gramStart"/>
-            <w:r>
-              <w:rPr>
-                <w:rFonts w:ascii="Roboto" w:hAnsi="Roboto" w:cs="Segoe UI"/>
-                <w:sz w:val="22"/>
-                <w:szCs w:val="22"/>
-                <w:lang w:val="en-US"/>
-              </w:rPr>
-              <w:t>°];&lt;</w:t>
-            </w:r>
-            <w:proofErr w:type="gramEnd"/>
-            <w:r>
-              <w:rPr>
-                <w:rFonts w:ascii="Roboto" w:hAnsi="Roboto" w:cs="Segoe UI"/>
-                <w:sz w:val="22"/>
-                <w:szCs w:val="22"/>
-                <w:lang w:val="en-US"/>
-              </w:rPr>
-              <w:t>Elevation&gt;[°];&lt;</w:t>
+            <w:r>
+              <w:rPr>
+                <w:rFonts w:ascii="Roboto" w:hAnsi="Roboto" w:cs="Segoe UI"/>
+                <w:sz w:val="22"/>
+                <w:szCs w:val="22"/>
+                <w:lang w:val="en-US"/>
+              </w:rPr>
+              <w:t>: &lt;Azimuth&gt;[°];&lt;Elevation&gt;[°];&lt;</w:t>
             </w:r>
             <w:r>
               <w:rPr>
@@ -25868,7 +24368,6 @@
                 <w:lang w:val="en-US"/>
               </w:rPr>
             </w:pPr>
-            <w:proofErr w:type="spellStart"/>
             <w:r>
               <w:rPr>
                 <w:rFonts w:ascii="Roboto" w:hAnsi="Roboto" w:cs="Segoe UI"/>
@@ -25885,37 +24384,7 @@
                 <w:szCs w:val="22"/>
                 <w:lang w:val="en-US"/>
               </w:rPr>
-              <w:t>FieldOfFire</w:t>
-            </w:r>
-            <w:proofErr w:type="spellEnd"/>
-            <w:r>
-              <w:rPr>
-                <w:rFonts w:ascii="Roboto" w:hAnsi="Roboto" w:cs="Segoe UI"/>
-                <w:sz w:val="22"/>
-                <w:szCs w:val="22"/>
-                <w:lang w:val="en-US"/>
-              </w:rPr>
-              <w:t>: &lt;Azimuth&gt;[</w:t>
-            </w:r>
-            <w:proofErr w:type="gramStart"/>
-            <w:r>
-              <w:rPr>
-                <w:rFonts w:ascii="Roboto" w:hAnsi="Roboto" w:cs="Segoe UI"/>
-                <w:sz w:val="22"/>
-                <w:szCs w:val="22"/>
-                <w:lang w:val="en-US"/>
-              </w:rPr>
-              <w:t>°];&lt;</w:t>
-            </w:r>
-            <w:proofErr w:type="gramEnd"/>
-            <w:r>
-              <w:rPr>
-                <w:rFonts w:ascii="Roboto" w:hAnsi="Roboto" w:cs="Segoe UI"/>
-                <w:sz w:val="22"/>
-                <w:szCs w:val="22"/>
-                <w:lang w:val="en-US"/>
-              </w:rPr>
-              <w:t>Elevation&gt;[°];&lt;</w:t>
+              <w:t>FieldOfFire: &lt;Azimuth&gt;[°];&lt;Elevation&gt;[°];&lt;</w:t>
             </w:r>
             <w:r>
               <w:rPr>
@@ -25944,7 +24413,6 @@
                 <w:lang w:val="en-US"/>
               </w:rPr>
             </w:pPr>
-            <w:proofErr w:type="spellStart"/>
             <w:r>
               <w:rPr>
                 <w:rFonts w:ascii="Roboto" w:hAnsi="Roboto" w:cs="Segoe UI"/>
@@ -25954,7 +24422,6 @@
               </w:rPr>
               <w:t>LineWidth</w:t>
             </w:r>
-            <w:proofErr w:type="spellEnd"/>
           </w:p>
         </w:tc>
         <w:tc>
@@ -26024,7 +24491,6 @@
                 <w:lang w:val="en-US"/>
               </w:rPr>
             </w:pPr>
-            <w:proofErr w:type="spellStart"/>
             <w:r>
               <w:rPr>
                 <w:rFonts w:ascii="Roboto" w:hAnsi="Roboto" w:cs="Segoe UI"/>
@@ -26034,7 +24500,6 @@
               </w:rPr>
               <w:t>LineColor</w:t>
             </w:r>
-            <w:proofErr w:type="spellEnd"/>
           </w:p>
         </w:tc>
         <w:tc>
@@ -26104,7 +24569,6 @@
                 <w:lang w:val="en-US"/>
               </w:rPr>
             </w:pPr>
-            <w:proofErr w:type="spellStart"/>
             <w:r>
               <w:rPr>
                 <w:rFonts w:ascii="Roboto" w:hAnsi="Roboto" w:cs="Segoe UI"/>
@@ -26114,7 +24578,6 @@
               </w:rPr>
               <w:t>FillColor</w:t>
             </w:r>
-            <w:proofErr w:type="spellEnd"/>
           </w:p>
         </w:tc>
         <w:tc>
@@ -26202,7 +24665,6 @@
                 <w:lang w:val="en-US"/>
               </w:rPr>
             </w:pPr>
-            <w:proofErr w:type="spellStart"/>
             <w:r>
               <w:rPr>
                 <w:rFonts w:ascii="Roboto" w:hAnsi="Roboto" w:cs="Segoe UI"/>
@@ -26213,7 +24675,6 @@
               <w:lastRenderedPageBreak/>
               <w:t>TextColor</w:t>
             </w:r>
-            <w:proofErr w:type="spellEnd"/>
           </w:p>
         </w:tc>
         <w:tc>
@@ -26338,52 +24799,24 @@
                 <w:sz w:val="22"/>
                 <w:szCs w:val="22"/>
               </w:rPr>
-              <w:t xml:space="preserve">Text </w:t>
-            </w:r>
-            <w:proofErr w:type="spellStart"/>
+              <w:t xml:space="preserve">Text is </w:t>
+            </w:r>
             <w:r>
               <w:rPr>
                 <w:rFonts w:ascii="Roboto" w:hAnsi="Roboto"/>
                 <w:sz w:val="22"/>
                 <w:szCs w:val="22"/>
               </w:rPr>
-              <w:t>is</w:t>
-            </w:r>
-            <w:proofErr w:type="spellEnd"/>
+              <w:t>BASE64</w:t>
+            </w:r>
             <w:r>
               <w:rPr>
                 <w:rFonts w:ascii="Roboto" w:hAnsi="Roboto"/>
                 <w:sz w:val="22"/>
                 <w:szCs w:val="22"/>
               </w:rPr>
-              <w:t xml:space="preserve"> </w:t>
-            </w:r>
-            <w:r>
-              <w:rPr>
-                <w:rFonts w:ascii="Roboto" w:hAnsi="Roboto"/>
-                <w:sz w:val="22"/>
-                <w:szCs w:val="22"/>
-              </w:rPr>
-              <w:t>BASE64</w:t>
-            </w:r>
-            <w:r>
-              <w:rPr>
-                <w:rFonts w:ascii="Roboto" w:hAnsi="Roboto"/>
-                <w:sz w:val="22"/>
-                <w:szCs w:val="22"/>
-              </w:rPr>
-              <w:t xml:space="preserve"> </w:t>
-            </w:r>
-            <w:proofErr w:type="spellStart"/>
-            <w:r>
-              <w:rPr>
-                <w:rFonts w:ascii="Roboto" w:hAnsi="Roboto"/>
-                <w:sz w:val="22"/>
-                <w:szCs w:val="22"/>
-              </w:rPr>
-              <w:t>encoded</w:t>
-            </w:r>
-            <w:proofErr w:type="spellEnd"/>
+              <w:t xml:space="preserve"> encoded</w:t>
+            </w:r>
           </w:p>
         </w:tc>
       </w:tr>
@@ -26449,36 +24882,8 @@
                 <w:sz w:val="22"/>
                 <w:szCs w:val="22"/>
               </w:rPr>
-              <w:t xml:space="preserve">Text </w:t>
-            </w:r>
-            <w:proofErr w:type="spellStart"/>
-            <w:r>
-              <w:rPr>
-                <w:rFonts w:ascii="Roboto" w:hAnsi="Roboto"/>
-                <w:sz w:val="22"/>
-                <w:szCs w:val="22"/>
-              </w:rPr>
-              <w:t>is</w:t>
-            </w:r>
-            <w:proofErr w:type="spellEnd"/>
-            <w:r>
-              <w:rPr>
-                <w:rFonts w:ascii="Roboto" w:hAnsi="Roboto"/>
-                <w:sz w:val="22"/>
-                <w:szCs w:val="22"/>
-              </w:rPr>
-              <w:t xml:space="preserve"> not </w:t>
-            </w:r>
-            <w:proofErr w:type="spellStart"/>
-            <w:r>
-              <w:rPr>
-                <w:rFonts w:ascii="Roboto" w:hAnsi="Roboto"/>
-                <w:sz w:val="22"/>
-                <w:szCs w:val="22"/>
-              </w:rPr>
-              <w:t>encoded</w:t>
-            </w:r>
-            <w:proofErr w:type="spellEnd"/>
+              <w:t>Text is not encoded</w:t>
+            </w:r>
           </w:p>
         </w:tc>
       </w:tr>
@@ -26613,27 +25018,7 @@
           <w:szCs w:val="22"/>
           <w:lang w:val="en-US"/>
         </w:rPr>
-        <w:t>GRAPHIC;79;0195238E35AD;910</w:t>
-      </w:r>
-      <w:proofErr w:type="gramStart"/>
-      <w:r>
-        <w:rPr>
-          <w:rFonts w:ascii="Roboto" w:hAnsi="Roboto" w:cs="Segoe UI"/>
-          <w:sz w:val="22"/>
-          <w:szCs w:val="22"/>
-          <w:lang w:val="en-US"/>
-        </w:rPr>
-        <w:t>E;U;;;</w:t>
-      </w:r>
-      <w:proofErr w:type="gramEnd"/>
-      <w:r>
-        <w:rPr>
-          <w:rFonts w:ascii="Roboto" w:hAnsi="Roboto" w:cs="Segoe UI"/>
-          <w:sz w:val="22"/>
-          <w:szCs w:val="22"/>
-          <w:lang w:val="en-US"/>
-        </w:rPr>
-        <w:t>FFDA;;8;1;FF800000;;;BASE64;QXJlYSBBbHBoYQ==;53.43;9.45;0;1000</w:t>
+        <w:t>GRAPHIC;79;0195238E35AD;910E;U;;;FFDA;;8;1;FF800000;;;BASE64;QXJlYSBBbHBoYQ==;53.43;9.45;0;1000</w:t>
       </w:r>
     </w:p>
     <w:p>
@@ -26665,27 +25050,7 @@
           <w:szCs w:val="22"/>
           <w:lang w:val="en-US"/>
         </w:rPr>
-        <w:t>GRAPHIC;78;0195238E45AD;910</w:t>
-      </w:r>
-      <w:proofErr w:type="gramStart"/>
-      <w:r>
-        <w:rPr>
-          <w:rFonts w:ascii="Roboto" w:hAnsi="Roboto" w:cs="Segoe UI"/>
-          <w:sz w:val="22"/>
-          <w:szCs w:val="22"/>
-          <w:lang w:val="en-US"/>
-        </w:rPr>
-        <w:t>E;U;;;</w:t>
-      </w:r>
-      <w:proofErr w:type="gramEnd"/>
-      <w:r>
-        <w:rPr>
-          <w:rFonts w:ascii="Roboto" w:hAnsi="Roboto" w:cs="Segoe UI"/>
-          <w:sz w:val="22"/>
-          <w:szCs w:val="22"/>
-          <w:lang w:val="en-US"/>
-        </w:rPr>
-        <w:t>A327;;1;1;80808000;;FFFF0000;;Transit;54.23,12.86#54.30,12.9#54.55,13.30</w:t>
+        <w:t>GRAPHIC;78;0195238E45AD;910E;U;;;A327;;1;1;80808000;;FFFF0000;;Transit;54.23,12.86#54.30,12.9#54.55,13.30</w:t>
       </w:r>
       <w:r>
         <w:rPr>
@@ -26824,118 +25189,98 @@
           <w:szCs w:val="22"/>
           <w:lang w:val="en-US"/>
         </w:rPr>
+        <w:t xml:space="preserve"> platform. The same also applies in particular for the generic </w:t>
+      </w:r>
+      <w:r>
+        <w:rPr>
+          <w:rFonts w:ascii="Roboto" w:hAnsi="Roboto" w:cs="Segoe UI"/>
+          <w:sz w:val="22"/>
+          <w:szCs w:val="22"/>
+          <w:lang w:val="en-US"/>
+        </w:rPr>
+        <w:t>action</w:t>
+      </w:r>
+      <w:r>
+        <w:rPr>
+          <w:rFonts w:ascii="Roboto" w:hAnsi="Roboto" w:cs="Segoe UI"/>
+          <w:sz w:val="22"/>
+          <w:szCs w:val="22"/>
+          <w:lang w:val="en-US"/>
+        </w:rPr>
+        <w:t xml:space="preserve"> and any additional parameters</w:t>
+      </w:r>
+      <w:r>
+        <w:rPr>
+          <w:rFonts w:ascii="Roboto" w:hAnsi="Roboto" w:cs="Segoe UI"/>
+          <w:sz w:val="22"/>
+          <w:szCs w:val="22"/>
+          <w:lang w:val="en-US"/>
+        </w:rPr>
+        <w:t xml:space="preserve"> for it</w:t>
+      </w:r>
+      <w:r>
+        <w:rPr>
+          <w:rFonts w:ascii="Roboto" w:hAnsi="Roboto" w:cs="Segoe UI"/>
+          <w:sz w:val="22"/>
+          <w:szCs w:val="22"/>
+          <w:lang w:val="en-US"/>
+        </w:rPr>
+        <w:t>.</w:t>
+      </w:r>
+      <w:r>
+        <w:rPr>
+          <w:rFonts w:ascii="Roboto" w:hAnsi="Roboto" w:cs="Segoe UI"/>
+          <w:sz w:val="22"/>
+          <w:szCs w:val="22"/>
+          <w:lang w:val="en-US"/>
+        </w:rPr>
+        <w:t xml:space="preserve"> Time stamps are optional and in milliseconds. If no time stamp is given, it’s interpreted as instantly.</w:t>
+      </w:r>
+      <w:r>
+        <w:rPr>
+          <w:rFonts w:ascii="Roboto" w:hAnsi="Roboto" w:cs="Segoe UI"/>
+          <w:sz w:val="22"/>
+          <w:szCs w:val="22"/>
+          <w:lang w:val="en-US"/>
+        </w:rPr>
+        <w:t xml:space="preserve"> Of course, you cannot use the generic SEDAP</w:t>
+      </w:r>
+      <w:r>
+        <w:rPr>
+          <w:rFonts w:ascii="Roboto" w:hAnsi="Roboto" w:cs="Segoe UI"/>
+          <w:sz w:val="22"/>
+          <w:szCs w:val="22"/>
+          <w:lang w:val="en-US"/>
+        </w:rPr>
+        <w:t>-</w:t>
+      </w:r>
+      <w:r>
+        <w:rPr>
+          <w:rFonts w:ascii="Roboto" w:hAnsi="Roboto" w:cs="Segoe UI"/>
+          <w:sz w:val="22"/>
+          <w:szCs w:val="22"/>
+          <w:lang w:val="en-US"/>
+        </w:rPr>
+        <w:t>Express connector in these cases, but must implement a specific and user-defined connector.</w:t>
+      </w:r>
+      <w:r>
+        <w:rPr>
+          <w:rFonts w:ascii="Roboto" w:hAnsi="Roboto" w:cs="Segoe UI"/>
+          <w:sz w:val="22"/>
+          <w:szCs w:val="22"/>
+          <w:lang w:val="en-US"/>
+        </w:rPr>
+        <w:t xml:space="preserve"> Unix times stamps have to be written as hexadecimal string.</w:t>
+      </w:r>
+      <w:r>
+        <w:rPr>
+          <w:rFonts w:ascii="Roboto" w:hAnsi="Roboto" w:cs="Segoe UI"/>
+          <w:sz w:val="22"/>
+          <w:szCs w:val="22"/>
+          <w:lang w:val="en-US"/>
+        </w:rPr>
         <w:t xml:space="preserve"> </w:t>
       </w:r>
-      <w:proofErr w:type="gramStart"/>
-      <w:r>
-        <w:rPr>
-          <w:rFonts w:ascii="Roboto" w:hAnsi="Roboto" w:cs="Segoe UI"/>
-          <w:sz w:val="22"/>
-          <w:szCs w:val="22"/>
-          <w:lang w:val="en-US"/>
-        </w:rPr>
-        <w:t>platform.</w:t>
-      </w:r>
-      <w:proofErr w:type="gramEnd"/>
-      <w:r>
-        <w:rPr>
-          <w:rFonts w:ascii="Roboto" w:hAnsi="Roboto" w:cs="Segoe UI"/>
-          <w:sz w:val="22"/>
-          <w:szCs w:val="22"/>
-          <w:lang w:val="en-US"/>
-        </w:rPr>
-        <w:t xml:space="preserve"> The same also applies in particular for the generic </w:t>
-      </w:r>
-      <w:r>
-        <w:rPr>
-          <w:rFonts w:ascii="Roboto" w:hAnsi="Roboto" w:cs="Segoe UI"/>
-          <w:sz w:val="22"/>
-          <w:szCs w:val="22"/>
-          <w:lang w:val="en-US"/>
-        </w:rPr>
-        <w:t>action</w:t>
-      </w:r>
-      <w:r>
-        <w:rPr>
-          <w:rFonts w:ascii="Roboto" w:hAnsi="Roboto" w:cs="Segoe UI"/>
-          <w:sz w:val="22"/>
-          <w:szCs w:val="22"/>
-          <w:lang w:val="en-US"/>
-        </w:rPr>
-        <w:t xml:space="preserve"> and any additional parameters</w:t>
-      </w:r>
-      <w:r>
-        <w:rPr>
-          <w:rFonts w:ascii="Roboto" w:hAnsi="Roboto" w:cs="Segoe UI"/>
-          <w:sz w:val="22"/>
-          <w:szCs w:val="22"/>
-          <w:lang w:val="en-US"/>
-        </w:rPr>
-        <w:t xml:space="preserve"> for it</w:t>
-      </w:r>
-      <w:r>
-        <w:rPr>
-          <w:rFonts w:ascii="Roboto" w:hAnsi="Roboto" w:cs="Segoe UI"/>
-          <w:sz w:val="22"/>
-          <w:szCs w:val="22"/>
-          <w:lang w:val="en-US"/>
-        </w:rPr>
-        <w:t>.</w:t>
-      </w:r>
-      <w:r>
-        <w:rPr>
-          <w:rFonts w:ascii="Roboto" w:hAnsi="Roboto" w:cs="Segoe UI"/>
-          <w:sz w:val="22"/>
-          <w:szCs w:val="22"/>
-          <w:lang w:val="en-US"/>
-        </w:rPr>
-        <w:t xml:space="preserve"> Time stamps are optional and in milliseconds. If no time stamp is given, it’s interpreted as instantly.</w:t>
-      </w:r>
-      <w:r>
-        <w:rPr>
-          <w:rFonts w:ascii="Roboto" w:hAnsi="Roboto" w:cs="Segoe UI"/>
-          <w:sz w:val="22"/>
-          <w:szCs w:val="22"/>
-          <w:lang w:val="en-US"/>
-        </w:rPr>
-        <w:t xml:space="preserve"> Of course, you cannot use the generic SEDAP</w:t>
-      </w:r>
-      <w:r>
-        <w:rPr>
-          <w:rFonts w:ascii="Roboto" w:hAnsi="Roboto" w:cs="Segoe UI"/>
-          <w:sz w:val="22"/>
-          <w:szCs w:val="22"/>
-          <w:lang w:val="en-US"/>
-        </w:rPr>
-        <w:t>-</w:t>
-      </w:r>
-      <w:r>
-        <w:rPr>
-          <w:rFonts w:ascii="Roboto" w:hAnsi="Roboto" w:cs="Segoe UI"/>
-          <w:sz w:val="22"/>
-          <w:szCs w:val="22"/>
-          <w:lang w:val="en-US"/>
-        </w:rPr>
-        <w:t>Express connector in these cases, but must implement a specific and user-defined connector.</w:t>
-      </w:r>
-      <w:r>
-        <w:rPr>
-          <w:rFonts w:ascii="Roboto" w:hAnsi="Roboto" w:cs="Segoe UI"/>
-          <w:sz w:val="22"/>
-          <w:szCs w:val="22"/>
-          <w:lang w:val="en-US"/>
-        </w:rPr>
-        <w:t xml:space="preserve"> Unix times stamps have to be written as hexadecimal string.</w:t>
-      </w:r>
-      <w:r>
-        <w:rPr>
-          <w:rFonts w:ascii="Roboto" w:hAnsi="Roboto" w:cs="Segoe UI"/>
-          <w:sz w:val="22"/>
-          <w:szCs w:val="22"/>
-          <w:lang w:val="en-US"/>
-        </w:rPr>
-        <w:t xml:space="preserve"> </w:t>
-      </w:r>
       <w:r>
         <w:rPr>
           <w:rFonts w:ascii="Roboto" w:hAnsi="Roboto" w:cs="Segoe UI"/>
@@ -26963,25 +25308,14 @@
         </w:rPr>
         <w:t xml:space="preserve">a </w:t>
       </w:r>
-      <w:proofErr w:type="gramStart"/>
-      <w:r>
-        <w:rPr>
-          <w:rFonts w:ascii="Roboto" w:hAnsi="Roboto" w:cs="Segoe UI"/>
-          <w:sz w:val="22"/>
-          <w:szCs w:val="22"/>
-          <w:lang w:val="en-US"/>
-        </w:rPr>
-        <w:t>e.g.</w:t>
-      </w:r>
-      <w:proofErr w:type="gramEnd"/>
-      <w:r>
-        <w:rPr>
-          <w:rFonts w:ascii="Roboto" w:hAnsi="Roboto" w:cs="Segoe UI"/>
-          <w:sz w:val="22"/>
-          <w:szCs w:val="22"/>
-          <w:lang w:val="en-US"/>
-        </w:rPr>
-        <w:t xml:space="preserve"> </w:t>
+      <w:r>
+        <w:rPr>
+          <w:rFonts w:ascii="Roboto" w:hAnsi="Roboto" w:cs="Segoe UI"/>
+          <w:sz w:val="22"/>
+          <w:szCs w:val="22"/>
+          <w:lang w:val="en-US"/>
+        </w:rPr>
+        <w:t xml:space="preserve">e.g. </w:t>
       </w:r>
       <w:r>
         <w:rPr>
@@ -27362,17 +25696,7 @@
           <w:szCs w:val="22"/>
           <w:lang w:val="en-US"/>
         </w:rPr>
-        <w:t xml:space="preserve">;&lt;additional </w:t>
-      </w:r>
-      <w:proofErr w:type="spellStart"/>
-      <w:r>
-        <w:rPr>
-          <w:rFonts w:ascii="Roboto" w:hAnsi="Roboto" w:cs="Segoe UI"/>
-          <w:sz w:val="22"/>
-          <w:szCs w:val="22"/>
-          <w:lang w:val="en-US"/>
-        </w:rPr>
-        <w:t>c</w:t>
+        <w:t>;&lt;additional c</w:t>
       </w:r>
       <w:r>
         <w:rPr>
@@ -27392,7 +25716,6 @@
         </w:rPr>
         <w:t>dType</w:t>
       </w:r>
-      <w:proofErr w:type="spellEnd"/>
       <w:r>
         <w:rPr>
           <w:rFonts w:ascii="Roboto" w:hAnsi="Roboto" w:cs="Segoe UI"/>
@@ -27564,7 +25887,6 @@
                 <w:lang w:val="en-US"/>
               </w:rPr>
             </w:pPr>
-            <w:proofErr w:type="spellStart"/>
             <w:r>
               <w:rPr>
                 <w:rFonts w:ascii="Roboto" w:hAnsi="Roboto" w:cs="Segoe UI"/>
@@ -27574,7 +25896,6 @@
               </w:rPr>
               <w:t>CmdID</w:t>
             </w:r>
-            <w:proofErr w:type="spellEnd"/>
           </w:p>
         </w:tc>
         <w:tc>
@@ -27591,7 +25912,6 @@
                 <w:lang w:val="en-US"/>
               </w:rPr>
             </w:pPr>
-            <w:proofErr w:type="spellStart"/>
             <w:r>
               <w:rPr>
                 <w:rFonts w:ascii="Roboto" w:hAnsi="Roboto" w:cs="Segoe UI"/>
@@ -27601,7 +25921,6 @@
               </w:rPr>
               <w:t>HexString</w:t>
             </w:r>
-            <w:proofErr w:type="spellEnd"/>
           </w:p>
         </w:tc>
         <w:tc>
@@ -27663,7 +25982,6 @@
                 <w:lang w:val="en-US"/>
               </w:rPr>
             </w:pPr>
-            <w:proofErr w:type="spellStart"/>
             <w:r>
               <w:rPr>
                 <w:rFonts w:ascii="Roboto" w:hAnsi="Roboto" w:cs="Segoe UI"/>
@@ -27682,7 +26000,6 @@
               </w:rPr>
               <w:t>Flag</w:t>
             </w:r>
-            <w:proofErr w:type="spellEnd"/>
           </w:p>
         </w:tc>
         <w:tc>
@@ -28040,7 +26357,6 @@
                 <w:lang w:val="en-US"/>
               </w:rPr>
             </w:pPr>
-            <w:proofErr w:type="spellStart"/>
             <w:r>
               <w:rPr>
                 <w:rFonts w:ascii="Roboto" w:hAnsi="Roboto" w:cs="Segoe UI"/>
@@ -28050,7 +26366,6 @@
               </w:rPr>
               <w:t>CmdExTime</w:t>
             </w:r>
-            <w:proofErr w:type="spellEnd"/>
           </w:p>
         </w:tc>
         <w:tc>
@@ -28129,7 +26444,6 @@
                 <w:lang w:val="en-US"/>
               </w:rPr>
             </w:pPr>
-            <w:proofErr w:type="spellStart"/>
             <w:r>
               <w:rPr>
                 <w:rFonts w:ascii="Roboto" w:hAnsi="Roboto" w:cs="Segoe UI"/>
@@ -28148,7 +26462,6 @@
               </w:rPr>
               <w:t>mdType</w:t>
             </w:r>
-            <w:proofErr w:type="spellEnd"/>
           </w:p>
         </w:tc>
         <w:tc>
@@ -28216,27 +26529,7 @@
                 <w:szCs w:val="22"/>
                 <w:lang w:val="en-US"/>
               </w:rPr>
-              <w:t xml:space="preserve">off: &lt;Power on </w:t>
-            </w:r>
-            <w:proofErr w:type="spellStart"/>
-            <w:r>
-              <w:rPr>
-                <w:rFonts w:ascii="Roboto" w:hAnsi="Roboto" w:cs="Segoe UI"/>
-                <w:sz w:val="22"/>
-                <w:szCs w:val="22"/>
-                <w:lang w:val="en-US"/>
-              </w:rPr>
-              <w:t>unix</w:t>
-            </w:r>
-            <w:proofErr w:type="spellEnd"/>
-            <w:r>
-              <w:rPr>
-                <w:rFonts w:ascii="Roboto" w:hAnsi="Roboto" w:cs="Segoe UI"/>
-                <w:sz w:val="22"/>
-                <w:szCs w:val="22"/>
-                <w:lang w:val="en-US"/>
-              </w:rPr>
-              <w:t xml:space="preserve"> time stamp&gt;(optional)</w:t>
+              <w:t>off: &lt;Power on unix time stamp&gt;(optional)</w:t>
             </w:r>
           </w:p>
         </w:tc>
@@ -28392,27 +26685,7 @@
                 <w:szCs w:val="22"/>
                 <w:lang w:val="en-US"/>
               </w:rPr>
-              <w:t xml:space="preserve">&lt;Wakeup </w:t>
-            </w:r>
-            <w:proofErr w:type="spellStart"/>
-            <w:r>
-              <w:rPr>
-                <w:rFonts w:ascii="Roboto" w:hAnsi="Roboto" w:cs="Segoe UI"/>
-                <w:sz w:val="22"/>
-                <w:szCs w:val="22"/>
-                <w:lang w:val="en-US"/>
-              </w:rPr>
-              <w:t>unix</w:t>
-            </w:r>
-            <w:proofErr w:type="spellEnd"/>
-            <w:r>
-              <w:rPr>
-                <w:rFonts w:ascii="Roboto" w:hAnsi="Roboto" w:cs="Segoe UI"/>
-                <w:sz w:val="22"/>
-                <w:szCs w:val="22"/>
-                <w:lang w:val="en-US"/>
-              </w:rPr>
-              <w:t xml:space="preserve"> time stamp&gt;(optional)</w:t>
+              <w:t>&lt;Wakeup unix time stamp&gt;(optional)</w:t>
             </w:r>
           </w:p>
         </w:tc>
@@ -29474,38 +27747,7 @@
                 <w:szCs w:val="22"/>
                 <w:lang w:val="en-US"/>
               </w:rPr>
-              <w:t>: &lt;</w:t>
-            </w:r>
-            <w:proofErr w:type="spellStart"/>
-            <w:r>
-              <w:rPr>
-                <w:rFonts w:ascii="Roboto" w:hAnsi="Roboto" w:cs="Segoe UI"/>
-                <w:sz w:val="22"/>
-                <w:szCs w:val="22"/>
-                <w:lang w:val="en-US"/>
-              </w:rPr>
-              <w:t>PowerLevel</w:t>
-            </w:r>
-            <w:proofErr w:type="spellEnd"/>
-            <w:proofErr w:type="gramStart"/>
-            <w:r>
-              <w:rPr>
-                <w:rFonts w:ascii="Roboto" w:hAnsi="Roboto" w:cs="Segoe UI"/>
-                <w:sz w:val="22"/>
-                <w:szCs w:val="22"/>
-                <w:lang w:val="en-US"/>
-              </w:rPr>
-              <w:t>&gt;[</w:t>
-            </w:r>
-            <w:proofErr w:type="gramEnd"/>
-            <w:r>
-              <w:rPr>
-                <w:rFonts w:ascii="Roboto" w:hAnsi="Roboto" w:cs="Segoe UI"/>
-                <w:sz w:val="22"/>
-                <w:szCs w:val="22"/>
-                <w:lang w:val="en-US"/>
-              </w:rPr>
-              <w:t>0-100%]</w:t>
+              <w:t>: &lt;PowerLevel&gt;[0-100%]</w:t>
             </w:r>
           </w:p>
         </w:tc>
@@ -29786,7 +28028,6 @@
               </w:rPr>
               <w:t>ights: &lt;Status</w:t>
             </w:r>
-            <w:proofErr w:type="gramStart"/>
             <w:r>
               <w:rPr>
                 <w:rFonts w:ascii="Roboto" w:hAnsi="Roboto" w:cs="Segoe UI"/>
@@ -29803,17 +28044,7 @@
                 <w:szCs w:val="22"/>
                 <w:lang w:val="en-US"/>
               </w:rPr>
-              <w:t>[</w:t>
-            </w:r>
-            <w:proofErr w:type="gramEnd"/>
-            <w:r>
-              <w:rPr>
-                <w:rFonts w:ascii="Roboto" w:hAnsi="Roboto" w:cs="Segoe UI"/>
-                <w:sz w:val="22"/>
-                <w:szCs w:val="22"/>
-                <w:lang w:val="en-US"/>
-              </w:rPr>
-              <w:t>ON | OFF]</w:t>
+              <w:t>[ON | OFF]</w:t>
             </w:r>
             <w:r>
               <w:rPr>
@@ -29824,7 +28055,6 @@
               </w:rPr>
               <w:t>;&lt;</w:t>
             </w:r>
-            <w:proofErr w:type="spellStart"/>
             <w:r>
               <w:rPr>
                 <w:rFonts w:ascii="Roboto" w:hAnsi="Roboto" w:cs="Segoe UI"/>
@@ -29841,37 +28071,7 @@
                 <w:szCs w:val="22"/>
                 <w:lang w:val="en-US"/>
               </w:rPr>
-              <w:t>Level</w:t>
-            </w:r>
-            <w:proofErr w:type="spellEnd"/>
-            <w:r>
-              <w:rPr>
-                <w:rFonts w:ascii="Roboto" w:hAnsi="Roboto" w:cs="Segoe UI"/>
-                <w:sz w:val="22"/>
-                <w:szCs w:val="22"/>
-                <w:lang w:val="en-US"/>
-              </w:rPr>
-              <w:t>&gt;[0-100%];&lt;</w:t>
-            </w:r>
-            <w:proofErr w:type="spellStart"/>
-            <w:r>
-              <w:rPr>
-                <w:rFonts w:ascii="Roboto" w:hAnsi="Roboto" w:cs="Segoe UI"/>
-                <w:sz w:val="22"/>
-                <w:szCs w:val="22"/>
-                <w:lang w:val="en-US"/>
-              </w:rPr>
-              <w:t>StrobePeriod</w:t>
-            </w:r>
-            <w:proofErr w:type="spellEnd"/>
-            <w:r>
-              <w:rPr>
-                <w:rFonts w:ascii="Roboto" w:hAnsi="Roboto" w:cs="Segoe UI"/>
-                <w:sz w:val="22"/>
-                <w:szCs w:val="22"/>
-                <w:lang w:val="en-US"/>
-              </w:rPr>
-              <w:t>&gt;[s]</w:t>
+              <w:t>Level&gt;[0-100%];&lt;StrobePeriod&gt;[s]</w:t>
             </w:r>
           </w:p>
         </w:tc>
@@ -30107,7 +28307,6 @@
               </w:rPr>
               <w:t>: &lt;</w:t>
             </w:r>
-            <w:proofErr w:type="spellStart"/>
             <w:r>
               <w:rPr>
                 <w:rFonts w:ascii="Roboto" w:hAnsi="Roboto" w:cs="Segoe UI"/>
@@ -30117,8 +28316,6 @@
               </w:rPr>
               <w:t>HeadingAngle</w:t>
             </w:r>
-            <w:proofErr w:type="spellEnd"/>
-            <w:proofErr w:type="gramStart"/>
             <w:r>
               <w:rPr>
                 <w:rFonts w:ascii="Roboto" w:hAnsi="Roboto" w:cs="Segoe UI"/>
@@ -30135,17 +28332,7 @@
                 <w:szCs w:val="22"/>
                 <w:lang w:val="en-US"/>
               </w:rPr>
-              <w:t>[</w:t>
-            </w:r>
-            <w:proofErr w:type="gramEnd"/>
-            <w:r>
-              <w:rPr>
-                <w:rFonts w:ascii="Roboto" w:hAnsi="Roboto" w:cs="Segoe UI"/>
-                <w:sz w:val="22"/>
-                <w:szCs w:val="22"/>
-                <w:lang w:val="en-US"/>
-              </w:rPr>
-              <w:t>°</w:t>
+              <w:t>[°</w:t>
             </w:r>
             <w:r>
               <w:rPr>
@@ -30370,78 +28557,7 @@
                 <w:szCs w:val="22"/>
                 <w:lang w:val="en-US"/>
               </w:rPr>
-              <w:t>Rotate: &lt;</w:t>
-            </w:r>
-            <w:proofErr w:type="spellStart"/>
-            <w:r>
-              <w:rPr>
-                <w:rFonts w:ascii="Roboto" w:hAnsi="Roboto" w:cs="Segoe UI"/>
-                <w:sz w:val="22"/>
-                <w:szCs w:val="22"/>
-                <w:lang w:val="en-US"/>
-              </w:rPr>
-              <w:t>HeadingAngle</w:t>
-            </w:r>
-            <w:proofErr w:type="spellEnd"/>
-            <w:r>
-              <w:rPr>
-                <w:rFonts w:ascii="Roboto" w:hAnsi="Roboto" w:cs="Segoe UI"/>
-                <w:sz w:val="22"/>
-                <w:szCs w:val="22"/>
-                <w:lang w:val="en-US"/>
-              </w:rPr>
-              <w:t>&gt;[</w:t>
-            </w:r>
-            <w:proofErr w:type="gramStart"/>
-            <w:r>
-              <w:rPr>
-                <w:rFonts w:ascii="Roboto" w:hAnsi="Roboto" w:cs="Segoe UI"/>
-                <w:sz w:val="22"/>
-                <w:szCs w:val="22"/>
-                <w:lang w:val="en-US"/>
-              </w:rPr>
-              <w:t>°];&lt;</w:t>
-            </w:r>
-            <w:proofErr w:type="spellStart"/>
-            <w:proofErr w:type="gramEnd"/>
-            <w:r>
-              <w:rPr>
-                <w:rFonts w:ascii="Roboto" w:hAnsi="Roboto" w:cs="Segoe UI"/>
-                <w:sz w:val="22"/>
-                <w:szCs w:val="22"/>
-                <w:lang w:val="en-US"/>
-              </w:rPr>
-              <w:t>RollAngle</w:t>
-            </w:r>
-            <w:proofErr w:type="spellEnd"/>
-            <w:r>
-              <w:rPr>
-                <w:rFonts w:ascii="Roboto" w:hAnsi="Roboto" w:cs="Segoe UI"/>
-                <w:sz w:val="22"/>
-                <w:szCs w:val="22"/>
-                <w:lang w:val="en-US"/>
-              </w:rPr>
-              <w:t>&gt;[°];&lt;</w:t>
-            </w:r>
-            <w:proofErr w:type="spellStart"/>
-            <w:r>
-              <w:rPr>
-                <w:rFonts w:ascii="Roboto" w:hAnsi="Roboto" w:cs="Segoe UI"/>
-                <w:sz w:val="22"/>
-                <w:szCs w:val="22"/>
-                <w:lang w:val="en-US"/>
-              </w:rPr>
-              <w:t>PitchAngle</w:t>
-            </w:r>
-            <w:proofErr w:type="spellEnd"/>
-            <w:r>
-              <w:rPr>
-                <w:rFonts w:ascii="Roboto" w:hAnsi="Roboto" w:cs="Segoe UI"/>
-                <w:sz w:val="22"/>
-                <w:szCs w:val="22"/>
-                <w:lang w:val="en-US"/>
-              </w:rPr>
-              <w:t>&gt;[°]</w:t>
+              <w:t>Rotate: &lt;HeadingAngle&gt;[°];&lt;RollAngle&gt;[°];&lt;PitchAngle&gt;[°]</w:t>
             </w:r>
           </w:p>
         </w:tc>
@@ -30582,17 +28698,7 @@
                 <w:szCs w:val="22"/>
                 <w:lang w:val="en-US"/>
               </w:rPr>
-              <w:t>&gt;[</w:t>
-            </w:r>
-            <w:proofErr w:type="gramStart"/>
-            <w:r>
-              <w:rPr>
-                <w:rFonts w:ascii="Roboto" w:hAnsi="Roboto" w:cs="Segoe UI"/>
-                <w:sz w:val="22"/>
-                <w:szCs w:val="22"/>
-                <w:lang w:val="en-US"/>
-              </w:rPr>
-              <w:t>°]</w:t>
+              <w:t>&gt;[°]</w:t>
             </w:r>
             <w:r>
               <w:rPr>
@@ -30610,17 +28716,7 @@
                 <w:szCs w:val="22"/>
                 <w:lang w:val="en-US"/>
               </w:rPr>
-              <w:t>&lt;</w:t>
-            </w:r>
-            <w:proofErr w:type="gramEnd"/>
-            <w:r>
-              <w:rPr>
-                <w:rFonts w:ascii="Roboto" w:hAnsi="Roboto" w:cs="Segoe UI"/>
-                <w:sz w:val="22"/>
-                <w:szCs w:val="22"/>
-                <w:lang w:val="en-US"/>
-              </w:rPr>
-              <w:t>Long</w:t>
+              <w:t>&lt;Long</w:t>
             </w:r>
             <w:r>
               <w:rPr>
@@ -30761,27 +28857,7 @@
                 <w:szCs w:val="22"/>
                 <w:lang w:val="en-US"/>
               </w:rPr>
-              <w:t>Follow contact: &lt;</w:t>
-            </w:r>
-            <w:proofErr w:type="spellStart"/>
-            <w:r>
-              <w:rPr>
-                <w:rFonts w:ascii="Roboto" w:hAnsi="Roboto" w:cs="Segoe UI"/>
-                <w:sz w:val="22"/>
-                <w:szCs w:val="22"/>
-                <w:lang w:val="en-US"/>
-              </w:rPr>
-              <w:t>ContactID</w:t>
-            </w:r>
-            <w:proofErr w:type="spellEnd"/>
-            <w:r>
-              <w:rPr>
-                <w:rFonts w:ascii="Roboto" w:hAnsi="Roboto" w:cs="Segoe UI"/>
-                <w:sz w:val="22"/>
-                <w:szCs w:val="22"/>
-                <w:lang w:val="en-US"/>
-              </w:rPr>
-              <w:t>&gt;</w:t>
+              <w:t>Follow contact: &lt;ContactID&gt;</w:t>
             </w:r>
           </w:p>
         </w:tc>
@@ -30937,27 +29013,7 @@
                 <w:szCs w:val="22"/>
                 <w:lang w:val="en-US"/>
               </w:rPr>
-              <w:t xml:space="preserve"> &lt;Latitude&gt;[</w:t>
-            </w:r>
-            <w:proofErr w:type="gramStart"/>
-            <w:r>
-              <w:rPr>
-                <w:rFonts w:ascii="Roboto" w:hAnsi="Roboto" w:cs="Segoe UI"/>
-                <w:sz w:val="22"/>
-                <w:szCs w:val="22"/>
-                <w:lang w:val="en-US"/>
-              </w:rPr>
-              <w:t>°];&lt;</w:t>
-            </w:r>
-            <w:proofErr w:type="gramEnd"/>
-            <w:r>
-              <w:rPr>
-                <w:rFonts w:ascii="Roboto" w:hAnsi="Roboto" w:cs="Segoe UI"/>
-                <w:sz w:val="22"/>
-                <w:szCs w:val="22"/>
-                <w:lang w:val="en-US"/>
-              </w:rPr>
-              <w:t>Longitude&gt;[°];&lt;Altitude&gt;[m];&lt;Tolerance&gt;[m]</w:t>
+              <w:t xml:space="preserve"> &lt;Latitude&gt;[°];&lt;Longitude&gt;[°];&lt;Altitude&gt;[m];&lt;Tolerance&gt;[m]</w:t>
             </w:r>
           </w:p>
         </w:tc>
@@ -31062,27 +29118,7 @@
                 <w:szCs w:val="22"/>
                 <w:lang w:val="en-US"/>
               </w:rPr>
-              <w:t xml:space="preserve"> &lt;Latitude&gt;[</w:t>
-            </w:r>
-            <w:proofErr w:type="gramStart"/>
-            <w:r>
-              <w:rPr>
-                <w:rFonts w:ascii="Roboto" w:hAnsi="Roboto" w:cs="Segoe UI"/>
-                <w:sz w:val="22"/>
-                <w:szCs w:val="22"/>
-                <w:lang w:val="en-US"/>
-              </w:rPr>
-              <w:t>°];&lt;</w:t>
-            </w:r>
-            <w:proofErr w:type="gramEnd"/>
-            <w:r>
-              <w:rPr>
-                <w:rFonts w:ascii="Roboto" w:hAnsi="Roboto" w:cs="Segoe UI"/>
-                <w:sz w:val="22"/>
-                <w:szCs w:val="22"/>
-                <w:lang w:val="en-US"/>
-              </w:rPr>
-              <w:t>Longitude&gt;[°];&lt;</w:t>
+              <w:t xml:space="preserve"> &lt;Latitude&gt;[°];&lt;Longitude&gt;[°];&lt;</w:t>
             </w:r>
             <w:r>
               <w:rPr>
@@ -31169,27 +29205,7 @@
                 <w:szCs w:val="22"/>
                 <w:lang w:val="en-US"/>
               </w:rPr>
-              <w:t xml:space="preserve"> &lt;Latitude&gt;[</w:t>
-            </w:r>
-            <w:proofErr w:type="gramStart"/>
-            <w:r>
-              <w:rPr>
-                <w:rFonts w:ascii="Roboto" w:hAnsi="Roboto" w:cs="Segoe UI"/>
-                <w:sz w:val="22"/>
-                <w:szCs w:val="22"/>
-                <w:lang w:val="en-US"/>
-              </w:rPr>
-              <w:t>°];&lt;</w:t>
-            </w:r>
-            <w:proofErr w:type="gramEnd"/>
-            <w:r>
-              <w:rPr>
-                <w:rFonts w:ascii="Roboto" w:hAnsi="Roboto" w:cs="Segoe UI"/>
-                <w:sz w:val="22"/>
-                <w:szCs w:val="22"/>
-                <w:lang w:val="en-US"/>
-              </w:rPr>
-              <w:t>Longitude&gt;[°];&lt;</w:t>
+              <w:t xml:space="preserve"> &lt;Latitude&gt;[°];&lt;Longitude&gt;[°];&lt;</w:t>
             </w:r>
             <w:r>
               <w:rPr>
@@ -31423,27 +29439,7 @@
                 <w:szCs w:val="22"/>
                 <w:lang w:val="en-US"/>
               </w:rPr>
-              <w:t>&lt;Latitude&gt;[</w:t>
-            </w:r>
-            <w:proofErr w:type="gramStart"/>
-            <w:r>
-              <w:rPr>
-                <w:rFonts w:ascii="Roboto" w:hAnsi="Roboto" w:cs="Segoe UI"/>
-                <w:sz w:val="22"/>
-                <w:szCs w:val="22"/>
-                <w:lang w:val="en-US"/>
-              </w:rPr>
-              <w:t>°];&lt;</w:t>
-            </w:r>
-            <w:proofErr w:type="gramEnd"/>
-            <w:r>
-              <w:rPr>
-                <w:rFonts w:ascii="Roboto" w:hAnsi="Roboto" w:cs="Segoe UI"/>
-                <w:sz w:val="22"/>
-                <w:szCs w:val="22"/>
-                <w:lang w:val="en-US"/>
-              </w:rPr>
-              <w:t>Longitude&gt;[°];&lt;</w:t>
+              <w:t>&lt;Latitude&gt;[°];&lt;Longitude&gt;[°];&lt;</w:t>
             </w:r>
             <w:r>
               <w:rPr>
@@ -31599,27 +29595,7 @@
                 <w:szCs w:val="22"/>
                 <w:lang w:val="en-US"/>
               </w:rPr>
-              <w:t>: &lt;CenterLatitude&gt;[</w:t>
-            </w:r>
-            <w:proofErr w:type="gramStart"/>
-            <w:r>
-              <w:rPr>
-                <w:rFonts w:ascii="Roboto" w:hAnsi="Roboto" w:cs="Segoe UI"/>
-                <w:sz w:val="22"/>
-                <w:szCs w:val="22"/>
-                <w:lang w:val="en-US"/>
-              </w:rPr>
-              <w:t>°];&lt;</w:t>
-            </w:r>
-            <w:proofErr w:type="gramEnd"/>
-            <w:r>
-              <w:rPr>
-                <w:rFonts w:ascii="Roboto" w:hAnsi="Roboto" w:cs="Segoe UI"/>
-                <w:sz w:val="22"/>
-                <w:szCs w:val="22"/>
-                <w:lang w:val="en-US"/>
-              </w:rPr>
-              <w:t>CenterLongitude&gt;[°]</w:t>
+              <w:t>: &lt;CenterLatitude&gt;[°];&lt;CenterLongitude&gt;[°]</w:t>
             </w:r>
             <w:r>
               <w:rPr>
@@ -31724,27 +29700,7 @@
                 <w:szCs w:val="22"/>
                 <w:lang w:val="en-US"/>
               </w:rPr>
-              <w:t>&lt;Latitude&gt;[</w:t>
-            </w:r>
-            <w:proofErr w:type="gramStart"/>
-            <w:r>
-              <w:rPr>
-                <w:rFonts w:ascii="Roboto" w:hAnsi="Roboto" w:cs="Segoe UI"/>
-                <w:sz w:val="22"/>
-                <w:szCs w:val="22"/>
-                <w:lang w:val="en-US"/>
-              </w:rPr>
-              <w:t>°];&lt;</w:t>
-            </w:r>
-            <w:proofErr w:type="gramEnd"/>
-            <w:r>
-              <w:rPr>
-                <w:rFonts w:ascii="Roboto" w:hAnsi="Roboto" w:cs="Segoe UI"/>
-                <w:sz w:val="22"/>
-                <w:szCs w:val="22"/>
-                <w:lang w:val="en-US"/>
-              </w:rPr>
-              <w:t>Longitude&gt;[°];&lt;Altitude&gt;[m]</w:t>
+              <w:t>&lt;Latitude&gt;[°];&lt;Longitude&gt;[°];&lt;Altitude&gt;[m]</w:t>
             </w:r>
           </w:p>
         </w:tc>
@@ -31894,17 +29850,7 @@
                 <w:szCs w:val="22"/>
                 <w:lang w:val="en-US"/>
               </w:rPr>
-              <w:t>[</w:t>
-            </w:r>
-            <w:proofErr w:type="gramStart"/>
-            <w:r>
-              <w:rPr>
-                <w:rFonts w:ascii="Roboto" w:hAnsi="Roboto" w:cs="Segoe UI"/>
-                <w:sz w:val="22"/>
-                <w:szCs w:val="22"/>
-                <w:lang w:val="en-US"/>
-              </w:rPr>
-              <w:t>°]</w:t>
+              <w:t>[°]</w:t>
             </w:r>
             <w:r>
               <w:rPr>
@@ -31922,17 +29868,7 @@
                 <w:szCs w:val="22"/>
                 <w:lang w:val="en-US"/>
               </w:rPr>
-              <w:t>&lt;</w:t>
-            </w:r>
-            <w:proofErr w:type="gramEnd"/>
-            <w:r>
-              <w:rPr>
-                <w:rFonts w:ascii="Roboto" w:hAnsi="Roboto" w:cs="Segoe UI"/>
-                <w:sz w:val="22"/>
-                <w:szCs w:val="22"/>
-                <w:lang w:val="en-US"/>
-              </w:rPr>
-              <w:t>Long</w:t>
+              <w:t>&lt;Long</w:t>
             </w:r>
             <w:r>
               <w:rPr>
@@ -32219,7 +30155,6 @@
               </w:rPr>
               <w:t>&lt;</w:t>
             </w:r>
-            <w:proofErr w:type="spellStart"/>
             <w:r>
               <w:rPr>
                 <w:rFonts w:ascii="Roboto" w:hAnsi="Roboto" w:cs="Segoe UI"/>
@@ -32247,7 +30182,6 @@
               </w:rPr>
               <w:t>ID</w:t>
             </w:r>
-            <w:proofErr w:type="spellEnd"/>
             <w:r>
               <w:rPr>
                 <w:rFonts w:ascii="Roboto" w:hAnsi="Roboto" w:cs="Segoe UI"/>
@@ -32344,7 +30278,6 @@
               </w:rPr>
               <w:t xml:space="preserve"> video: &lt;</w:t>
             </w:r>
-            <w:proofErr w:type="spellStart"/>
             <w:r>
               <w:rPr>
                 <w:rFonts w:ascii="Roboto" w:hAnsi="Roboto" w:cs="Segoe UI"/>
@@ -32372,7 +30305,6 @@
               </w:rPr>
               <w:t>ID</w:t>
             </w:r>
-            <w:proofErr w:type="spellEnd"/>
             <w:r>
               <w:rPr>
                 <w:rFonts w:ascii="Roboto" w:hAnsi="Roboto" w:cs="Segoe UI"/>
@@ -32523,7 +30455,6 @@
               </w:rPr>
               <w:t>&lt;</w:t>
             </w:r>
-            <w:proofErr w:type="spellStart"/>
             <w:r>
               <w:rPr>
                 <w:rFonts w:ascii="Roboto" w:hAnsi="Roboto" w:cs="Segoe UI"/>
@@ -32551,7 +30482,6 @@
               </w:rPr>
               <w:t>ID</w:t>
             </w:r>
-            <w:proofErr w:type="spellEnd"/>
             <w:r>
               <w:rPr>
                 <w:rFonts w:ascii="Roboto" w:hAnsi="Roboto" w:cs="Segoe UI"/>
@@ -32666,7 +30596,6 @@
               </w:rPr>
               <w:t>&lt;</w:t>
             </w:r>
-            <w:proofErr w:type="spellStart"/>
             <w:r>
               <w:rPr>
                 <w:rFonts w:ascii="Roboto" w:hAnsi="Roboto" w:cs="Segoe UI"/>
@@ -32694,7 +30623,6 @@
               </w:rPr>
               <w:t>ID</w:t>
             </w:r>
-            <w:proofErr w:type="spellEnd"/>
             <w:r>
               <w:rPr>
                 <w:rFonts w:ascii="Roboto" w:hAnsi="Roboto" w:cs="Segoe UI"/>
@@ -32720,17 +30648,7 @@
                 <w:szCs w:val="22"/>
                 <w:lang w:val="en-US"/>
               </w:rPr>
-              <w:t>[0-100</w:t>
-            </w:r>
-            <w:proofErr w:type="gramStart"/>
-            <w:r>
-              <w:rPr>
-                <w:rFonts w:ascii="Roboto" w:hAnsi="Roboto" w:cs="Segoe UI"/>
-                <w:sz w:val="22"/>
-                <w:szCs w:val="22"/>
-                <w:lang w:val="en-US"/>
-              </w:rPr>
-              <w:t>%]</w:t>
+              <w:t>[0-100%]</w:t>
             </w:r>
             <w:r>
               <w:rPr>
@@ -32741,7 +30659,6 @@
               </w:rPr>
               <w:t>;&lt;</w:t>
             </w:r>
-            <w:proofErr w:type="gramEnd"/>
             <w:r>
               <w:rPr>
                 <w:rFonts w:ascii="Roboto" w:hAnsi="Roboto" w:cs="Segoe UI"/>
@@ -32767,47 +30684,7 @@
                 <w:szCs w:val="22"/>
                 <w:lang w:val="en-US"/>
               </w:rPr>
-              <w:t>[</w:t>
-            </w:r>
-            <w:proofErr w:type="spellStart"/>
-            <w:r>
-              <w:rPr>
-                <w:rFonts w:ascii="Roboto" w:hAnsi="Roboto" w:cs="Segoe UI"/>
-                <w:sz w:val="22"/>
-                <w:szCs w:val="22"/>
-                <w:lang w:val="en-US"/>
-              </w:rPr>
-              <w:t>DayLight</w:t>
-            </w:r>
-            <w:proofErr w:type="spellEnd"/>
-            <w:r>
-              <w:rPr>
-                <w:rFonts w:ascii="Roboto" w:hAnsi="Roboto" w:cs="Segoe UI"/>
-                <w:sz w:val="22"/>
-                <w:szCs w:val="22"/>
-                <w:lang w:val="en-US"/>
-              </w:rPr>
-              <w:t xml:space="preserve"> | InfraRed | </w:t>
-            </w:r>
-            <w:proofErr w:type="spellStart"/>
-            <w:r>
-              <w:rPr>
-                <w:rFonts w:ascii="Roboto" w:hAnsi="Roboto" w:cs="Segoe UI"/>
-                <w:sz w:val="22"/>
-                <w:szCs w:val="22"/>
-                <w:lang w:val="en-US"/>
-              </w:rPr>
-              <w:t>LightIntensifier</w:t>
-            </w:r>
-            <w:proofErr w:type="spellEnd"/>
-            <w:r>
-              <w:rPr>
-                <w:rFonts w:ascii="Roboto" w:hAnsi="Roboto" w:cs="Segoe UI"/>
-                <w:sz w:val="22"/>
-                <w:szCs w:val="22"/>
-                <w:lang w:val="en-US"/>
-              </w:rPr>
-              <w:t>]</w:t>
+              <w:t>[DayLight | InfraRed | LightIntensifier]</w:t>
             </w:r>
           </w:p>
         </w:tc>
@@ -32896,7 +30773,6 @@
               </w:rPr>
               <w:t>&lt;</w:t>
             </w:r>
-            <w:proofErr w:type="spellStart"/>
             <w:r>
               <w:rPr>
                 <w:rFonts w:ascii="Roboto" w:hAnsi="Roboto" w:cs="Segoe UI"/>
@@ -32924,7 +30800,6 @@
               </w:rPr>
               <w:t>ID</w:t>
             </w:r>
-            <w:proofErr w:type="spellEnd"/>
             <w:r>
               <w:rPr>
                 <w:rFonts w:ascii="Roboto" w:hAnsi="Roboto" w:cs="Segoe UI"/>
@@ -32951,45 +30826,14 @@
               </w:rPr>
               <w:t>A</w:t>
             </w:r>
-            <w:proofErr w:type="spellStart"/>
-            <w:r>
-              <w:rPr>
-                <w:rFonts w:ascii="Roboto" w:hAnsi="Roboto" w:cs="Segoe UI"/>
-                <w:sz w:val="22"/>
-                <w:szCs w:val="22"/>
-                <w:lang w:val="en-US"/>
-              </w:rPr>
-              <w:t>zimuth</w:t>
-            </w:r>
-            <w:proofErr w:type="spellEnd"/>
-            <w:r>
-              <w:rPr>
-                <w:rFonts w:ascii="Roboto" w:hAnsi="Roboto" w:cs="Segoe UI"/>
-                <w:sz w:val="22"/>
-                <w:szCs w:val="22"/>
-                <w:lang w:val="en-US"/>
-              </w:rPr>
-              <w:t>&gt;[</w:t>
-            </w:r>
-            <w:proofErr w:type="gramStart"/>
-            <w:r>
-              <w:rPr>
-                <w:rFonts w:ascii="Roboto" w:hAnsi="Roboto" w:cs="Segoe UI"/>
-                <w:sz w:val="22"/>
-                <w:szCs w:val="22"/>
-                <w:lang w:val="en-US"/>
-              </w:rPr>
-              <w:t>°];&lt;</w:t>
-            </w:r>
-            <w:proofErr w:type="gramEnd"/>
-            <w:r>
-              <w:rPr>
-                <w:rFonts w:ascii="Roboto" w:hAnsi="Roboto" w:cs="Segoe UI"/>
-                <w:sz w:val="22"/>
-                <w:szCs w:val="22"/>
-                <w:lang w:val="en-US"/>
-              </w:rPr>
-              <w:t>Elevation&gt;[°]</w:t>
+            <w:r>
+              <w:rPr>
+                <w:rFonts w:ascii="Roboto" w:hAnsi="Roboto" w:cs="Segoe UI"/>
+                <w:sz w:val="22"/>
+                <w:szCs w:val="22"/>
+                <w:lang w:val="en-US"/>
+              </w:rPr>
+              <w:t>zimuth&gt;[°];&lt;Elevation&gt;[°]</w:t>
             </w:r>
           </w:p>
         </w:tc>
@@ -33147,7 +30991,6 @@
               </w:rPr>
               <w:t>&lt;</w:t>
             </w:r>
-            <w:proofErr w:type="spellStart"/>
             <w:r>
               <w:rPr>
                 <w:rFonts w:ascii="Roboto" w:hAnsi="Roboto" w:cs="Segoe UI"/>
@@ -33164,17 +31007,7 @@
                 <w:szCs w:val="22"/>
                 <w:lang w:val="en-US"/>
               </w:rPr>
-              <w:t>ID</w:t>
-            </w:r>
-            <w:proofErr w:type="spellEnd"/>
-            <w:r>
-              <w:rPr>
-                <w:rFonts w:ascii="Roboto" w:hAnsi="Roboto" w:cs="Segoe UI"/>
-                <w:sz w:val="22"/>
-                <w:szCs w:val="22"/>
-                <w:lang w:val="en-US"/>
-              </w:rPr>
-              <w:t>&gt;</w:t>
+              <w:t>ID&gt;</w:t>
             </w:r>
           </w:p>
         </w:tc>
@@ -33245,7 +31078,6 @@
               </w:rPr>
               <w:t>Set orientation of actuator: &lt;</w:t>
             </w:r>
-            <w:proofErr w:type="spellStart"/>
             <w:r>
               <w:rPr>
                 <w:rFonts w:ascii="Roboto" w:hAnsi="Roboto" w:cs="Segoe UI"/>
@@ -33264,7 +31096,6 @@
               </w:rPr>
               <w:t>ID</w:t>
             </w:r>
-            <w:proofErr w:type="spellEnd"/>
             <w:r>
               <w:rPr>
                 <w:rFonts w:ascii="Roboto" w:hAnsi="Roboto" w:cs="Segoe UI"/>
@@ -33291,54 +31122,23 @@
               </w:rPr>
               <w:t>A</w:t>
             </w:r>
-            <w:proofErr w:type="spellStart"/>
-            <w:r>
-              <w:rPr>
-                <w:rFonts w:ascii="Roboto" w:hAnsi="Roboto" w:cs="Segoe UI"/>
-                <w:sz w:val="22"/>
-                <w:szCs w:val="22"/>
-                <w:lang w:val="en-US"/>
-              </w:rPr>
-              <w:t>zimuth</w:t>
-            </w:r>
-            <w:proofErr w:type="spellEnd"/>
-            <w:r>
-              <w:rPr>
-                <w:rFonts w:ascii="Roboto" w:hAnsi="Roboto" w:cs="Segoe UI"/>
-                <w:sz w:val="22"/>
-                <w:szCs w:val="22"/>
-                <w:lang w:val="en-US"/>
-              </w:rPr>
-              <w:t>&gt;[</w:t>
-            </w:r>
-            <w:proofErr w:type="gramStart"/>
-            <w:r>
-              <w:rPr>
-                <w:rFonts w:ascii="Roboto" w:hAnsi="Roboto" w:cs="Segoe UI"/>
-                <w:sz w:val="22"/>
-                <w:szCs w:val="22"/>
-                <w:lang w:val="en-US"/>
-              </w:rPr>
-              <w:t>°];</w:t>
-            </w:r>
-            <w:r>
-              <w:rPr>
-                <w:rFonts w:ascii="Roboto" w:hAnsi="Roboto" w:cs="Segoe UI"/>
-                <w:sz w:val="22"/>
-                <w:szCs w:val="22"/>
-                <w:lang w:val="en-US"/>
-              </w:rPr>
-              <w:t>&lt;</w:t>
-            </w:r>
-            <w:proofErr w:type="gramEnd"/>
-            <w:r>
-              <w:rPr>
-                <w:rFonts w:ascii="Roboto" w:hAnsi="Roboto" w:cs="Segoe UI"/>
-                <w:sz w:val="22"/>
-                <w:szCs w:val="22"/>
-                <w:lang w:val="en-US"/>
-              </w:rPr>
-              <w:t>Elevation&gt;[°]</w:t>
+            <w:r>
+              <w:rPr>
+                <w:rFonts w:ascii="Roboto" w:hAnsi="Roboto" w:cs="Segoe UI"/>
+                <w:sz w:val="22"/>
+                <w:szCs w:val="22"/>
+                <w:lang w:val="en-US"/>
+              </w:rPr>
+              <w:t>zimuth&gt;[°];</w:t>
+            </w:r>
+            <w:r>
+              <w:rPr>
+                <w:rFonts w:ascii="Roboto" w:hAnsi="Roboto" w:cs="Segoe UI"/>
+                <w:sz w:val="22"/>
+                <w:szCs w:val="22"/>
+                <w:lang w:val="en-US"/>
+              </w:rPr>
+              <w:t>&lt;Elevation&gt;[°]</w:t>
             </w:r>
           </w:p>
         </w:tc>
@@ -33481,7 +31281,6 @@
               </w:rPr>
               <w:t>&lt;</w:t>
             </w:r>
-            <w:proofErr w:type="spellStart"/>
             <w:r>
               <w:rPr>
                 <w:rFonts w:ascii="Roboto" w:hAnsi="Roboto" w:cs="Segoe UI"/>
@@ -33498,17 +31297,7 @@
                 <w:szCs w:val="22"/>
                 <w:lang w:val="en-US"/>
               </w:rPr>
-              <w:t>ID</w:t>
-            </w:r>
-            <w:proofErr w:type="spellEnd"/>
-            <w:r>
-              <w:rPr>
-                <w:rFonts w:ascii="Roboto" w:hAnsi="Roboto" w:cs="Segoe UI"/>
-                <w:sz w:val="22"/>
-                <w:szCs w:val="22"/>
-                <w:lang w:val="en-US"/>
-              </w:rPr>
-              <w:t>&gt;</w:t>
+              <w:t>ID&gt;</w:t>
             </w:r>
           </w:p>
         </w:tc>
@@ -33633,7 +31422,6 @@
               </w:rPr>
               <w:t>&lt;</w:t>
             </w:r>
-            <w:proofErr w:type="spellStart"/>
             <w:r>
               <w:rPr>
                 <w:rFonts w:ascii="Roboto" w:hAnsi="Roboto" w:cs="Segoe UI"/>
@@ -33650,17 +31438,7 @@
                 <w:szCs w:val="22"/>
                 <w:lang w:val="en-US"/>
               </w:rPr>
-              <w:t>ID</w:t>
-            </w:r>
-            <w:proofErr w:type="spellEnd"/>
-            <w:r>
-              <w:rPr>
-                <w:rFonts w:ascii="Roboto" w:hAnsi="Roboto" w:cs="Segoe UI"/>
-                <w:sz w:val="22"/>
-                <w:szCs w:val="22"/>
-                <w:lang w:val="en-US"/>
-              </w:rPr>
-              <w:t>&gt;</w:t>
+              <w:t>ID&gt;</w:t>
             </w:r>
           </w:p>
         </w:tc>
@@ -33825,27 +31603,7 @@
                 <w:szCs w:val="22"/>
                 <w:lang w:val="en-US"/>
               </w:rPr>
-              <w:t>&lt;</w:t>
-            </w:r>
-            <w:proofErr w:type="spellStart"/>
-            <w:r>
-              <w:rPr>
-                <w:rFonts w:ascii="Roboto" w:hAnsi="Roboto" w:cs="Segoe UI"/>
-                <w:sz w:val="22"/>
-                <w:szCs w:val="22"/>
-                <w:lang w:val="en-US"/>
-              </w:rPr>
-              <w:t>WeaponID</w:t>
-            </w:r>
-            <w:proofErr w:type="spellEnd"/>
-            <w:r>
-              <w:rPr>
-                <w:rFonts w:ascii="Roboto" w:hAnsi="Roboto" w:cs="Segoe UI"/>
-                <w:sz w:val="22"/>
-                <w:szCs w:val="22"/>
-                <w:lang w:val="en-US"/>
-              </w:rPr>
-              <w:t>&gt;</w:t>
+              <w:t>&lt;WeaponID&gt;</w:t>
             </w:r>
           </w:p>
         </w:tc>
@@ -33941,27 +31699,7 @@
                 <w:szCs w:val="22"/>
                 <w:lang w:val="en-US"/>
               </w:rPr>
-              <w:t>&lt;</w:t>
-            </w:r>
-            <w:proofErr w:type="spellStart"/>
-            <w:r>
-              <w:rPr>
-                <w:rFonts w:ascii="Roboto" w:hAnsi="Roboto" w:cs="Segoe UI"/>
-                <w:sz w:val="22"/>
-                <w:szCs w:val="22"/>
-                <w:lang w:val="en-US"/>
-              </w:rPr>
-              <w:t>WeaponID</w:t>
-            </w:r>
-            <w:proofErr w:type="spellEnd"/>
-            <w:r>
-              <w:rPr>
-                <w:rFonts w:ascii="Roboto" w:hAnsi="Roboto" w:cs="Segoe UI"/>
-                <w:sz w:val="22"/>
-                <w:szCs w:val="22"/>
-                <w:lang w:val="en-US"/>
-              </w:rPr>
-              <w:t>&gt;</w:t>
+              <w:t>&lt;WeaponID&gt;</w:t>
             </w:r>
           </w:p>
         </w:tc>
@@ -34048,27 +31786,7 @@
                 <w:szCs w:val="22"/>
                 <w:lang w:val="en-US"/>
               </w:rPr>
-              <w:t>: &lt;</w:t>
-            </w:r>
-            <w:proofErr w:type="spellStart"/>
-            <w:r>
-              <w:rPr>
-                <w:rFonts w:ascii="Roboto" w:hAnsi="Roboto" w:cs="Segoe UI"/>
-                <w:sz w:val="22"/>
-                <w:szCs w:val="22"/>
-                <w:lang w:val="en-US"/>
-              </w:rPr>
-              <w:t>WeaponID</w:t>
-            </w:r>
-            <w:proofErr w:type="spellEnd"/>
-            <w:r>
-              <w:rPr>
-                <w:rFonts w:ascii="Roboto" w:hAnsi="Roboto" w:cs="Segoe UI"/>
-                <w:sz w:val="22"/>
-                <w:szCs w:val="22"/>
-                <w:lang w:val="en-US"/>
-              </w:rPr>
-              <w:t>&gt;</w:t>
+              <w:t>: &lt;WeaponID&gt;</w:t>
             </w:r>
           </w:p>
         </w:tc>
@@ -34155,27 +31873,7 @@
                 <w:szCs w:val="22"/>
                 <w:lang w:val="en-US"/>
               </w:rPr>
-              <w:t>&lt;</w:t>
-            </w:r>
-            <w:proofErr w:type="spellStart"/>
-            <w:r>
-              <w:rPr>
-                <w:rFonts w:ascii="Roboto" w:hAnsi="Roboto" w:cs="Segoe UI"/>
-                <w:sz w:val="22"/>
-                <w:szCs w:val="22"/>
-                <w:lang w:val="en-US"/>
-              </w:rPr>
-              <w:t>WeaponID</w:t>
-            </w:r>
-            <w:proofErr w:type="spellEnd"/>
-            <w:r>
-              <w:rPr>
-                <w:rFonts w:ascii="Roboto" w:hAnsi="Roboto" w:cs="Segoe UI"/>
-                <w:sz w:val="22"/>
-                <w:szCs w:val="22"/>
-                <w:lang w:val="en-US"/>
-              </w:rPr>
-              <w:t>&gt;</w:t>
+              <w:t>&lt;WeaponID&gt;</w:t>
             </w:r>
             <w:r>
               <w:rPr>
@@ -34193,27 +31891,7 @@
                 <w:szCs w:val="22"/>
                 <w:lang w:val="en-US"/>
               </w:rPr>
-              <w:t>&lt;Azimuth&gt;[</w:t>
-            </w:r>
-            <w:proofErr w:type="gramStart"/>
-            <w:r>
-              <w:rPr>
-                <w:rFonts w:ascii="Roboto" w:hAnsi="Roboto" w:cs="Segoe UI"/>
-                <w:sz w:val="22"/>
-                <w:szCs w:val="22"/>
-                <w:lang w:val="en-US"/>
-              </w:rPr>
-              <w:t>°];&lt;</w:t>
-            </w:r>
-            <w:proofErr w:type="gramEnd"/>
-            <w:r>
-              <w:rPr>
-                <w:rFonts w:ascii="Roboto" w:hAnsi="Roboto" w:cs="Segoe UI"/>
-                <w:sz w:val="22"/>
-                <w:szCs w:val="22"/>
-                <w:lang w:val="en-US"/>
-              </w:rPr>
-              <w:t>Elevation&gt;[°]</w:t>
+              <w:t>&lt;Azimuth&gt;[°];&lt;Elevation&gt;[°]</w:t>
             </w:r>
           </w:p>
         </w:tc>
@@ -34284,7 +31962,6 @@
                 <w:lang w:val="en-US"/>
               </w:rPr>
             </w:pPr>
-            <w:proofErr w:type="spellStart"/>
             <w:r>
               <w:rPr>
                 <w:rFonts w:ascii="Roboto" w:hAnsi="Roboto" w:cs="Segoe UI"/>
@@ -34312,7 +31989,6 @@
               </w:rPr>
               <w:t>ngagement</w:t>
             </w:r>
-            <w:proofErr w:type="spellEnd"/>
             <w:r>
               <w:rPr>
                 <w:rFonts w:ascii="Roboto" w:hAnsi="Roboto" w:cs="Segoe UI"/>
@@ -34331,7 +32007,6 @@
               </w:rPr>
               <w:t>&lt;</w:t>
             </w:r>
-            <w:proofErr w:type="spellStart"/>
             <w:r>
               <w:rPr>
                 <w:rFonts w:ascii="Roboto" w:hAnsi="Roboto" w:cs="Segoe UI"/>
@@ -34348,17 +32023,7 @@
                 <w:szCs w:val="22"/>
                 <w:lang w:val="en-US"/>
               </w:rPr>
-              <w:t>eaponID</w:t>
-            </w:r>
-            <w:proofErr w:type="spellEnd"/>
-            <w:r>
-              <w:rPr>
-                <w:rFonts w:ascii="Roboto" w:hAnsi="Roboto" w:cs="Segoe UI"/>
-                <w:sz w:val="22"/>
-                <w:szCs w:val="22"/>
-                <w:lang w:val="en-US"/>
-              </w:rPr>
-              <w:t>&gt;;</w:t>
+              <w:t>eaponID&gt;;</w:t>
             </w:r>
             <w:r>
               <w:rPr>
@@ -34369,7 +32034,6 @@
               </w:rPr>
               <w:t>&lt;</w:t>
             </w:r>
-            <w:proofErr w:type="spellStart"/>
             <w:r>
               <w:rPr>
                 <w:rFonts w:ascii="Roboto" w:hAnsi="Roboto" w:cs="Segoe UI"/>
@@ -34388,67 +32052,15 @@
               </w:rPr>
               <w:t>ontactID</w:t>
             </w:r>
-            <w:proofErr w:type="spellEnd"/>
-            <w:r>
-              <w:rPr>
-                <w:rFonts w:ascii="Roboto" w:hAnsi="Roboto" w:cs="Segoe UI"/>
-                <w:sz w:val="22"/>
-                <w:szCs w:val="22"/>
-                <w:lang w:val="en-US"/>
-              </w:rPr>
-              <w:t xml:space="preserve"> | </w:t>
-            </w:r>
-            <w:proofErr w:type="spellStart"/>
-            <w:r>
-              <w:rPr>
-                <w:rFonts w:ascii="Roboto" w:hAnsi="Roboto" w:cs="Segoe UI"/>
-                <w:sz w:val="22"/>
-                <w:szCs w:val="22"/>
-                <w:lang w:val="en-US"/>
-              </w:rPr>
-              <w:t>PointID</w:t>
-            </w:r>
-            <w:proofErr w:type="spellEnd"/>
-            <w:r>
-              <w:rPr>
-                <w:rFonts w:ascii="Roboto" w:hAnsi="Roboto" w:cs="Segoe UI"/>
-                <w:sz w:val="22"/>
-                <w:szCs w:val="22"/>
-                <w:lang w:val="en-US"/>
-              </w:rPr>
-              <w:t xml:space="preserve"> | </w:t>
-            </w:r>
-            <w:proofErr w:type="spellStart"/>
-            <w:r>
-              <w:rPr>
-                <w:rFonts w:ascii="Roboto" w:hAnsi="Roboto" w:cs="Segoe UI"/>
-                <w:sz w:val="22"/>
-                <w:szCs w:val="22"/>
-                <w:lang w:val="en-US"/>
-              </w:rPr>
-              <w:t>EmmisionID</w:t>
-            </w:r>
-            <w:proofErr w:type="spellEnd"/>
-            <w:r>
-              <w:rPr>
-                <w:rFonts w:ascii="Roboto" w:hAnsi="Roboto" w:cs="Segoe UI"/>
-                <w:sz w:val="22"/>
-                <w:szCs w:val="22"/>
-                <w:lang w:val="en-US"/>
-              </w:rPr>
-              <w:t xml:space="preserve"> | </w:t>
-            </w:r>
-            <w:proofErr w:type="spellStart"/>
-            <w:r>
-              <w:rPr>
-                <w:rFonts w:ascii="Roboto" w:hAnsi="Roboto" w:cs="Segoe UI"/>
-                <w:sz w:val="22"/>
-                <w:szCs w:val="22"/>
-                <w:lang w:val="en-US"/>
-              </w:rPr>
-              <w:t>GraphicID</w:t>
-            </w:r>
-            <w:proofErr w:type="spellEnd"/>
+            <w:r>
+              <w:rPr>
+                <w:rFonts w:ascii="Roboto" w:hAnsi="Roboto" w:cs="Segoe UI"/>
+                <w:sz w:val="22"/>
+                <w:szCs w:val="22"/>
+                <w:lang w:val="en-US"/>
+              </w:rPr>
+              <w:t xml:space="preserve"> | PointID | EmmisionID | GraphicID</w:t>
+            </w:r>
             <w:r>
               <w:rPr>
                 <w:rFonts w:ascii="Roboto" w:hAnsi="Roboto" w:cs="Segoe UI"/>
@@ -34536,7 +32148,6 @@
                 <w:lang w:val="en-US"/>
               </w:rPr>
             </w:pPr>
-            <w:proofErr w:type="spellStart"/>
             <w:r>
               <w:rPr>
                 <w:rFonts w:ascii="Roboto" w:hAnsi="Roboto" w:cs="Segoe UI"/>
@@ -34546,7 +32157,6 @@
               </w:rPr>
               <w:t>HoldEngagement</w:t>
             </w:r>
-            <w:proofErr w:type="spellEnd"/>
             <w:r>
               <w:rPr>
                 <w:rFonts w:ascii="Roboto" w:hAnsi="Roboto" w:cs="Segoe UI"/>
@@ -34563,99 +32173,17 @@
                 <w:szCs w:val="22"/>
                 <w:lang w:val="en-US"/>
               </w:rPr>
-              <w:t>&lt;</w:t>
-            </w:r>
-            <w:proofErr w:type="spellStart"/>
-            <w:r>
-              <w:rPr>
-                <w:rFonts w:ascii="Roboto" w:hAnsi="Roboto" w:cs="Segoe UI"/>
-                <w:sz w:val="22"/>
-                <w:szCs w:val="22"/>
-                <w:lang w:val="en-US"/>
-              </w:rPr>
-              <w:t>WeaponID</w:t>
-            </w:r>
-            <w:proofErr w:type="spellEnd"/>
-            <w:r>
-              <w:rPr>
-                <w:rFonts w:ascii="Roboto" w:hAnsi="Roboto" w:cs="Segoe UI"/>
-                <w:sz w:val="22"/>
-                <w:szCs w:val="22"/>
-                <w:lang w:val="en-US"/>
-              </w:rPr>
-              <w:t>&gt;;&lt;</w:t>
-            </w:r>
-            <w:proofErr w:type="spellStart"/>
-            <w:r>
-              <w:rPr>
-                <w:rFonts w:ascii="Roboto" w:hAnsi="Roboto" w:cs="Segoe UI"/>
-                <w:sz w:val="22"/>
-                <w:szCs w:val="22"/>
-                <w:lang w:val="en-US"/>
-              </w:rPr>
-              <w:t>ContactID</w:t>
-            </w:r>
-            <w:proofErr w:type="spellEnd"/>
-            <w:r>
-              <w:rPr>
-                <w:rFonts w:ascii="Roboto" w:hAnsi="Roboto" w:cs="Segoe UI"/>
-                <w:sz w:val="22"/>
-                <w:szCs w:val="22"/>
-                <w:lang w:val="en-US"/>
-              </w:rPr>
-              <w:t xml:space="preserve"> | </w:t>
-            </w:r>
-            <w:proofErr w:type="spellStart"/>
-            <w:r>
-              <w:rPr>
-                <w:rFonts w:ascii="Roboto" w:hAnsi="Roboto" w:cs="Segoe UI"/>
-                <w:sz w:val="22"/>
-                <w:szCs w:val="22"/>
-                <w:lang w:val="en-US"/>
-              </w:rPr>
-              <w:t>PointID</w:t>
-            </w:r>
-            <w:proofErr w:type="spellEnd"/>
-            <w:r>
-              <w:rPr>
-                <w:rFonts w:ascii="Roboto" w:hAnsi="Roboto" w:cs="Segoe UI"/>
-                <w:sz w:val="22"/>
-                <w:szCs w:val="22"/>
-                <w:lang w:val="en-US"/>
-              </w:rPr>
-              <w:t xml:space="preserve"> | </w:t>
-            </w:r>
-            <w:proofErr w:type="spellStart"/>
-            <w:r>
-              <w:rPr>
-                <w:rFonts w:ascii="Roboto" w:hAnsi="Roboto" w:cs="Segoe UI"/>
-                <w:sz w:val="22"/>
-                <w:szCs w:val="22"/>
-                <w:lang w:val="en-US"/>
-              </w:rPr>
-              <w:t>EmmisionID</w:t>
-            </w:r>
-            <w:proofErr w:type="spellEnd"/>
-            <w:r>
-              <w:rPr>
-                <w:rFonts w:ascii="Roboto" w:hAnsi="Roboto" w:cs="Segoe UI"/>
-                <w:sz w:val="22"/>
-                <w:szCs w:val="22"/>
-                <w:lang w:val="en-US"/>
-              </w:rPr>
-              <w:t xml:space="preserve"> | </w:t>
-            </w:r>
-            <w:proofErr w:type="spellStart"/>
-            <w:r>
-              <w:rPr>
-                <w:rFonts w:ascii="Roboto" w:hAnsi="Roboto" w:cs="Segoe UI"/>
-                <w:sz w:val="22"/>
-                <w:szCs w:val="22"/>
-                <w:lang w:val="en-US"/>
-              </w:rPr>
-              <w:t>GraphicID</w:t>
-            </w:r>
-            <w:proofErr w:type="spellEnd"/>
+              <w:t>&lt;WeaponID&gt;;&lt;ContactID</w:t>
+            </w:r>
+            <w:r>
+              <w:rPr>
+                <w:rFonts w:ascii="Roboto" w:hAnsi="Roboto" w:cs="Segoe UI"/>
+                <w:sz w:val="22"/>
+                <w:szCs w:val="22"/>
+                <w:lang w:val="en-US"/>
+              </w:rPr>
+              <w:t xml:space="preserve"> | PointID | EmmisionID | GraphicID</w:t>
+            </w:r>
             <w:r>
               <w:rPr>
                 <w:rFonts w:ascii="Roboto" w:hAnsi="Roboto" w:cs="Segoe UI"/>
@@ -34743,7 +32271,6 @@
                 <w:lang w:val="en-US"/>
               </w:rPr>
             </w:pPr>
-            <w:proofErr w:type="spellStart"/>
             <w:r>
               <w:rPr>
                 <w:rFonts w:ascii="Roboto" w:hAnsi="Roboto" w:cs="Segoe UI"/>
@@ -34753,7 +32280,6 @@
               </w:rPr>
               <w:t>StopEngagement</w:t>
             </w:r>
-            <w:proofErr w:type="spellEnd"/>
             <w:r>
               <w:rPr>
                 <w:rFonts w:ascii="Roboto" w:hAnsi="Roboto" w:cs="Segoe UI"/>
@@ -34770,99 +32296,17 @@
                 <w:szCs w:val="22"/>
                 <w:lang w:val="en-US"/>
               </w:rPr>
-              <w:t>&lt;</w:t>
-            </w:r>
-            <w:proofErr w:type="spellStart"/>
-            <w:r>
-              <w:rPr>
-                <w:rFonts w:ascii="Roboto" w:hAnsi="Roboto" w:cs="Segoe UI"/>
-                <w:sz w:val="22"/>
-                <w:szCs w:val="22"/>
-                <w:lang w:val="en-US"/>
-              </w:rPr>
-              <w:t>WeaponID</w:t>
-            </w:r>
-            <w:proofErr w:type="spellEnd"/>
-            <w:r>
-              <w:rPr>
-                <w:rFonts w:ascii="Roboto" w:hAnsi="Roboto" w:cs="Segoe UI"/>
-                <w:sz w:val="22"/>
-                <w:szCs w:val="22"/>
-                <w:lang w:val="en-US"/>
-              </w:rPr>
-              <w:t>&gt;;&lt;</w:t>
-            </w:r>
-            <w:proofErr w:type="spellStart"/>
-            <w:r>
-              <w:rPr>
-                <w:rFonts w:ascii="Roboto" w:hAnsi="Roboto" w:cs="Segoe UI"/>
-                <w:sz w:val="22"/>
-                <w:szCs w:val="22"/>
-                <w:lang w:val="en-US"/>
-              </w:rPr>
-              <w:t>ContactID</w:t>
-            </w:r>
-            <w:proofErr w:type="spellEnd"/>
-            <w:r>
-              <w:rPr>
-                <w:rFonts w:ascii="Roboto" w:hAnsi="Roboto" w:cs="Segoe UI"/>
-                <w:sz w:val="22"/>
-                <w:szCs w:val="22"/>
-                <w:lang w:val="en-US"/>
-              </w:rPr>
-              <w:t xml:space="preserve"> | </w:t>
-            </w:r>
-            <w:proofErr w:type="spellStart"/>
-            <w:r>
-              <w:rPr>
-                <w:rFonts w:ascii="Roboto" w:hAnsi="Roboto" w:cs="Segoe UI"/>
-                <w:sz w:val="22"/>
-                <w:szCs w:val="22"/>
-                <w:lang w:val="en-US"/>
-              </w:rPr>
-              <w:t>PointID</w:t>
-            </w:r>
-            <w:proofErr w:type="spellEnd"/>
-            <w:r>
-              <w:rPr>
-                <w:rFonts w:ascii="Roboto" w:hAnsi="Roboto" w:cs="Segoe UI"/>
-                <w:sz w:val="22"/>
-                <w:szCs w:val="22"/>
-                <w:lang w:val="en-US"/>
-              </w:rPr>
-              <w:t xml:space="preserve"> | </w:t>
-            </w:r>
-            <w:proofErr w:type="spellStart"/>
-            <w:r>
-              <w:rPr>
-                <w:rFonts w:ascii="Roboto" w:hAnsi="Roboto" w:cs="Segoe UI"/>
-                <w:sz w:val="22"/>
-                <w:szCs w:val="22"/>
-                <w:lang w:val="en-US"/>
-              </w:rPr>
-              <w:t>EmmisionID</w:t>
-            </w:r>
-            <w:proofErr w:type="spellEnd"/>
-            <w:r>
-              <w:rPr>
-                <w:rFonts w:ascii="Roboto" w:hAnsi="Roboto" w:cs="Segoe UI"/>
-                <w:sz w:val="22"/>
-                <w:szCs w:val="22"/>
-                <w:lang w:val="en-US"/>
-              </w:rPr>
-              <w:t xml:space="preserve"> | </w:t>
-            </w:r>
-            <w:proofErr w:type="spellStart"/>
-            <w:r>
-              <w:rPr>
-                <w:rFonts w:ascii="Roboto" w:hAnsi="Roboto" w:cs="Segoe UI"/>
-                <w:sz w:val="22"/>
-                <w:szCs w:val="22"/>
-                <w:lang w:val="en-US"/>
-              </w:rPr>
-              <w:t>GraphicID</w:t>
-            </w:r>
-            <w:proofErr w:type="spellEnd"/>
+              <w:t>&lt;WeaponID&gt;;&lt;ContactID</w:t>
+            </w:r>
+            <w:r>
+              <w:rPr>
+                <w:rFonts w:ascii="Roboto" w:hAnsi="Roboto" w:cs="Segoe UI"/>
+                <w:sz w:val="22"/>
+                <w:szCs w:val="22"/>
+                <w:lang w:val="en-US"/>
+              </w:rPr>
+              <w:t xml:space="preserve"> | PointID | EmmisionID | GraphicID</w:t>
+            </w:r>
             <w:r>
               <w:rPr>
                 <w:rFonts w:ascii="Roboto" w:hAnsi="Roboto" w:cs="Segoe UI"/>
@@ -34999,27 +32443,7 @@
                 <w:szCs w:val="22"/>
                 <w:lang w:val="en-US"/>
               </w:rPr>
-              <w:t>Sanitize system (</w:t>
-            </w:r>
-            <w:proofErr w:type="gramStart"/>
-            <w:r>
-              <w:rPr>
-                <w:rFonts w:ascii="Roboto" w:hAnsi="Roboto" w:cs="Segoe UI"/>
-                <w:sz w:val="22"/>
-                <w:szCs w:val="22"/>
-                <w:lang w:val="en-US"/>
-              </w:rPr>
-              <w:t>e.g.</w:t>
-            </w:r>
-            <w:proofErr w:type="gramEnd"/>
-            <w:r>
-              <w:rPr>
-                <w:rFonts w:ascii="Roboto" w:hAnsi="Roboto" w:cs="Segoe UI"/>
-                <w:sz w:val="22"/>
-                <w:szCs w:val="22"/>
-                <w:lang w:val="en-US"/>
-              </w:rPr>
-              <w:t xml:space="preserve"> in a case of emergency or drone hijacking)</w:t>
+              <w:t>Sanitize system (e.g. in a case of emergency or drone hijacking)</w:t>
             </w:r>
           </w:p>
         </w:tc>
@@ -35081,7 +32505,6 @@
                 <w:lang w:val="en-US"/>
               </w:rPr>
             </w:pPr>
-            <w:proofErr w:type="spellStart"/>
             <w:r>
               <w:rPr>
                 <w:rFonts w:ascii="Roboto" w:hAnsi="Roboto" w:cs="Segoe UI"/>
@@ -35100,7 +32523,6 @@
               </w:rPr>
               <w:t>ion</w:t>
             </w:r>
-            <w:proofErr w:type="spellEnd"/>
           </w:p>
         </w:tc>
       </w:tr>
@@ -35415,27 +32837,7 @@
           <w:szCs w:val="22"/>
           <w:lang w:val="en-US"/>
         </w:rPr>
-        <w:t>;5</w:t>
-      </w:r>
-      <w:proofErr w:type="gramStart"/>
-      <w:r>
-        <w:rPr>
-          <w:rFonts w:ascii="Roboto" w:hAnsi="Roboto" w:cs="Segoe UI"/>
-          <w:sz w:val="22"/>
-          <w:szCs w:val="22"/>
-          <w:lang w:val="en-US"/>
-        </w:rPr>
-        <w:t>BCD;S</w:t>
-      </w:r>
-      <w:proofErr w:type="gramEnd"/>
-      <w:r>
-        <w:rPr>
-          <w:rFonts w:ascii="Roboto" w:hAnsi="Roboto" w:cs="Segoe UI"/>
-          <w:sz w:val="22"/>
-          <w:szCs w:val="22"/>
-          <w:lang w:val="en-US"/>
-        </w:rPr>
-        <w:t>;TRUE;4389F10D;</w:t>
+        <w:t>;5BCD;S;TRUE;4389F10D;</w:t>
       </w:r>
       <w:r>
         <w:rPr>
@@ -35615,36 +33017,16 @@
           <w:szCs w:val="22"/>
           <w:lang w:val="en-US"/>
         </w:rPr>
-        <w:t>0195238F55</w:t>
-      </w:r>
-      <w:proofErr w:type="gramStart"/>
-      <w:r>
-        <w:rPr>
-          <w:rFonts w:ascii="Roboto" w:hAnsi="Roboto" w:cs="Segoe UI"/>
-          <w:sz w:val="22"/>
-          <w:szCs w:val="22"/>
-          <w:lang w:val="en-US"/>
-        </w:rPr>
-        <w:t>AD</w:t>
-      </w:r>
-      <w:r>
-        <w:rPr>
-          <w:rFonts w:ascii="Roboto" w:hAnsi="Roboto" w:cs="Segoe UI"/>
-          <w:sz w:val="22"/>
-          <w:szCs w:val="22"/>
-          <w:lang w:val="en-US"/>
-        </w:rPr>
-        <w:t>;E</w:t>
-      </w:r>
-      <w:proofErr w:type="gramEnd"/>
-      <w:r>
-        <w:rPr>
-          <w:rFonts w:ascii="Roboto" w:hAnsi="Roboto" w:cs="Segoe UI"/>
-          <w:sz w:val="22"/>
-          <w:szCs w:val="22"/>
-          <w:lang w:val="en-US"/>
-        </w:rPr>
-        <w:t>4B3;C;TRUE;;Drone2;0000;0</w:t>
+        <w:t>0195238F55AD</w:t>
+      </w:r>
+      <w:r>
+        <w:rPr>
+          <w:rFonts w:ascii="Roboto" w:hAnsi="Roboto" w:cs="Segoe UI"/>
+          <w:sz w:val="22"/>
+          <w:szCs w:val="22"/>
+          <w:lang w:val="en-US"/>
+        </w:rPr>
+        <w:t>;E4B3;C;TRUE;;Drone2;0000;0</w:t>
       </w:r>
       <w:r>
         <w:rPr>
@@ -35802,36 +33184,16 @@
           <w:szCs w:val="22"/>
           <w:lang w:val="en-US"/>
         </w:rPr>
-        <w:t>0195238E25</w:t>
-      </w:r>
-      <w:proofErr w:type="gramStart"/>
-      <w:r>
-        <w:rPr>
-          <w:rFonts w:ascii="Roboto" w:hAnsi="Roboto" w:cs="Segoe UI"/>
-          <w:sz w:val="22"/>
-          <w:szCs w:val="22"/>
-          <w:lang w:val="en-US"/>
-        </w:rPr>
-        <w:t>AD</w:t>
-      </w:r>
-      <w:r>
-        <w:rPr>
-          <w:rFonts w:ascii="Roboto" w:hAnsi="Roboto" w:cs="Segoe UI"/>
-          <w:sz w:val="22"/>
-          <w:szCs w:val="22"/>
-          <w:lang w:val="en-US"/>
-        </w:rPr>
-        <w:t>;E</w:t>
-      </w:r>
-      <w:proofErr w:type="gramEnd"/>
-      <w:r>
-        <w:rPr>
-          <w:rFonts w:ascii="Roboto" w:hAnsi="Roboto" w:cs="Segoe UI"/>
-          <w:sz w:val="22"/>
-          <w:szCs w:val="22"/>
-          <w:lang w:val="en-US"/>
-        </w:rPr>
-        <w:t>4B3;C;TRUE;;</w:t>
+        <w:t>0195238E25AD</w:t>
+      </w:r>
+      <w:r>
+        <w:rPr>
+          <w:rFonts w:ascii="Roboto" w:hAnsi="Roboto" w:cs="Segoe UI"/>
+          <w:sz w:val="22"/>
+          <w:szCs w:val="22"/>
+          <w:lang w:val="en-US"/>
+        </w:rPr>
+        <w:t>;E4B3;C;TRUE;;</w:t>
       </w:r>
       <w:r>
         <w:rPr>
@@ -35915,36 +33277,16 @@
           <w:szCs w:val="22"/>
           <w:lang w:val="en-US"/>
         </w:rPr>
-        <w:t>0195238E25</w:t>
-      </w:r>
-      <w:proofErr w:type="gramStart"/>
-      <w:r>
-        <w:rPr>
-          <w:rFonts w:ascii="Roboto" w:hAnsi="Roboto" w:cs="Segoe UI"/>
-          <w:sz w:val="22"/>
-          <w:szCs w:val="22"/>
-          <w:lang w:val="en-US"/>
-        </w:rPr>
-        <w:t>AD</w:t>
-      </w:r>
-      <w:r>
-        <w:rPr>
-          <w:rFonts w:ascii="Roboto" w:hAnsi="Roboto" w:cs="Segoe UI"/>
-          <w:sz w:val="22"/>
-          <w:szCs w:val="22"/>
-          <w:lang w:val="en-US"/>
-        </w:rPr>
-        <w:t>;E</w:t>
-      </w:r>
-      <w:proofErr w:type="gramEnd"/>
-      <w:r>
-        <w:rPr>
-          <w:rFonts w:ascii="Roboto" w:hAnsi="Roboto" w:cs="Segoe UI"/>
-          <w:sz w:val="22"/>
-          <w:szCs w:val="22"/>
-          <w:lang w:val="en-US"/>
-        </w:rPr>
-        <w:t>4B3;C;TRUE;;ORKA;0331;00;</w:t>
+        <w:t>0195238E25AD</w:t>
+      </w:r>
+      <w:r>
+        <w:rPr>
+          <w:rFonts w:ascii="Roboto" w:hAnsi="Roboto" w:cs="Segoe UI"/>
+          <w:sz w:val="22"/>
+          <w:szCs w:val="22"/>
+          <w:lang w:val="en-US"/>
+        </w:rPr>
+        <w:t>;E4B3;C;TRUE;;ORKA;0331;00;</w:t>
       </w:r>
       <w:r>
         <w:rPr>
@@ -36010,36 +33352,16 @@
           <w:szCs w:val="22"/>
           <w:lang w:val="en-US"/>
         </w:rPr>
-        <w:t>0195238E25</w:t>
-      </w:r>
-      <w:proofErr w:type="gramStart"/>
-      <w:r>
-        <w:rPr>
-          <w:rFonts w:ascii="Roboto" w:hAnsi="Roboto" w:cs="Segoe UI"/>
-          <w:sz w:val="22"/>
-          <w:szCs w:val="22"/>
-          <w:lang w:val="en-US"/>
-        </w:rPr>
-        <w:t>AD</w:t>
-      </w:r>
-      <w:r>
-        <w:rPr>
-          <w:rFonts w:ascii="Roboto" w:hAnsi="Roboto" w:cs="Segoe UI"/>
-          <w:sz w:val="22"/>
-          <w:szCs w:val="22"/>
-          <w:lang w:val="en-US"/>
-        </w:rPr>
-        <w:t>;E</w:t>
-      </w:r>
-      <w:proofErr w:type="gramEnd"/>
-      <w:r>
-        <w:rPr>
-          <w:rFonts w:ascii="Roboto" w:hAnsi="Roboto" w:cs="Segoe UI"/>
-          <w:sz w:val="22"/>
-          <w:szCs w:val="22"/>
-          <w:lang w:val="en-US"/>
-        </w:rPr>
-        <w:t>4B3;C;TRUE;;ORKA;0331;00;</w:t>
+        <w:t>0195238E25AD</w:t>
+      </w:r>
+      <w:r>
+        <w:rPr>
+          <w:rFonts w:ascii="Roboto" w:hAnsi="Roboto" w:cs="Segoe UI"/>
+          <w:sz w:val="22"/>
+          <w:szCs w:val="22"/>
+          <w:lang w:val="en-US"/>
+        </w:rPr>
+        <w:t>;E4B3;C;TRUE;;ORKA;0331;00;</w:t>
       </w:r>
       <w:r>
         <w:rPr>
@@ -36105,36 +33427,16 @@
           <w:szCs w:val="22"/>
           <w:lang w:val="en-US"/>
         </w:rPr>
-        <w:t>0195238E25</w:t>
-      </w:r>
-      <w:proofErr w:type="gramStart"/>
-      <w:r>
-        <w:rPr>
-          <w:rFonts w:ascii="Roboto" w:hAnsi="Roboto" w:cs="Segoe UI"/>
-          <w:sz w:val="22"/>
-          <w:szCs w:val="22"/>
-          <w:lang w:val="en-US"/>
-        </w:rPr>
-        <w:t>AD</w:t>
-      </w:r>
-      <w:r>
-        <w:rPr>
-          <w:rFonts w:ascii="Roboto" w:hAnsi="Roboto" w:cs="Segoe UI"/>
-          <w:sz w:val="22"/>
-          <w:szCs w:val="22"/>
-          <w:lang w:val="en-US"/>
-        </w:rPr>
-        <w:t>;E</w:t>
-      </w:r>
-      <w:proofErr w:type="gramEnd"/>
-      <w:r>
-        <w:rPr>
-          <w:rFonts w:ascii="Roboto" w:hAnsi="Roboto" w:cs="Segoe UI"/>
-          <w:sz w:val="22"/>
-          <w:szCs w:val="22"/>
-          <w:lang w:val="en-US"/>
-        </w:rPr>
-        <w:t>4B3;C;TRUE;;ORKA;0331;00;</w:t>
+        <w:t>0195238E25AD</w:t>
+      </w:r>
+      <w:r>
+        <w:rPr>
+          <w:rFonts w:ascii="Roboto" w:hAnsi="Roboto" w:cs="Segoe UI"/>
+          <w:sz w:val="22"/>
+          <w:szCs w:val="22"/>
+          <w:lang w:val="en-US"/>
+        </w:rPr>
+        <w:t>;E4B3;C;TRUE;;ORKA;0331;00;</w:t>
       </w:r>
       <w:r>
         <w:rPr>
@@ -36281,17 +33583,7 @@
           <w:szCs w:val="22"/>
           <w:lang w:val="en-US"/>
         </w:rPr>
-        <w:t>0195238E25</w:t>
-      </w:r>
-      <w:proofErr w:type="gramStart"/>
-      <w:r>
-        <w:rPr>
-          <w:rFonts w:ascii="Roboto" w:hAnsi="Roboto" w:cs="Segoe UI"/>
-          <w:sz w:val="22"/>
-          <w:szCs w:val="22"/>
-          <w:lang w:val="en-US"/>
-        </w:rPr>
-        <w:t>AD</w:t>
+        <w:t>0195238E25AD</w:t>
       </w:r>
       <w:r>
         <w:rPr>
@@ -36309,17 +33601,7 @@
           <w:szCs w:val="22"/>
           <w:lang w:val="en-US"/>
         </w:rPr>
-        <w:t>E</w:t>
-      </w:r>
-      <w:proofErr w:type="gramEnd"/>
-      <w:r>
-        <w:rPr>
-          <w:rFonts w:ascii="Roboto" w:hAnsi="Roboto" w:cs="Segoe UI"/>
-          <w:sz w:val="22"/>
-          <w:szCs w:val="22"/>
-          <w:lang w:val="en-US"/>
-        </w:rPr>
-        <w:t>4B3</w:t>
+        <w:t>E4B3</w:t>
       </w:r>
       <w:r>
         <w:rPr>
@@ -36457,36 +33739,16 @@
           <w:szCs w:val="22"/>
           <w:lang w:val="en-US"/>
         </w:rPr>
-        <w:t>0195238E25</w:t>
-      </w:r>
-      <w:proofErr w:type="gramStart"/>
-      <w:r>
-        <w:rPr>
-          <w:rFonts w:ascii="Roboto" w:hAnsi="Roboto" w:cs="Segoe UI"/>
-          <w:sz w:val="22"/>
-          <w:szCs w:val="22"/>
-          <w:lang w:val="en-US"/>
-        </w:rPr>
-        <w:t>AD</w:t>
-      </w:r>
-      <w:r>
-        <w:rPr>
-          <w:rFonts w:ascii="Roboto" w:hAnsi="Roboto" w:cs="Segoe UI"/>
-          <w:sz w:val="22"/>
-          <w:szCs w:val="22"/>
-          <w:lang w:val="en-US"/>
-        </w:rPr>
-        <w:t>;E</w:t>
-      </w:r>
-      <w:proofErr w:type="gramEnd"/>
-      <w:r>
-        <w:rPr>
-          <w:rFonts w:ascii="Roboto" w:hAnsi="Roboto" w:cs="Segoe UI"/>
-          <w:sz w:val="22"/>
-          <w:szCs w:val="22"/>
-          <w:lang w:val="en-US"/>
-        </w:rPr>
-        <w:t>4B3;C;TRUE;;ORKA;0331;00;</w:t>
+        <w:t>0195238E25AD</w:t>
+      </w:r>
+      <w:r>
+        <w:rPr>
+          <w:rFonts w:ascii="Roboto" w:hAnsi="Roboto" w:cs="Segoe UI"/>
+          <w:sz w:val="22"/>
+          <w:szCs w:val="22"/>
+          <w:lang w:val="en-US"/>
+        </w:rPr>
+        <w:t>;E4B3;C;TRUE;;ORKA;0331;00;</w:t>
       </w:r>
       <w:r>
         <w:rPr>
@@ -37466,7 +34728,6 @@
                 <w:lang w:val="en-US"/>
               </w:rPr>
             </w:pPr>
-            <w:proofErr w:type="spellStart"/>
             <w:r>
               <w:rPr>
                 <w:rFonts w:ascii="Roboto" w:hAnsi="Roboto" w:cs="Segoe UI"/>
@@ -37503,7 +34764,6 @@
               </w:rPr>
               <w:t>Status</w:t>
             </w:r>
-            <w:proofErr w:type="spellEnd"/>
           </w:p>
         </w:tc>
         <w:tc>
@@ -37858,7 +35118,6 @@
                 <w:lang w:val="en-US"/>
               </w:rPr>
             </w:pPr>
-            <w:proofErr w:type="spellStart"/>
             <w:r>
               <w:rPr>
                 <w:rFonts w:ascii="Roboto" w:hAnsi="Roboto" w:cs="Segoe UI"/>
@@ -37895,7 +35154,6 @@
               </w:rPr>
               <w:t>Status</w:t>
             </w:r>
-            <w:proofErr w:type="spellEnd"/>
           </w:p>
         </w:tc>
         <w:tc>
@@ -38295,7 +35553,6 @@
                 <w:lang w:val="en-US"/>
               </w:rPr>
             </w:pPr>
-            <w:proofErr w:type="spellStart"/>
             <w:r>
               <w:rPr>
                 <w:rFonts w:ascii="Roboto" w:hAnsi="Roboto" w:cs="Segoe UI"/>
@@ -38314,7 +35571,6 @@
               </w:rPr>
               <w:t>s</w:t>
             </w:r>
-            <w:proofErr w:type="spellEnd"/>
           </w:p>
         </w:tc>
         <w:tc>
@@ -38402,7 +35658,6 @@
                 <w:lang w:val="en-US"/>
               </w:rPr>
             </w:pPr>
-            <w:proofErr w:type="spellStart"/>
             <w:r>
               <w:rPr>
                 <w:rFonts w:ascii="Roboto" w:hAnsi="Roboto" w:cs="Segoe UI"/>
@@ -38430,7 +35685,6 @@
               </w:rPr>
               <w:t>s</w:t>
             </w:r>
-            <w:proofErr w:type="spellEnd"/>
           </w:p>
         </w:tc>
         <w:tc>
@@ -38498,7 +35752,25 @@
                 <w:szCs w:val="22"/>
                 <w:lang w:val="en-US"/>
               </w:rPr>
-              <w:t>: &lt;name of the fuel tank&gt;#&lt;ammunition level&gt;#....</w:t>
+              <w:t>: &lt;name of the fuel tank&gt;#&lt;</w:t>
+            </w:r>
+            <w:r>
+              <w:rPr>
+                <w:rFonts w:ascii="Roboto" w:hAnsi="Roboto" w:cs="Segoe UI"/>
+                <w:sz w:val="22"/>
+                <w:szCs w:val="22"/>
+                <w:lang w:val="en-US"/>
+              </w:rPr>
+              <w:t>fuel</w:t>
+            </w:r>
+            <w:r>
+              <w:rPr>
+                <w:rFonts w:ascii="Roboto" w:hAnsi="Roboto" w:cs="Segoe UI"/>
+                <w:sz w:val="22"/>
+                <w:szCs w:val="22"/>
+                <w:lang w:val="en-US"/>
+              </w:rPr>
+              <w:t xml:space="preserve"> level&gt;#....</w:t>
             </w:r>
           </w:p>
         </w:tc>
@@ -38518,7 +35790,6 @@
                 <w:lang w:val="en-US"/>
               </w:rPr>
             </w:pPr>
-            <w:proofErr w:type="spellStart"/>
             <w:r>
               <w:rPr>
                 <w:rFonts w:ascii="Roboto" w:hAnsi="Roboto" w:cs="Segoe UI"/>
@@ -38564,7 +35835,6 @@
               </w:rPr>
               <w:t>s</w:t>
             </w:r>
-            <w:proofErr w:type="spellEnd"/>
           </w:p>
         </w:tc>
         <w:tc>
@@ -38706,7 +35976,6 @@
                 <w:lang w:val="en-US"/>
               </w:rPr>
             </w:pPr>
-            <w:proofErr w:type="spellStart"/>
             <w:r>
               <w:rPr>
                 <w:rFonts w:ascii="Roboto" w:hAnsi="Roboto" w:cs="Segoe UI"/>
@@ -38725,7 +35994,6 @@
               </w:rPr>
               <w:t>s</w:t>
             </w:r>
-            <w:proofErr w:type="spellEnd"/>
           </w:p>
         </w:tc>
         <w:tc>
@@ -38822,7 +36090,6 @@
                 <w:lang w:val="en-US"/>
               </w:rPr>
             </w:pPr>
-            <w:proofErr w:type="spellStart"/>
             <w:r>
               <w:rPr>
                 <w:rFonts w:ascii="Roboto" w:hAnsi="Roboto" w:cs="Segoe UI"/>
@@ -38832,7 +36099,6 @@
               </w:rPr>
               <w:t>CmdID</w:t>
             </w:r>
-            <w:proofErr w:type="spellEnd"/>
           </w:p>
         </w:tc>
         <w:tc>
@@ -38850,7 +36116,6 @@
                 <w:lang w:val="en-US"/>
               </w:rPr>
             </w:pPr>
-            <w:proofErr w:type="spellStart"/>
             <w:r>
               <w:rPr>
                 <w:rFonts w:ascii="Roboto" w:hAnsi="Roboto" w:cs="Segoe UI"/>
@@ -38860,7 +36125,6 @@
               </w:rPr>
               <w:t>HexString</w:t>
             </w:r>
-            <w:proofErr w:type="spellEnd"/>
           </w:p>
         </w:tc>
         <w:tc>
@@ -38976,7 +36240,6 @@
                 <w:lang w:val="en-US"/>
               </w:rPr>
             </w:pPr>
-            <w:proofErr w:type="spellStart"/>
             <w:r>
               <w:rPr>
                 <w:rFonts w:ascii="Roboto" w:hAnsi="Roboto" w:cs="Segoe UI"/>
@@ -38986,7 +36249,6 @@
               </w:rPr>
               <w:t>CmdState</w:t>
             </w:r>
-            <w:proofErr w:type="spellEnd"/>
           </w:p>
         </w:tc>
         <w:tc>
@@ -39816,27 +37078,7 @@
           <w:szCs w:val="22"/>
           <w:lang w:val="en-US"/>
         </w:rPr>
-        <w:t>STATUS;15;0195238E25AD;75</w:t>
-      </w:r>
-      <w:proofErr w:type="gramStart"/>
-      <w:r>
-        <w:rPr>
-          <w:rFonts w:ascii="Roboto" w:hAnsi="Roboto" w:cs="Segoe UI"/>
-          <w:sz w:val="22"/>
-          <w:szCs w:val="22"/>
-          <w:lang w:val="en-US"/>
-        </w:rPr>
-        <w:t>DA;U;;;</w:t>
-      </w:r>
-      <w:proofErr w:type="gramEnd"/>
-      <w:r>
-        <w:rPr>
-          <w:rFonts w:ascii="Roboto" w:hAnsi="Roboto" w:cs="Segoe UI"/>
-          <w:sz w:val="22"/>
-          <w:szCs w:val="22"/>
-          <w:lang w:val="en-US"/>
-        </w:rPr>
-        <w:t>4;2;MLG#20;;A</w:t>
+        <w:t>STATUS;15;0195238E25AD;75DA;U;;;4;2;MLG#20;;A</w:t>
       </w:r>
       <w:r>
         <w:rPr>
@@ -39907,27 +37149,7 @@
           <w:szCs w:val="22"/>
           <w:lang w:val="en-US"/>
         </w:rPr>
-        <w:t>STATUS;16;0195238E25AD;129</w:t>
-      </w:r>
-      <w:proofErr w:type="gramStart"/>
-      <w:r>
-        <w:rPr>
-          <w:rFonts w:ascii="Roboto" w:hAnsi="Roboto" w:cs="Segoe UI"/>
-          <w:sz w:val="22"/>
-          <w:szCs w:val="22"/>
-          <w:lang w:val="en-US"/>
-        </w:rPr>
-        <w:t>E;R;;;</w:t>
-      </w:r>
-      <w:proofErr w:type="gramEnd"/>
-      <w:r>
-        <w:rPr>
-          <w:rFonts w:ascii="Roboto" w:hAnsi="Roboto" w:cs="Segoe UI"/>
-          <w:sz w:val="22"/>
-          <w:szCs w:val="22"/>
-          <w:lang w:val="en-US"/>
-        </w:rPr>
-        <w:t>2;2;BMG#10;;;;ED32;3;;aHR0cDovLzEwLjAuMC4xL2ltYWdlLnBuZw==;T3V0IG9mIGZ1ZWwh</w:t>
+        <w:t>STATUS;16;0195238E25AD;129E;R;;;2;2;BMG#10;;;;ED32;3;;aHR0cDovLzEwLjAuMC4xL2ltYWdlLnBuZw==;T3V0IG9mIGZ1ZWwh</w:t>
       </w:r>
     </w:p>
     <w:p>
@@ -40109,17 +37331,7 @@
           <w:szCs w:val="22"/>
           <w:lang w:val="en-US"/>
         </w:rPr>
-        <w:t>ACKNOWLEDGE;&lt;Number&gt;;&lt;Time&gt;;&lt;Sender&gt;;&lt;Classification</w:t>
-      </w:r>
-      <w:proofErr w:type="gramStart"/>
-      <w:r>
-        <w:rPr>
-          <w:rFonts w:ascii="Roboto" w:hAnsi="Roboto" w:cs="Segoe UI"/>
-          <w:sz w:val="22"/>
-          <w:szCs w:val="22"/>
-          <w:lang w:val="en-US"/>
-        </w:rPr>
-        <w:t>&gt;;;</w:t>
+        <w:t>ACKNOWLEDGE;&lt;Number&gt;;&lt;Time&gt;;&lt;Sender&gt;;&lt;Classification&gt;;;</w:t>
       </w:r>
       <w:r>
         <w:rPr>
@@ -40130,7 +37342,6 @@
         </w:rPr>
         <w:t>&lt;</w:t>
       </w:r>
-      <w:proofErr w:type="gramEnd"/>
       <w:r>
         <w:rPr>
           <w:rFonts w:ascii="Roboto" w:hAnsi="Roboto" w:cs="Segoe UI"/>
@@ -40486,27 +37697,7 @@
                 <w:szCs w:val="22"/>
                 <w:lang w:val="en-US"/>
               </w:rPr>
-              <w:t xml:space="preserve"> (</w:t>
-            </w:r>
-            <w:proofErr w:type="gramStart"/>
-            <w:r>
-              <w:rPr>
-                <w:rFonts w:ascii="Roboto" w:hAnsi="Roboto" w:cs="Segoe UI"/>
-                <w:sz w:val="22"/>
-                <w:szCs w:val="22"/>
-                <w:lang w:val="en-US"/>
-              </w:rPr>
-              <w:t>e.g.</w:t>
-            </w:r>
-            <w:proofErr w:type="gramEnd"/>
-            <w:r>
-              <w:rPr>
-                <w:rFonts w:ascii="Roboto" w:hAnsi="Roboto" w:cs="Segoe UI"/>
-                <w:sz w:val="22"/>
-                <w:szCs w:val="22"/>
-                <w:lang w:val="en-US"/>
-              </w:rPr>
-              <w:t xml:space="preserve"> CONTACT, RESEND, …)</w:t>
+              <w:t xml:space="preserve"> (e.g. CONTACT, RESEND, …)</w:t>
             </w:r>
             <w:r>
               <w:rPr>
@@ -40561,7 +37752,6 @@
                 <w:lang w:val="en-US"/>
               </w:rPr>
             </w:pPr>
-            <w:proofErr w:type="spellStart"/>
             <w:r>
               <w:rPr>
                 <w:rFonts w:ascii="Roboto" w:hAnsi="Roboto" w:cs="Segoe UI"/>
@@ -40571,7 +37761,6 @@
               </w:rPr>
               <w:t>HexString</w:t>
             </w:r>
-            <w:proofErr w:type="spellEnd"/>
           </w:p>
         </w:tc>
         <w:tc>
@@ -40595,27 +37784,7 @@
                 <w:szCs w:val="22"/>
                 <w:lang w:val="en-US"/>
               </w:rPr>
-              <w:t xml:space="preserve">The number of the message which should be acknowledged. This is a hexadecimal string representation of </w:t>
-            </w:r>
-            <w:proofErr w:type="gramStart"/>
-            <w:r>
-              <w:rPr>
-                <w:rFonts w:ascii="Roboto" w:hAnsi="Roboto" w:cs="Segoe UI"/>
-                <w:sz w:val="22"/>
-                <w:szCs w:val="22"/>
-                <w:lang w:val="en-US"/>
-              </w:rPr>
-              <w:t>an</w:t>
-            </w:r>
-            <w:proofErr w:type="gramEnd"/>
-            <w:r>
-              <w:rPr>
-                <w:rFonts w:ascii="Roboto" w:hAnsi="Roboto" w:cs="Segoe UI"/>
-                <w:sz w:val="22"/>
-                <w:szCs w:val="22"/>
-                <w:lang w:val="en-US"/>
-              </w:rPr>
-              <w:t xml:space="preserve"> </w:t>
+              <w:t xml:space="preserve">The number of the message which should be acknowledged. This is a hexadecimal string representation of an </w:t>
             </w:r>
             <w:r>
               <w:rPr>
@@ -40698,17 +37867,7 @@
           <w:szCs w:val="22"/>
           <w:lang w:val="en-US"/>
         </w:rPr>
-        <w:t>;129</w:t>
-      </w:r>
-      <w:proofErr w:type="gramStart"/>
-      <w:r>
-        <w:rPr>
-          <w:rFonts w:ascii="Roboto" w:hAnsi="Roboto" w:cs="Segoe UI"/>
-          <w:sz w:val="22"/>
-          <w:szCs w:val="22"/>
-          <w:lang w:val="en-US"/>
-        </w:rPr>
-        <w:t>E;R;;</w:t>
+        <w:t>;129E;R;;</w:t>
       </w:r>
       <w:r>
         <w:rPr>
@@ -40719,7 +37878,6 @@
         </w:rPr>
         <w:t>;</w:t>
       </w:r>
-      <w:proofErr w:type="gramEnd"/>
       <w:r>
         <w:rPr>
           <w:rFonts w:ascii="Roboto" w:hAnsi="Roboto" w:cs="Segoe UI"/>
@@ -41561,17 +38719,7 @@
           <w:szCs w:val="22"/>
           <w:lang w:val="en-US"/>
         </w:rPr>
-        <w:t>;129</w:t>
-      </w:r>
-      <w:proofErr w:type="gramStart"/>
-      <w:r>
-        <w:rPr>
-          <w:rFonts w:ascii="Roboto" w:hAnsi="Roboto" w:cs="Segoe UI"/>
-          <w:sz w:val="22"/>
-          <w:szCs w:val="22"/>
-          <w:lang w:val="en-US"/>
-        </w:rPr>
-        <w:t>E;R</w:t>
+        <w:t>;129E;R</w:t>
       </w:r>
       <w:r>
         <w:rPr>
@@ -41600,7 +38748,6 @@
         </w:rPr>
         <w:t>;</w:t>
       </w:r>
-      <w:proofErr w:type="gramEnd"/>
       <w:r>
         <w:rPr>
           <w:rFonts w:ascii="Roboto" w:hAnsi="Roboto" w:cs="Segoe UI"/>
@@ -42063,7 +39210,6 @@
         </w:rPr>
         <w:t>&lt;</w:t>
       </w:r>
-      <w:proofErr w:type="spellStart"/>
       <w:r>
         <w:rPr>
           <w:rFonts w:ascii="Roboto" w:hAnsi="Roboto" w:cs="Segoe UI"/>
@@ -42080,17 +39226,7 @@
           <w:szCs w:val="22"/>
           <w:lang w:val="en-US"/>
         </w:rPr>
-        <w:t>ontentType</w:t>
-      </w:r>
-      <w:proofErr w:type="spellEnd"/>
-      <w:r>
-        <w:rPr>
-          <w:rFonts w:ascii="Roboto" w:hAnsi="Roboto" w:cs="Segoe UI"/>
-          <w:sz w:val="22"/>
-          <w:szCs w:val="22"/>
-          <w:lang w:val="en-US"/>
-        </w:rPr>
-        <w:t>&gt;;&lt;</w:t>
+        <w:t>ontentType&gt;;&lt;</w:t>
       </w:r>
       <w:r>
         <w:rPr>
@@ -42168,7 +39304,6 @@
                 <w:lang w:val="en-US"/>
               </w:rPr>
             </w:pPr>
-            <w:proofErr w:type="spellStart"/>
             <w:r>
               <w:rPr>
                 <w:rFonts w:ascii="Roboto" w:hAnsi="Roboto" w:cs="Segoe UI"/>
@@ -42187,7 +39322,6 @@
               </w:rPr>
               <w:t>ontentType</w:t>
             </w:r>
-            <w:proofErr w:type="spellEnd"/>
           </w:p>
         </w:tc>
         <w:tc>
@@ -43075,17 +40209,7 @@
           <w:szCs w:val="22"/>
           <w:lang w:val="en-US"/>
         </w:rPr>
-        <w:t>;66A</w:t>
-      </w:r>
-      <w:proofErr w:type="gramStart"/>
-      <w:r>
-        <w:rPr>
-          <w:rFonts w:ascii="Roboto" w:hAnsi="Roboto" w:cs="Segoe UI"/>
-          <w:sz w:val="22"/>
-          <w:szCs w:val="22"/>
-          <w:lang w:val="en-US"/>
-        </w:rPr>
-        <w:t>3;R;</w:t>
+        <w:t>;66A3;R;</w:t>
       </w:r>
       <w:r>
         <w:rPr>
@@ -43105,7 +40229,6 @@
         </w:rPr>
         <w:t>;</w:t>
       </w:r>
-      <w:proofErr w:type="gramEnd"/>
       <w:r>
         <w:rPr>
           <w:rFonts w:ascii="Roboto" w:hAnsi="Roboto" w:cs="Segoe UI"/>
@@ -43183,27 +40306,7 @@
           <w:szCs w:val="22"/>
           <w:lang w:val="en-US"/>
         </w:rPr>
-        <w:t>;66A</w:t>
-      </w:r>
-      <w:proofErr w:type="gramStart"/>
-      <w:r>
-        <w:rPr>
-          <w:rFonts w:ascii="Roboto" w:hAnsi="Roboto" w:cs="Segoe UI"/>
-          <w:sz w:val="22"/>
-          <w:szCs w:val="22"/>
-          <w:lang w:val="en-US"/>
-        </w:rPr>
-        <w:t>3;R</w:t>
-      </w:r>
-      <w:proofErr w:type="gramEnd"/>
-      <w:r>
-        <w:rPr>
-          <w:rFonts w:ascii="Roboto" w:hAnsi="Roboto" w:cs="Segoe UI"/>
-          <w:sz w:val="22"/>
-          <w:szCs w:val="22"/>
-          <w:lang w:val="en-US"/>
-        </w:rPr>
-        <w:t>;TRUE</w:t>
+        <w:t>;66A3;R;TRUE</w:t>
       </w:r>
       <w:r>
         <w:rPr>
@@ -43336,17 +40439,7 @@
           <w:szCs w:val="22"/>
           <w:lang w:val="en-US"/>
         </w:rPr>
-        <w:t>;66A</w:t>
-      </w:r>
-      <w:proofErr w:type="gramStart"/>
-      <w:r>
-        <w:rPr>
-          <w:rFonts w:ascii="Roboto" w:hAnsi="Roboto" w:cs="Segoe UI"/>
-          <w:sz w:val="22"/>
-          <w:szCs w:val="22"/>
-          <w:lang w:val="en-US"/>
-        </w:rPr>
-        <w:t>3;R;;</w:t>
+        <w:t>;66A3;R;;</w:t>
       </w:r>
       <w:r>
         <w:rPr>
@@ -43357,7 +40450,6 @@
         </w:rPr>
         <w:t>;</w:t>
       </w:r>
-      <w:proofErr w:type="gramEnd"/>
       <w:r>
         <w:rPr>
           <w:rFonts w:ascii="Roboto" w:hAnsi="Roboto" w:cs="Segoe UI"/>
@@ -43816,17 +40908,7 @@
           <w:szCs w:val="22"/>
           <w:lang w:val="en-US"/>
         </w:rPr>
-        <w:t>;89</w:t>
-      </w:r>
-      <w:proofErr w:type="gramStart"/>
-      <w:r>
-        <w:rPr>
-          <w:rFonts w:ascii="Roboto" w:hAnsi="Roboto" w:cs="Segoe UI"/>
-          <w:sz w:val="22"/>
-          <w:szCs w:val="22"/>
-          <w:lang w:val="en-US"/>
-        </w:rPr>
-        <w:t>AD;U;;</w:t>
+        <w:t>;89AD;U;;</w:t>
       </w:r>
       <w:r>
         <w:rPr>
@@ -43837,7 +40919,6 @@
         </w:rPr>
         <w:t>;</w:t>
       </w:r>
-      <w:proofErr w:type="gramEnd"/>
       <w:r>
         <w:rPr>
           <w:rFonts w:ascii="Roboto" w:hAnsi="Roboto" w:cs="Segoe UI"/>
@@ -43877,27 +40958,7 @@
           <w:szCs w:val="22"/>
           <w:lang w:val="en-US"/>
         </w:rPr>
-        <w:t xml:space="preserve"> </w:t>
-      </w:r>
-      <w:proofErr w:type="gramStart"/>
-      <w:r>
-        <w:rPr>
-          <w:rFonts w:ascii="Roboto" w:hAnsi="Roboto" w:cs="Segoe UI"/>
-          <w:sz w:val="22"/>
-          <w:szCs w:val="22"/>
-          <w:lang w:val="en-US"/>
-        </w:rPr>
-        <w:t>HEARTBEAT;43;;</w:t>
-      </w:r>
-      <w:proofErr w:type="gramEnd"/>
-      <w:r>
-        <w:rPr>
-          <w:rFonts w:ascii="Roboto" w:hAnsi="Roboto" w:cs="Segoe UI"/>
-          <w:sz w:val="22"/>
-          <w:szCs w:val="22"/>
-          <w:lang w:val="en-US"/>
-        </w:rPr>
-        <w:t>1022</w:t>
+        <w:t xml:space="preserve"> HEARTBEAT;43;;1022</w:t>
       </w:r>
     </w:p>
     <w:p>
@@ -44282,7 +41343,6 @@
                 <w:lang w:val="en-US"/>
               </w:rPr>
             </w:pPr>
-            <w:proofErr w:type="spellStart"/>
             <w:r>
               <w:rPr>
                 <w:rFonts w:ascii="Roboto" w:hAnsi="Roboto" w:cs="Segoe UI"/>
@@ -44292,7 +41352,6 @@
               </w:rPr>
               <w:t>HexString</w:t>
             </w:r>
-            <w:proofErr w:type="spellEnd"/>
           </w:p>
         </w:tc>
         <w:tc>
@@ -44390,19 +41449,8 @@
           <w:szCs w:val="22"/>
           <w:lang w:val="en-US"/>
         </w:rPr>
-        <w:t>;89</w:t>
-      </w:r>
-      <w:proofErr w:type="gramStart"/>
-      <w:r>
-        <w:rPr>
-          <w:rFonts w:ascii="Roboto" w:hAnsi="Roboto" w:cs="Segoe UI"/>
-          <w:sz w:val="22"/>
-          <w:szCs w:val="22"/>
-          <w:lang w:val="en-US"/>
-        </w:rPr>
-        <w:t>AD;U</w:t>
-      </w:r>
-      <w:proofErr w:type="gramEnd"/>
+        <w:t>;89AD;U</w:t>
+      </w:r>
     </w:p>
     <w:p>
       <w:pPr>
@@ -44435,7 +41483,6 @@
         </w:rPr>
         <w:t xml:space="preserve"> </w:t>
       </w:r>
-      <w:proofErr w:type="gramStart"/>
       <w:r>
         <w:rPr>
           <w:rFonts w:ascii="Roboto" w:hAnsi="Roboto" w:cs="Segoe UI"/>
@@ -44472,7 +41519,6 @@
         </w:rPr>
         <w:t>;;</w:t>
       </w:r>
-      <w:proofErr w:type="gramEnd"/>
       <w:r>
         <w:rPr>
           <w:rFonts w:ascii="Roboto" w:hAnsi="Roboto" w:cs="Segoe UI"/>
@@ -44528,7 +41574,7 @@
           <v:shape id="_x0000_i1025" type="#_x0000_t75" style="width:376.3pt;height:228.85pt" o:ole="">
             <v:imagedata r:id="rId12" o:title=""/>
           </v:shape>
-          <o:OLEObject Type="Embed" ProgID="Visio.Drawing.15" ShapeID="_x0000_i1025" DrawAspect="Content" ObjectID="_1849779154" r:id="rId13"/>
+          <o:OLEObject Type="Embed" ProgID="Visio.Drawing.15" ShapeID="_x0000_i1025" DrawAspect="Content" ObjectID="_1849783641" r:id="rId13"/>
         </w:object>
       </w:r>
     </w:p>
@@ -44700,39 +41746,71 @@
           <w:szCs w:val="22"/>
           <w:lang w:val="en-US"/>
         </w:rPr>
-        <w:t xml:space="preserve">or via the post-quantum </w:t>
-      </w:r>
-      <w:proofErr w:type="spellStart"/>
-      <w:r>
-        <w:rPr>
-          <w:rFonts w:ascii="Roboto" w:hAnsi="Roboto" w:cs="Segoe UI"/>
-          <w:sz w:val="22"/>
-          <w:szCs w:val="22"/>
-          <w:lang w:val="en-US"/>
-        </w:rPr>
-        <w:t>Kyber</w:t>
-      </w:r>
-      <w:proofErr w:type="spellEnd"/>
-      <w:r>
-        <w:rPr>
-          <w:rFonts w:ascii="Roboto" w:hAnsi="Roboto" w:cs="Segoe UI"/>
-          <w:sz w:val="22"/>
-          <w:szCs w:val="22"/>
-          <w:lang w:val="en-US"/>
-        </w:rPr>
-        <w:t>-/</w:t>
-      </w:r>
-      <w:proofErr w:type="spellStart"/>
-      <w:r>
-        <w:rPr>
-          <w:rFonts w:ascii="Roboto" w:hAnsi="Roboto" w:cs="Segoe UI"/>
-          <w:sz w:val="22"/>
-          <w:szCs w:val="22"/>
-          <w:lang w:val="en-US"/>
-        </w:rPr>
-        <w:t>FrodoKEM</w:t>
-      </w:r>
-      <w:proofErr w:type="spellEnd"/>
+        <w:t>or via the post-quantum Kyber</w:t>
+      </w:r>
+      <w:r>
+        <w:rPr>
+          <w:rFonts w:ascii="Roboto" w:hAnsi="Roboto" w:cs="Segoe UI"/>
+          <w:sz w:val="22"/>
+          <w:szCs w:val="22"/>
+          <w:lang w:val="en-US"/>
+        </w:rPr>
+        <w:t xml:space="preserve">-/FrodoKEM </w:t>
+      </w:r>
+      <w:r>
+        <w:rPr>
+          <w:rFonts w:ascii="Roboto" w:hAnsi="Roboto" w:cs="Segoe UI"/>
+          <w:sz w:val="22"/>
+          <w:szCs w:val="22"/>
+          <w:lang w:val="en-US"/>
+        </w:rPr>
+        <w:t>process</w:t>
+      </w:r>
+      <w:r>
+        <w:rPr>
+          <w:rFonts w:ascii="Roboto" w:hAnsi="Roboto" w:cs="Segoe UI"/>
+          <w:sz w:val="22"/>
+          <w:szCs w:val="22"/>
+          <w:lang w:val="en-US"/>
+        </w:rPr>
+        <w:t>.</w:t>
+      </w:r>
+      <w:r>
+        <w:rPr>
+          <w:rFonts w:ascii="Roboto" w:hAnsi="Roboto" w:cs="Segoe UI"/>
+          <w:sz w:val="22"/>
+          <w:szCs w:val="22"/>
+          <w:lang w:val="en-US"/>
+        </w:rPr>
+        <w:t xml:space="preserve"> It’s preferred to use </w:t>
+      </w:r>
+      <w:r>
+        <w:rPr>
+          <w:rFonts w:ascii="Roboto" w:hAnsi="Roboto" w:cs="Segoe UI"/>
+          <w:sz w:val="22"/>
+          <w:szCs w:val="22"/>
+          <w:lang w:val="en-US"/>
+        </w:rPr>
+        <w:t xml:space="preserve">ECDH or standard DH with </w:t>
+      </w:r>
+      <w:r>
+        <w:rPr>
+          <w:rFonts w:ascii="Roboto" w:hAnsi="Roboto" w:cs="Segoe UI"/>
+          <w:sz w:val="22"/>
+          <w:szCs w:val="22"/>
+          <w:lang w:val="en-US"/>
+        </w:rPr>
+        <w:t>MAC</w:t>
+      </w:r>
+      <w:r>
+        <w:rPr>
+          <w:rFonts w:ascii="Roboto" w:hAnsi="Roboto" w:cs="Segoe UI"/>
+          <w:sz w:val="22"/>
+          <w:szCs w:val="22"/>
+          <w:lang w:val="en-US"/>
+        </w:rPr>
+        <w:t xml:space="preserve"> DRBG.</w:t>
+      </w:r>
       <w:r>
         <w:rPr>
           <w:rFonts w:ascii="Roboto" w:hAnsi="Roboto" w:cs="Segoe UI"/>
@@ -44749,34 +41827,7 @@
           <w:szCs w:val="22"/>
           <w:lang w:val="en-US"/>
         </w:rPr>
-        <w:t>process</w:t>
-      </w:r>
-      <w:r>
-        <w:rPr>
-          <w:rFonts w:ascii="Roboto" w:hAnsi="Roboto" w:cs="Segoe UI"/>
-          <w:sz w:val="22"/>
-          <w:szCs w:val="22"/>
-          <w:lang w:val="en-US"/>
-        </w:rPr>
-        <w:t>.</w:t>
-      </w:r>
-      <w:r>
-        <w:rPr>
-          <w:rFonts w:ascii="Roboto" w:hAnsi="Roboto" w:cs="Segoe UI"/>
-          <w:sz w:val="22"/>
-          <w:szCs w:val="22"/>
-          <w:lang w:val="en-US"/>
-        </w:rPr>
-        <w:t xml:space="preserve"> It’s preferred to use </w:t>
-      </w:r>
-      <w:r>
-        <w:rPr>
-          <w:rFonts w:ascii="Roboto" w:hAnsi="Roboto" w:cs="Segoe UI"/>
-          <w:sz w:val="22"/>
-          <w:szCs w:val="22"/>
-          <w:lang w:val="en-US"/>
-        </w:rPr>
-        <w:t xml:space="preserve">ECDH or standard DH with </w:t>
+        <w:t xml:space="preserve">If possible, also use </w:t>
       </w:r>
       <w:r>
         <w:rPr>
@@ -44794,7 +41845,97 @@
           <w:szCs w:val="22"/>
           <w:lang w:val="en-US"/>
         </w:rPr>
-        <w:t xml:space="preserve"> DRBG.</w:t>
+        <w:t xml:space="preserve"> authentication for these messages or otherwise do </w:t>
+      </w:r>
+      <w:r>
+        <w:rPr>
+          <w:rFonts w:ascii="Roboto" w:hAnsi="Roboto" w:cs="Segoe UI"/>
+          <w:sz w:val="22"/>
+          <w:szCs w:val="22"/>
+          <w:lang w:val="en-US"/>
+        </w:rPr>
+        <w:t xml:space="preserve">some </w:t>
+      </w:r>
+      <w:r>
+        <w:rPr>
+          <w:rFonts w:ascii="Roboto" w:hAnsi="Roboto" w:cs="Segoe UI"/>
+          <w:sz w:val="22"/>
+          <w:szCs w:val="22"/>
+          <w:lang w:val="en-US"/>
+        </w:rPr>
+        <w:t>plausibility checks.</w:t>
+      </w:r>
+      <w:r>
+        <w:rPr>
+          <w:rFonts w:ascii="Roboto" w:hAnsi="Roboto" w:cs="Segoe UI"/>
+          <w:sz w:val="22"/>
+          <w:szCs w:val="22"/>
+          <w:lang w:val="en-US"/>
+        </w:rPr>
+        <w:t xml:space="preserve"> The current phase defines if a field is mandatory. </w:t>
+      </w:r>
+      <w:r>
+        <w:rPr>
+          <w:rFonts w:ascii="Roboto" w:hAnsi="Roboto" w:cs="Segoe UI"/>
+          <w:sz w:val="22"/>
+          <w:szCs w:val="22"/>
+          <w:lang w:val="en-US"/>
+        </w:rPr>
+        <w:t xml:space="preserve">Both sides can restart the process by </w:t>
+      </w:r>
+      <w:r>
+        <w:rPr>
+          <w:rFonts w:ascii="Roboto" w:hAnsi="Roboto" w:cs="Segoe UI"/>
+          <w:sz w:val="22"/>
+          <w:szCs w:val="22"/>
+          <w:lang w:val="en-US"/>
+        </w:rPr>
+        <w:t xml:space="preserve">simply </w:t>
+      </w:r>
+      <w:r>
+        <w:rPr>
+          <w:rFonts w:ascii="Roboto" w:hAnsi="Roboto" w:cs="Segoe UI"/>
+          <w:sz w:val="22"/>
+          <w:szCs w:val="22"/>
+          <w:lang w:val="en-US"/>
+        </w:rPr>
+        <w:t xml:space="preserve">sending </w:t>
+      </w:r>
+      <w:r>
+        <w:rPr>
+          <w:rFonts w:ascii="Roboto" w:hAnsi="Roboto" w:cs="Segoe UI"/>
+          <w:sz w:val="22"/>
+          <w:szCs w:val="22"/>
+          <w:lang w:val="en-US"/>
+        </w:rPr>
+        <w:t xml:space="preserve">a message with </w:t>
+      </w:r>
+      <w:r>
+        <w:rPr>
+          <w:rFonts w:ascii="Roboto" w:hAnsi="Roboto" w:cs="Segoe UI"/>
+          <w:sz w:val="22"/>
+          <w:szCs w:val="22"/>
+          <w:lang w:val="en-US"/>
+        </w:rPr>
+        <w:t xml:space="preserve">the </w:t>
+      </w:r>
+      <w:r>
+        <w:rPr>
+          <w:rFonts w:ascii="Roboto" w:hAnsi="Roboto" w:cs="Segoe UI"/>
+          <w:sz w:val="22"/>
+          <w:szCs w:val="22"/>
+          <w:lang w:val="en-US"/>
+        </w:rPr>
+        <w:t>phase</w:t>
+      </w:r>
+      <w:r>
+        <w:rPr>
+          <w:rFonts w:ascii="Roboto" w:hAnsi="Roboto" w:cs="Segoe UI"/>
+          <w:sz w:val="22"/>
+          <w:szCs w:val="22"/>
+          <w:lang w:val="en-US"/>
+        </w:rPr>
+        <w:t xml:space="preserve"> set</w:t>
       </w:r>
       <w:r>
         <w:rPr>
@@ -44812,115 +41953,16 @@
           <w:szCs w:val="22"/>
           <w:lang w:val="en-US"/>
         </w:rPr>
-        <w:t xml:space="preserve">If possible, also use </w:t>
-      </w:r>
-      <w:r>
-        <w:rPr>
-          <w:rFonts w:ascii="Roboto" w:hAnsi="Roboto" w:cs="Segoe UI"/>
-          <w:sz w:val="22"/>
-          <w:szCs w:val="22"/>
-          <w:lang w:val="en-US"/>
-        </w:rPr>
-        <w:t>MAC</w:t>
-      </w:r>
-      <w:r>
-        <w:rPr>
-          <w:rFonts w:ascii="Roboto" w:hAnsi="Roboto" w:cs="Segoe UI"/>
-          <w:sz w:val="22"/>
-          <w:szCs w:val="22"/>
-          <w:lang w:val="en-US"/>
-        </w:rPr>
-        <w:t xml:space="preserve"> authentication for these messages or otherwise do </w:t>
-      </w:r>
-      <w:r>
-        <w:rPr>
-          <w:rFonts w:ascii="Roboto" w:hAnsi="Roboto" w:cs="Segoe UI"/>
-          <w:sz w:val="22"/>
-          <w:szCs w:val="22"/>
-          <w:lang w:val="en-US"/>
-        </w:rPr>
-        <w:t xml:space="preserve">some </w:t>
-      </w:r>
-      <w:r>
-        <w:rPr>
-          <w:rFonts w:ascii="Roboto" w:hAnsi="Roboto" w:cs="Segoe UI"/>
-          <w:sz w:val="22"/>
-          <w:szCs w:val="22"/>
-          <w:lang w:val="en-US"/>
-        </w:rPr>
-        <w:t>plausibility checks.</w:t>
-      </w:r>
-      <w:r>
-        <w:rPr>
-          <w:rFonts w:ascii="Roboto" w:hAnsi="Roboto" w:cs="Segoe UI"/>
-          <w:sz w:val="22"/>
-          <w:szCs w:val="22"/>
-          <w:lang w:val="en-US"/>
-        </w:rPr>
-        <w:t xml:space="preserve"> The current phase defines if a field is mandatory. </w:t>
-      </w:r>
-      <w:r>
-        <w:rPr>
-          <w:rFonts w:ascii="Roboto" w:hAnsi="Roboto" w:cs="Segoe UI"/>
-          <w:sz w:val="22"/>
-          <w:szCs w:val="22"/>
-          <w:lang w:val="en-US"/>
-        </w:rPr>
-        <w:t xml:space="preserve">Both sides can restart the process by </w:t>
-      </w:r>
-      <w:r>
-        <w:rPr>
-          <w:rFonts w:ascii="Roboto" w:hAnsi="Roboto" w:cs="Segoe UI"/>
-          <w:sz w:val="22"/>
-          <w:szCs w:val="22"/>
-          <w:lang w:val="en-US"/>
-        </w:rPr>
-        <w:t xml:space="preserve">simply </w:t>
-      </w:r>
-      <w:r>
-        <w:rPr>
-          <w:rFonts w:ascii="Roboto" w:hAnsi="Roboto" w:cs="Segoe UI"/>
-          <w:sz w:val="22"/>
-          <w:szCs w:val="22"/>
-          <w:lang w:val="en-US"/>
-        </w:rPr>
-        <w:t xml:space="preserve">sending </w:t>
-      </w:r>
-      <w:r>
-        <w:rPr>
-          <w:rFonts w:ascii="Roboto" w:hAnsi="Roboto" w:cs="Segoe UI"/>
-          <w:sz w:val="22"/>
-          <w:szCs w:val="22"/>
-          <w:lang w:val="en-US"/>
-        </w:rPr>
-        <w:t xml:space="preserve">a message with </w:t>
-      </w:r>
-      <w:r>
-        <w:rPr>
-          <w:rFonts w:ascii="Roboto" w:hAnsi="Roboto" w:cs="Segoe UI"/>
-          <w:sz w:val="22"/>
-          <w:szCs w:val="22"/>
-          <w:lang w:val="en-US"/>
-        </w:rPr>
-        <w:t xml:space="preserve">the </w:t>
-      </w:r>
-      <w:r>
-        <w:rPr>
-          <w:rFonts w:ascii="Roboto" w:hAnsi="Roboto" w:cs="Segoe UI"/>
-          <w:sz w:val="22"/>
-          <w:szCs w:val="22"/>
-          <w:lang w:val="en-US"/>
-        </w:rPr>
-        <w:t>phase</w:t>
-      </w:r>
-      <w:r>
-        <w:rPr>
-          <w:rFonts w:ascii="Roboto" w:hAnsi="Roboto" w:cs="Segoe UI"/>
-          <w:sz w:val="22"/>
-          <w:szCs w:val="22"/>
-          <w:lang w:val="en-US"/>
-        </w:rPr>
-        <w:t xml:space="preserve"> set</w:t>
+        <w:t xml:space="preserve">again </w:t>
+      </w:r>
+      <w:r>
+        <w:rPr>
+          <w:rFonts w:ascii="Roboto" w:hAnsi="Roboto" w:cs="Segoe UI"/>
+          <w:sz w:val="22"/>
+          <w:szCs w:val="22"/>
+          <w:lang w:val="en-US"/>
+        </w:rPr>
+        <w:t>to zero</w:t>
       </w:r>
       <w:r>
         <w:rPr>
@@ -44938,33 +41980,6 @@
           <w:szCs w:val="22"/>
           <w:lang w:val="en-US"/>
         </w:rPr>
-        <w:t xml:space="preserve">again </w:t>
-      </w:r>
-      <w:r>
-        <w:rPr>
-          <w:rFonts w:ascii="Roboto" w:hAnsi="Roboto" w:cs="Segoe UI"/>
-          <w:sz w:val="22"/>
-          <w:szCs w:val="22"/>
-          <w:lang w:val="en-US"/>
-        </w:rPr>
-        <w:t>to zero</w:t>
-      </w:r>
-      <w:r>
-        <w:rPr>
-          <w:rFonts w:ascii="Roboto" w:hAnsi="Roboto" w:cs="Segoe UI"/>
-          <w:sz w:val="22"/>
-          <w:szCs w:val="22"/>
-          <w:lang w:val="en-US"/>
-        </w:rPr>
-        <w:t xml:space="preserve"> </w:t>
-      </w:r>
-      <w:r>
-        <w:rPr>
-          <w:rFonts w:ascii="Roboto" w:hAnsi="Roboto" w:cs="Segoe UI"/>
-          <w:sz w:val="22"/>
-          <w:szCs w:val="22"/>
-          <w:lang w:val="en-US"/>
-        </w:rPr>
         <w:t>again.</w:t>
       </w:r>
       <w:r>
@@ -44983,39 +41998,17 @@
           <w:szCs w:val="22"/>
           <w:lang w:val="en-US"/>
         </w:rPr>
-        <w:t xml:space="preserve"> or </w:t>
-      </w:r>
-      <w:proofErr w:type="spellStart"/>
-      <w:r>
-        <w:rPr>
-          <w:rFonts w:ascii="Roboto" w:hAnsi="Roboto" w:cs="Segoe UI"/>
-          <w:sz w:val="22"/>
-          <w:szCs w:val="22"/>
-          <w:lang w:val="en-US"/>
-        </w:rPr>
-        <w:t>Kyber</w:t>
-      </w:r>
-      <w:proofErr w:type="spellEnd"/>
-      <w:r>
-        <w:rPr>
-          <w:rFonts w:ascii="Roboto" w:hAnsi="Roboto" w:cs="Segoe UI"/>
-          <w:sz w:val="22"/>
-          <w:szCs w:val="22"/>
-          <w:lang w:val="en-US"/>
-        </w:rPr>
-        <w:t>-/</w:t>
-      </w:r>
-      <w:proofErr w:type="spellStart"/>
-      <w:r>
-        <w:rPr>
-          <w:rFonts w:ascii="Roboto" w:hAnsi="Roboto" w:cs="Segoe UI"/>
-          <w:sz w:val="22"/>
-          <w:szCs w:val="22"/>
-          <w:lang w:val="en-US"/>
-        </w:rPr>
-        <w:t>FrodoKEM</w:t>
-      </w:r>
-      <w:proofErr w:type="spellEnd"/>
+        <w:t xml:space="preserve"> or Kyber</w:t>
+      </w:r>
+      <w:r>
+        <w:rPr>
+          <w:rFonts w:ascii="Roboto" w:hAnsi="Roboto" w:cs="Segoe UI"/>
+          <w:sz w:val="22"/>
+          <w:szCs w:val="22"/>
+          <w:lang w:val="en-US"/>
+        </w:rPr>
+        <w:t>-/FrodoKEM</w:t>
+      </w:r>
       <w:r>
         <w:rPr>
           <w:rFonts w:ascii="Roboto" w:hAnsi="Roboto" w:cs="Segoe UI"/>
@@ -45342,7 +42335,6 @@
         </w:rPr>
         <w:t xml:space="preserve"> &lt;</w:t>
       </w:r>
-      <w:proofErr w:type="spellStart"/>
       <w:r>
         <w:rPr>
           <w:rFonts w:ascii="Roboto" w:hAnsi="Roboto" w:cs="Segoe UI"/>
@@ -45352,7 +42344,6 @@
         </w:rPr>
         <w:t>KeyLengthSharedSecret</w:t>
       </w:r>
-      <w:proofErr w:type="spellEnd"/>
       <w:r>
         <w:rPr>
           <w:rFonts w:ascii="Roboto" w:hAnsi="Roboto" w:cs="Segoe UI"/>
@@ -45369,17 +42360,7 @@
           <w:szCs w:val="22"/>
           <w:lang w:val="en-US"/>
         </w:rPr>
-        <w:t>&lt;</w:t>
-      </w:r>
-      <w:proofErr w:type="spellStart"/>
-      <w:r>
-        <w:rPr>
-          <w:rFonts w:ascii="Roboto" w:hAnsi="Roboto" w:cs="Segoe UI"/>
-          <w:sz w:val="22"/>
-          <w:szCs w:val="22"/>
-          <w:lang w:val="en-US"/>
-        </w:rPr>
-        <w:t>Key</w:t>
+        <w:t>&lt;Key</w:t>
       </w:r>
       <w:r>
         <w:rPr>
@@ -45408,7 +42389,6 @@
         </w:rPr>
         <w:t>KEM</w:t>
       </w:r>
-      <w:proofErr w:type="spellEnd"/>
       <w:r>
         <w:rPr>
           <w:rFonts w:ascii="Roboto" w:hAnsi="Roboto" w:cs="Segoe UI"/>
@@ -45506,27 +42486,7 @@
           <w:szCs w:val="22"/>
           <w:lang w:val="en-US"/>
         </w:rPr>
-        <w:t>&lt;</w:t>
-      </w:r>
-      <w:proofErr w:type="spellStart"/>
-      <w:r>
-        <w:rPr>
-          <w:rFonts w:ascii="Roboto" w:hAnsi="Roboto" w:cs="Segoe UI"/>
-          <w:sz w:val="22"/>
-          <w:szCs w:val="22"/>
-          <w:lang w:val="en-US"/>
-        </w:rPr>
-        <w:t>InitialisationVector</w:t>
-      </w:r>
-      <w:proofErr w:type="spellEnd"/>
-      <w:r>
-        <w:rPr>
-          <w:rFonts w:ascii="Roboto" w:hAnsi="Roboto" w:cs="Segoe UI"/>
-          <w:sz w:val="22"/>
-          <w:szCs w:val="22"/>
-          <w:lang w:val="en-US"/>
-        </w:rPr>
-        <w:t>&gt;(M);</w:t>
+        <w:t>&lt;InitialisationVector&gt;(M);</w:t>
       </w:r>
       <w:r>
         <w:rPr>
@@ -45622,7 +42582,6 @@
                 <w:lang w:val="en-US"/>
               </w:rPr>
             </w:pPr>
-            <w:proofErr w:type="spellStart"/>
             <w:r>
               <w:rPr>
                 <w:rFonts w:ascii="Roboto" w:hAnsi="Roboto" w:cs="Segoe UI"/>
@@ -45641,7 +42600,6 @@
               </w:rPr>
               <w:t>Type</w:t>
             </w:r>
-            <w:proofErr w:type="spellEnd"/>
           </w:p>
         </w:tc>
         <w:tc>
@@ -45702,7 +42660,6 @@
               </w:rPr>
               <w:t xml:space="preserve"> </w:t>
             </w:r>
-            <w:proofErr w:type="gramStart"/>
             <w:r>
               <w:rPr>
                 <w:rFonts w:ascii="Roboto" w:hAnsi="Roboto" w:cs="Segoe UI"/>
@@ -45757,7 +42714,6 @@
               </w:rPr>
               <w:t>it</w:t>
             </w:r>
-            <w:proofErr w:type="gramEnd"/>
             <w:r>
               <w:rPr>
                 <w:rFonts w:ascii="Roboto" w:hAnsi="Roboto" w:cs="Segoe UI"/>
@@ -45942,17 +42898,7 @@
                 <w:szCs w:val="22"/>
                 <w:lang w:val="en-US"/>
               </w:rPr>
-              <w:t>1024/2048/</w:t>
-            </w:r>
-            <w:proofErr w:type="gramStart"/>
-            <w:r>
-              <w:rPr>
-                <w:rFonts w:ascii="Roboto" w:hAnsi="Roboto" w:cs="Segoe UI"/>
-                <w:sz w:val="22"/>
-                <w:szCs w:val="22"/>
-                <w:lang w:val="en-US"/>
-              </w:rPr>
-              <w:t>4096 b</w:t>
+              <w:t>1024/2048/4096 b</w:t>
             </w:r>
             <w:r>
               <w:rPr>
@@ -45963,7 +42909,6 @@
               </w:rPr>
               <w:t>it</w:t>
             </w:r>
-            <w:proofErr w:type="gramEnd"/>
             <w:r>
               <w:rPr>
                 <w:rFonts w:ascii="Roboto" w:hAnsi="Roboto" w:cs="Segoe UI"/>
@@ -46609,7 +43554,6 @@
                 <w:lang w:val="en-US"/>
               </w:rPr>
             </w:pPr>
-            <w:proofErr w:type="spellStart"/>
             <w:r>
               <w:rPr>
                 <w:rFonts w:ascii="Roboto" w:hAnsi="Roboto" w:cs="Segoe UI"/>
@@ -46628,7 +43572,6 @@
               </w:rPr>
               <w:t>SharedSecret</w:t>
             </w:r>
-            <w:proofErr w:type="spellEnd"/>
           </w:p>
         </w:tc>
         <w:tc>
@@ -46716,7 +43659,6 @@
                 <w:lang w:val="en-US"/>
               </w:rPr>
             </w:pPr>
-            <w:proofErr w:type="spellStart"/>
             <w:r>
               <w:rPr>
                 <w:rFonts w:ascii="Roboto" w:hAnsi="Roboto" w:cs="Segoe UI"/>
@@ -46726,7 +43668,6 @@
               </w:rPr>
               <w:t>KeyLengthKEM</w:t>
             </w:r>
-            <w:proofErr w:type="spellEnd"/>
           </w:p>
         </w:tc>
         <w:tc>
@@ -46876,7 +43817,6 @@
                 <w:lang w:val="en-US"/>
               </w:rPr>
             </w:pPr>
-            <w:proofErr w:type="spellStart"/>
             <w:r>
               <w:rPr>
                 <w:rFonts w:ascii="Roboto" w:hAnsi="Roboto" w:cs="Segoe UI"/>
@@ -46886,7 +43826,6 @@
               </w:rPr>
               <w:t>HexString</w:t>
             </w:r>
-            <w:proofErr w:type="spellEnd"/>
           </w:p>
         </w:tc>
         <w:tc>
@@ -46965,7 +43904,6 @@
                 <w:lang w:val="en-US"/>
               </w:rPr>
             </w:pPr>
-            <w:proofErr w:type="spellStart"/>
             <w:r>
               <w:rPr>
                 <w:rFonts w:ascii="Roboto" w:hAnsi="Roboto" w:cs="Segoe UI"/>
@@ -46975,7 +43913,6 @@
               </w:rPr>
               <w:t>HexString</w:t>
             </w:r>
-            <w:proofErr w:type="spellEnd"/>
           </w:p>
         </w:tc>
         <w:tc>
@@ -47019,25 +43956,14 @@
                 <w:lang w:val="en-US"/>
               </w:rPr>
             </w:pPr>
-            <w:proofErr w:type="spellStart"/>
-            <w:r>
-              <w:rPr>
-                <w:rFonts w:ascii="Roboto" w:hAnsi="Roboto" w:cs="Segoe UI"/>
-                <w:sz w:val="22"/>
-                <w:szCs w:val="22"/>
-                <w:lang w:val="en-US"/>
-              </w:rPr>
-              <w:t>Initialisation</w:t>
-            </w:r>
-            <w:proofErr w:type="spellEnd"/>
-            <w:r>
-              <w:rPr>
-                <w:rFonts w:ascii="Roboto" w:hAnsi="Roboto" w:cs="Segoe UI"/>
-                <w:sz w:val="22"/>
-                <w:szCs w:val="22"/>
-                <w:lang w:val="en-US"/>
-              </w:rPr>
-              <w:t xml:space="preserve"> vector (IV)</w:t>
+            <w:r>
+              <w:rPr>
+                <w:rFonts w:ascii="Roboto" w:hAnsi="Roboto" w:cs="Segoe UI"/>
+                <w:sz w:val="22"/>
+                <w:szCs w:val="22"/>
+                <w:lang w:val="en-US"/>
+              </w:rPr>
+              <w:t>Initialisation vector (IV)</w:t>
             </w:r>
           </w:p>
         </w:tc>
@@ -47056,7 +43982,6 @@
                 <w:lang w:val="en-US"/>
               </w:rPr>
             </w:pPr>
-            <w:proofErr w:type="spellStart"/>
             <w:r>
               <w:rPr>
                 <w:rFonts w:ascii="Roboto" w:hAnsi="Roboto" w:cs="Segoe UI"/>
@@ -47066,7 +43991,6 @@
               </w:rPr>
               <w:t>HexString</w:t>
             </w:r>
-            <w:proofErr w:type="spellEnd"/>
           </w:p>
         </w:tc>
         <w:tc>
@@ -47083,25 +44007,14 @@
                 <w:lang w:val="en-US"/>
               </w:rPr>
             </w:pPr>
-            <w:proofErr w:type="spellStart"/>
-            <w:r>
-              <w:rPr>
-                <w:rFonts w:ascii="Roboto" w:hAnsi="Roboto" w:cs="Segoe UI"/>
-                <w:sz w:val="22"/>
-                <w:szCs w:val="22"/>
-                <w:lang w:val="en-US"/>
-              </w:rPr>
-              <w:t>Initialisation</w:t>
-            </w:r>
-            <w:proofErr w:type="spellEnd"/>
-            <w:r>
-              <w:rPr>
-                <w:rFonts w:ascii="Roboto" w:hAnsi="Roboto" w:cs="Segoe UI"/>
-                <w:sz w:val="22"/>
-                <w:szCs w:val="22"/>
-                <w:lang w:val="en-US"/>
-              </w:rPr>
-              <w:t xml:space="preserve"> vector (IV) used for AES CFB/CTR encryption</w:t>
+            <w:r>
+              <w:rPr>
+                <w:rFonts w:ascii="Roboto" w:hAnsi="Roboto" w:cs="Segoe UI"/>
+                <w:sz w:val="22"/>
+                <w:szCs w:val="22"/>
+                <w:lang w:val="en-US"/>
+              </w:rPr>
+              <w:t>Initialisation vector (IV) used for AES CFB/CTR encryption</w:t>
             </w:r>
           </w:p>
         </w:tc>
@@ -47316,17 +44229,7 @@
           <w:szCs w:val="22"/>
           <w:lang w:val="en-US"/>
         </w:rPr>
-        <w:t>;89</w:t>
-      </w:r>
-      <w:proofErr w:type="gramStart"/>
-      <w:r>
-        <w:rPr>
-          <w:rFonts w:ascii="Roboto" w:hAnsi="Roboto" w:cs="Segoe UI"/>
-          <w:sz w:val="22"/>
-          <w:szCs w:val="22"/>
-          <w:lang w:val="en-US"/>
-        </w:rPr>
-        <w:t>AD;U;;</w:t>
+        <w:t>;89AD;U;;</w:t>
       </w:r>
       <w:r>
         <w:rPr>
@@ -47337,7 +44240,6 @@
         </w:rPr>
         <w:t>;</w:t>
       </w:r>
-      <w:proofErr w:type="gramEnd"/>
       <w:r>
         <w:rPr>
           <w:rFonts w:ascii="Roboto" w:hAnsi="Roboto" w:cs="Segoe UI"/>
@@ -47465,17 +44367,7 @@
           <w:szCs w:val="22"/>
           <w:lang w:val="en-US"/>
         </w:rPr>
-        <w:t>0191C643A8</w:t>
-      </w:r>
-      <w:proofErr w:type="gramStart"/>
-      <w:r>
-        <w:rPr>
-          <w:rFonts w:ascii="Roboto" w:hAnsi="Roboto" w:cs="Segoe UI"/>
-          <w:sz w:val="22"/>
-          <w:szCs w:val="22"/>
-          <w:lang w:val="en-US"/>
-        </w:rPr>
-        <w:t>AF</w:t>
+        <w:t>0191C643A8AF</w:t>
       </w:r>
       <w:r>
         <w:rPr>
@@ -47493,17 +44385,7 @@
           <w:szCs w:val="22"/>
           <w:lang w:val="en-US"/>
         </w:rPr>
-        <w:t>FE</w:t>
-      </w:r>
-      <w:proofErr w:type="gramEnd"/>
-      <w:r>
-        <w:rPr>
-          <w:rFonts w:ascii="Roboto" w:hAnsi="Roboto" w:cs="Segoe UI"/>
-          <w:sz w:val="22"/>
-          <w:szCs w:val="22"/>
-          <w:lang w:val="en-US"/>
-        </w:rPr>
-        <w:t>2A</w:t>
+        <w:t>FE2A</w:t>
       </w:r>
       <w:r>
         <w:rPr>
@@ -47630,55 +44512,7 @@
           <w:lang w:val="en-US"/>
         </w:rPr>
         <w:lastRenderedPageBreak/>
-        <w:t xml:space="preserve">DH-, ECDH and </w:t>
-      </w:r>
-      <w:proofErr w:type="spellStart"/>
-      <w:r>
-        <w:rPr>
-          <w:rFonts w:ascii="Roboto" w:hAnsi="Roboto" w:cs="Segoe UI"/>
-          <w:i/>
-          <w:iCs/>
-          <w:sz w:val="22"/>
-          <w:szCs w:val="22"/>
-          <w:lang w:val="en-US"/>
-        </w:rPr>
-        <w:t>Kyber</w:t>
-      </w:r>
-      <w:proofErr w:type="spellEnd"/>
-      <w:r>
-        <w:rPr>
-          <w:rFonts w:ascii="Roboto" w:hAnsi="Roboto" w:cs="Segoe UI"/>
-          <w:i/>
-          <w:iCs/>
-          <w:sz w:val="22"/>
-          <w:szCs w:val="22"/>
-          <w:lang w:val="en-US"/>
-        </w:rPr>
-        <w:t>/</w:t>
-      </w:r>
-      <w:proofErr w:type="spellStart"/>
-      <w:r>
-        <w:rPr>
-          <w:rFonts w:ascii="Roboto" w:hAnsi="Roboto" w:cs="Segoe UI"/>
-          <w:i/>
-          <w:iCs/>
-          <w:sz w:val="22"/>
-          <w:szCs w:val="22"/>
-          <w:lang w:val="en-US"/>
-        </w:rPr>
-        <w:t>FrodoKEM</w:t>
-      </w:r>
-      <w:proofErr w:type="spellEnd"/>
-      <w:r>
-        <w:rPr>
-          <w:rFonts w:ascii="Roboto" w:hAnsi="Roboto" w:cs="Segoe UI"/>
-          <w:i/>
-          <w:iCs/>
-          <w:sz w:val="22"/>
-          <w:szCs w:val="22"/>
-          <w:lang w:val="en-US"/>
-        </w:rPr>
-        <w:t xml:space="preserve"> sequences</w:t>
+        <w:t>DH-, ECDH and Kyber/FrodoKEM sequences</w:t>
       </w:r>
       <w:r>
         <w:rPr>
@@ -47746,7 +44580,7 @@
           <v:shape id="_x0000_i1026" type="#_x0000_t75" style="width:608.15pt;height:417pt" o:ole="">
             <v:imagedata r:id="rId15" o:title=""/>
           </v:shape>
-          <o:OLEObject Type="Embed" ProgID="Visio.Drawing.15" ShapeID="_x0000_i1026" DrawAspect="Content" ObjectID="_1849779155" r:id="rId16"/>
+          <o:OLEObject Type="Embed" ProgID="Visio.Drawing.15" ShapeID="_x0000_i1026" DrawAspect="Content" ObjectID="_1849783642" r:id="rId16"/>
         </w:object>
       </w:r>
     </w:p>
@@ -47856,7 +44690,6 @@
         </w:rPr>
         <w:t xml:space="preserve">You can mix different messages in a single POST request. Updates for existing messages, </w:t>
       </w:r>
-      <w:proofErr w:type="gramStart"/>
       <w:r>
         <w:rPr>
           <w:rFonts w:ascii="Roboto" w:hAnsi="Roboto" w:cs="Segoe UI"/>
@@ -47866,7 +44699,6 @@
         </w:rPr>
         <w:t>e.g.</w:t>
       </w:r>
-      <w:proofErr w:type="gramEnd"/>
       <w:r>
         <w:rPr>
           <w:rFonts w:ascii="Roboto" w:hAnsi="Roboto" w:cs="Segoe UI"/>
@@ -48026,19 +44858,8 @@
           <w:szCs w:val="22"/>
           <w:lang w:val="en-US"/>
         </w:rPr>
-        <w:t xml:space="preserve">   "messages</w:t>
-      </w:r>
-      <w:proofErr w:type="gramStart"/>
-      <w:r>
-        <w:rPr>
-          <w:rFonts w:ascii="Roboto" w:hAnsi="Roboto" w:cs="Segoe UI"/>
-          <w:sz w:val="22"/>
-          <w:szCs w:val="22"/>
-          <w:lang w:val="en-US"/>
-        </w:rPr>
-        <w:t>":[</w:t>
-      </w:r>
-      <w:proofErr w:type="gramEnd"/>
+        <w:t xml:space="preserve">   "messages":[</w:t>
+      </w:r>
     </w:p>
     <w:p>
       <w:pPr>
@@ -48270,19 +45091,8 @@
           <w:lang w:val="en-US"/>
         </w:rPr>
         <w:br/>
-        <w:t xml:space="preserve">Host: </w:t>
-      </w:r>
-      <w:proofErr w:type="spellStart"/>
-      <w:proofErr w:type="gramStart"/>
-      <w:r>
-        <w:rPr>
-          <w:rFonts w:ascii="Roboto" w:hAnsi="Roboto" w:cs="Segoe UI"/>
-          <w:lang w:val="en-US"/>
-        </w:rPr>
-        <w:t>sample.host</w:t>
-      </w:r>
-      <w:proofErr w:type="spellEnd"/>
-      <w:proofErr w:type="gramEnd"/>
+        <w:t>Host: sample.host</w:t>
+      </w:r>
       <w:r>
         <w:rPr>
           <w:rFonts w:ascii="Roboto" w:hAnsi="Roboto" w:cs="Segoe UI"/>
@@ -48443,19 +45253,8 @@
           <w:szCs w:val="22"/>
           <w:lang w:val="en-US"/>
         </w:rPr>
-        <w:t xml:space="preserve">   "messages</w:t>
-      </w:r>
-      <w:proofErr w:type="gramStart"/>
-      <w:r>
-        <w:rPr>
-          <w:rFonts w:ascii="Roboto" w:hAnsi="Roboto" w:cs="Segoe UI"/>
-          <w:sz w:val="22"/>
-          <w:szCs w:val="22"/>
-          <w:lang w:val="en-US"/>
-        </w:rPr>
-        <w:t>":[</w:t>
-      </w:r>
-      <w:proofErr w:type="gramEnd"/>
+        <w:t xml:space="preserve">   "messages":[</w:t>
+      </w:r>
     </w:p>
     <w:p>
       <w:pPr>
@@ -48514,27 +45313,7 @@
           <w:szCs w:val="22"/>
           <w:lang w:val="en-US"/>
         </w:rPr>
-        <w:t>;66A</w:t>
-      </w:r>
-      <w:proofErr w:type="gramStart"/>
-      <w:r>
-        <w:rPr>
-          <w:rFonts w:ascii="Roboto" w:hAnsi="Roboto" w:cs="Segoe UI"/>
-          <w:sz w:val="22"/>
-          <w:szCs w:val="22"/>
-          <w:lang w:val="en-US"/>
-        </w:rPr>
-        <w:t>3;S</w:t>
-      </w:r>
-      <w:proofErr w:type="gramEnd"/>
-      <w:r>
-        <w:rPr>
-          <w:rFonts w:ascii="Roboto" w:hAnsi="Roboto" w:cs="Segoe UI"/>
-          <w:sz w:val="22"/>
-          <w:szCs w:val="22"/>
-          <w:lang w:val="en-US"/>
-        </w:rPr>
-        <w:t>;TRUE;102;TRUE;53.32;8.11"</w:t>
+        <w:t>;66A3;S;TRUE;102;TRUE;53.32;8.11"</w:t>
       </w:r>
       <w:r>
         <w:rPr>
@@ -48564,27 +45343,7 @@
           <w:szCs w:val="22"/>
           <w:lang w:val="en-US"/>
         </w:rPr>
-        <w:t xml:space="preserve">         "message":"</w:t>
-      </w:r>
-      <w:proofErr w:type="gramStart"/>
-      <w:r>
-        <w:rPr>
-          <w:rFonts w:ascii="Roboto" w:hAnsi="Roboto" w:cs="Segoe UI"/>
-          <w:sz w:val="22"/>
-          <w:szCs w:val="22"/>
-          <w:lang w:val="en-US"/>
-        </w:rPr>
-        <w:t>METEO;AC</w:t>
-      </w:r>
-      <w:proofErr w:type="gramEnd"/>
-      <w:r>
-        <w:rPr>
-          <w:rFonts w:ascii="Roboto" w:hAnsi="Roboto" w:cs="Segoe UI"/>
-          <w:sz w:val="22"/>
-          <w:szCs w:val="22"/>
-          <w:lang w:val="en-US"/>
-        </w:rPr>
-        <w:t>;</w:t>
+        <w:t xml:space="preserve">         "message":"METEO;AC;</w:t>
       </w:r>
       <w:r>
         <w:rPr>
@@ -48632,27 +45391,7 @@
           <w:szCs w:val="22"/>
           <w:lang w:val="en-US"/>
         </w:rPr>
-        <w:t xml:space="preserve">         "message":"</w:t>
-      </w:r>
-      <w:proofErr w:type="gramStart"/>
-      <w:r>
-        <w:rPr>
-          <w:rFonts w:ascii="Roboto" w:hAnsi="Roboto" w:cs="Segoe UI"/>
-          <w:sz w:val="22"/>
-          <w:szCs w:val="22"/>
-          <w:lang w:val="en-US"/>
-        </w:rPr>
-        <w:t>TEXT;D</w:t>
-      </w:r>
-      <w:proofErr w:type="gramEnd"/>
-      <w:r>
-        <w:rPr>
-          <w:rFonts w:ascii="Roboto" w:hAnsi="Roboto" w:cs="Segoe UI"/>
-          <w:sz w:val="22"/>
-          <w:szCs w:val="22"/>
-          <w:lang w:val="en-US"/>
-        </w:rPr>
-        <w:t>6;</w:t>
+        <w:t xml:space="preserve">         "message":"TEXT;D6;</w:t>
       </w:r>
       <w:r>
         <w:rPr>
@@ -48718,27 +45457,7 @@
           <w:szCs w:val="22"/>
           <w:lang w:val="en-US"/>
         </w:rPr>
-        <w:t>;910</w:t>
-      </w:r>
-      <w:proofErr w:type="gramStart"/>
-      <w:r>
-        <w:rPr>
-          <w:rFonts w:ascii="Roboto" w:hAnsi="Roboto" w:cs="Segoe UI"/>
-          <w:sz w:val="22"/>
-          <w:szCs w:val="22"/>
-          <w:lang w:val="en-US"/>
-        </w:rPr>
-        <w:t>E;U;;</w:t>
-      </w:r>
-      <w:proofErr w:type="gramEnd"/>
-      <w:r>
-        <w:rPr>
-          <w:rFonts w:ascii="Roboto" w:hAnsi="Roboto" w:cs="Segoe UI"/>
-          <w:sz w:val="22"/>
-          <w:szCs w:val="22"/>
-          <w:lang w:val="en-US"/>
-        </w:rPr>
-        <w:t>8;1;FF8000;Area A;10000;53.43;9.45"</w:t>
+        <w:t>;910E;U;;8;1;FF8000;Area A;10000;53.43;9.45"</w:t>
       </w:r>
     </w:p>
     <w:p>
@@ -48934,19 +45653,8 @@
           <w:lang w:val="en-US"/>
         </w:rPr>
         <w:br/>
-        <w:t xml:space="preserve">Host: </w:t>
-      </w:r>
-      <w:proofErr w:type="spellStart"/>
-      <w:proofErr w:type="gramStart"/>
-      <w:r>
-        <w:rPr>
-          <w:rFonts w:ascii="Roboto" w:hAnsi="Roboto" w:cs="Segoe UI"/>
-          <w:lang w:val="en-US"/>
-        </w:rPr>
-        <w:t>sample.host</w:t>
-      </w:r>
-      <w:proofErr w:type="spellEnd"/>
-      <w:proofErr w:type="gramEnd"/>
+        <w:t>Host: sample.host</w:t>
+      </w:r>
       <w:r>
         <w:rPr>
           <w:rFonts w:ascii="Roboto" w:hAnsi="Roboto" w:cs="Segoe UI"/>
@@ -48995,19 +45703,8 @@
           <w:szCs w:val="22"/>
           <w:lang w:val="en-US"/>
         </w:rPr>
-        <w:t xml:space="preserve">   "messages</w:t>
-      </w:r>
-      <w:proofErr w:type="gramStart"/>
-      <w:r>
-        <w:rPr>
-          <w:rFonts w:ascii="Roboto" w:hAnsi="Roboto" w:cs="Segoe UI"/>
-          <w:sz w:val="22"/>
-          <w:szCs w:val="22"/>
-          <w:lang w:val="en-US"/>
-        </w:rPr>
-        <w:t>":[</w:t>
-      </w:r>
-      <w:proofErr w:type="gramEnd"/>
+        <w:t xml:space="preserve">   "messages":[</w:t>
+      </w:r>
     </w:p>
     <w:p>
       <w:pPr>
@@ -49066,27 +45763,7 @@
           <w:szCs w:val="22"/>
           <w:lang w:val="en-US"/>
         </w:rPr>
-        <w:t>;66A</w:t>
-      </w:r>
-      <w:proofErr w:type="gramStart"/>
-      <w:r>
-        <w:rPr>
-          <w:rFonts w:ascii="Roboto" w:hAnsi="Roboto" w:cs="Segoe UI"/>
-          <w:sz w:val="22"/>
-          <w:szCs w:val="22"/>
-          <w:lang w:val="en-US"/>
-        </w:rPr>
-        <w:t>3;R</w:t>
-      </w:r>
-      <w:proofErr w:type="gramEnd"/>
-      <w:r>
-        <w:rPr>
-          <w:rFonts w:ascii="Roboto" w:hAnsi="Roboto" w:cs="Segoe UI"/>
-          <w:sz w:val="22"/>
-          <w:szCs w:val="22"/>
-          <w:lang w:val="en-US"/>
-        </w:rPr>
-        <w:t xml:space="preserve">;TRUE;;42.32;-123.11;10000;50.23;297;;;33.3;-0.15;sfapmf---------"         </w:t>
+        <w:t xml:space="preserve">;66A3;R;TRUE;;42.32;-123.11;10000;50.23;297;;;33.3;-0.15;sfapmf---------"         </w:t>
       </w:r>
     </w:p>
     <w:p>
@@ -49107,27 +45784,7 @@
           <w:szCs w:val="22"/>
           <w:lang w:val="en-US"/>
         </w:rPr>
-        <w:t xml:space="preserve">         "message":"</w:t>
-      </w:r>
-      <w:proofErr w:type="gramStart"/>
-      <w:r>
-        <w:rPr>
-          <w:rFonts w:ascii="Roboto" w:hAnsi="Roboto" w:cs="Segoe UI"/>
-          <w:sz w:val="22"/>
-          <w:szCs w:val="22"/>
-          <w:lang w:val="en-US"/>
-        </w:rPr>
-        <w:t>TEXT;AE</w:t>
-      </w:r>
-      <w:proofErr w:type="gramEnd"/>
-      <w:r>
-        <w:rPr>
-          <w:rFonts w:ascii="Roboto" w:hAnsi="Roboto" w:cs="Segoe UI"/>
-          <w:sz w:val="22"/>
-          <w:szCs w:val="22"/>
-          <w:lang w:val="en-US"/>
-        </w:rPr>
-        <w:t>;</w:t>
+        <w:t xml:space="preserve">         "message":"TEXT;AE;</w:t>
       </w:r>
       <w:r>
         <w:rPr>
@@ -49337,51 +45994,7 @@
           <w:szCs w:val="20"/>
           <w:shd w:val="clear" w:color="auto" w:fill="FAFAFA"/>
         </w:rPr>
-        <w:t>{"</w:t>
-      </w:r>
-      <w:proofErr w:type="spellStart"/>
-      <w:r>
-        <w:rPr>
-          <w:rFonts w:ascii="Roboto" w:hAnsi="Roboto"/>
-          <w:color w:val="383A42"/>
-          <w:sz w:val="20"/>
-          <w:szCs w:val="20"/>
-          <w:shd w:val="clear" w:color="auto" w:fill="FAFAFA"/>
-        </w:rPr>
-        <w:t>success</w:t>
-      </w:r>
-      <w:proofErr w:type="spellEnd"/>
-      <w:r>
-        <w:rPr>
-          <w:rFonts w:ascii="Roboto" w:hAnsi="Roboto"/>
-          <w:color w:val="383A42"/>
-          <w:sz w:val="20"/>
-          <w:szCs w:val="20"/>
-          <w:shd w:val="clear" w:color="auto" w:fill="FAFAFA"/>
-        </w:rPr>
-        <w:t>":"</w:t>
-      </w:r>
-      <w:proofErr w:type="spellStart"/>
-      <w:r>
-        <w:rPr>
-          <w:rFonts w:ascii="Roboto" w:hAnsi="Roboto"/>
-          <w:color w:val="383A42"/>
-          <w:sz w:val="20"/>
-          <w:szCs w:val="20"/>
-          <w:shd w:val="clear" w:color="auto" w:fill="FAFAFA"/>
-        </w:rPr>
-        <w:t>true</w:t>
-      </w:r>
-      <w:proofErr w:type="spellEnd"/>
-      <w:r>
-        <w:rPr>
-          <w:rFonts w:ascii="Roboto" w:hAnsi="Roboto"/>
-          <w:color w:val="383A42"/>
-          <w:sz w:val="20"/>
-          <w:szCs w:val="20"/>
-          <w:shd w:val="clear" w:color="auto" w:fill="FAFAFA"/>
-        </w:rPr>
-        <w:t>"}</w:t>
+        <w:t>{"success":"true"}</w:t>
       </w:r>
     </w:p>
     <w:p>
@@ -49429,31 +46042,7 @@
           <w:lang w:val="en-US"/>
         </w:rPr>
         <w:lastRenderedPageBreak/>
-        <w:t xml:space="preserve">SEDAP-Express </w:t>
-      </w:r>
-      <w:proofErr w:type="spellStart"/>
-      <w:r>
-        <w:rPr>
-          <w:rFonts w:ascii="Roboto" w:hAnsi="Roboto" w:cs="Segoe UI"/>
-          <w:b/>
-          <w:bCs/>
-          <w:sz w:val="22"/>
-          <w:szCs w:val="22"/>
-          <w:lang w:val="en-US"/>
-        </w:rPr>
-        <w:t>Protobuf</w:t>
-      </w:r>
-      <w:proofErr w:type="spellEnd"/>
-      <w:r>
-        <w:rPr>
-          <w:rFonts w:ascii="Roboto" w:hAnsi="Roboto" w:cs="Segoe UI"/>
-          <w:b/>
-          <w:bCs/>
-          <w:sz w:val="22"/>
-          <w:szCs w:val="22"/>
-          <w:lang w:val="en-US"/>
-        </w:rPr>
-        <w:t>-</w:t>
+        <w:t>SEDAP-Express Protobuf-</w:t>
       </w:r>
       <w:r>
         <w:rPr>
@@ -49527,7 +46116,6 @@
           <w:lang w:val="en-US"/>
         </w:rPr>
       </w:pPr>
-      <w:proofErr w:type="spellStart"/>
       <w:r>
         <w:rPr>
           <w:rFonts w:ascii="Roboto" w:hAnsi="Roboto" w:cs="Segoe UI"/>
@@ -49537,19 +46125,7 @@
           <w:szCs w:val="22"/>
           <w:lang w:val="en-US"/>
         </w:rPr>
-        <w:t>Definiton</w:t>
-      </w:r>
-      <w:proofErr w:type="spellEnd"/>
-      <w:r>
-        <w:rPr>
-          <w:rFonts w:ascii="Roboto" w:hAnsi="Roboto" w:cs="Segoe UI"/>
-          <w:i/>
-          <w:iCs/>
-          <w:sz w:val="22"/>
-          <w:szCs w:val="22"/>
-          <w:lang w:val="en-US"/>
-        </w:rPr>
-        <w:t>:</w:t>
+        <w:t>Definiton:</w:t>
       </w:r>
     </w:p>
     <w:p>
@@ -49603,27 +46179,7 @@
           <w:szCs w:val="22"/>
           <w:lang w:val="en-US"/>
         </w:rPr>
-        <w:t xml:space="preserve">message </w:t>
-      </w:r>
-      <w:proofErr w:type="spellStart"/>
-      <w:r>
-        <w:rPr>
-          <w:rFonts w:ascii="Roboto" w:hAnsi="Roboto" w:cs="Segoe UI"/>
-          <w:sz w:val="22"/>
-          <w:szCs w:val="22"/>
-          <w:lang w:val="en-US"/>
-        </w:rPr>
-        <w:t>SomeMessage</w:t>
-      </w:r>
-      <w:proofErr w:type="spellEnd"/>
-      <w:r>
-        <w:rPr>
-          <w:rFonts w:ascii="Roboto" w:hAnsi="Roboto" w:cs="Segoe UI"/>
-          <w:sz w:val="22"/>
-          <w:szCs w:val="22"/>
-          <w:lang w:val="en-US"/>
-        </w:rPr>
-        <w:t xml:space="preserve"> {</w:t>
+        <w:t>message SomeMessage {</w:t>
       </w:r>
     </w:p>
     <w:p>
@@ -49731,27 +46287,7 @@
           <w:szCs w:val="22"/>
           <w:lang w:val="en-US"/>
         </w:rPr>
-        <w:t xml:space="preserve">    repeated Messages </w:t>
-      </w:r>
-      <w:proofErr w:type="spellStart"/>
-      <w:r>
-        <w:rPr>
-          <w:rFonts w:ascii="Roboto" w:hAnsi="Roboto" w:cs="Segoe UI"/>
-          <w:sz w:val="22"/>
-          <w:szCs w:val="22"/>
-          <w:lang w:val="en-US"/>
-        </w:rPr>
-        <w:t>messages</w:t>
-      </w:r>
-      <w:proofErr w:type="spellEnd"/>
-      <w:r>
-        <w:rPr>
-          <w:rFonts w:ascii="Roboto" w:hAnsi="Roboto" w:cs="Segoe UI"/>
-          <w:sz w:val="22"/>
-          <w:szCs w:val="22"/>
-          <w:lang w:val="en-US"/>
-        </w:rPr>
-        <w:t xml:space="preserve"> = 1;</w:t>
+        <w:t xml:space="preserve">    repeated Messages messages = 1;</w:t>
       </w:r>
     </w:p>
     <w:p>

--- a/Documentation/SEDAP-Express ICD v1.4.6.docx
+++ b/Documentation/SEDAP-Express ICD v1.4.6.docx
@@ -14004,7 +14004,25 @@
           <w:szCs w:val="22"/>
           <w:lang w:val="en-US"/>
         </w:rPr>
-        <w:t>EMISSON;&lt;Number&gt;;&lt;Time&gt;;&lt;Sender&gt;;&lt;Classification&gt;;&lt;Acknowledgement&gt;;</w:t>
+        <w:t>EMISS</w:t>
+      </w:r>
+      <w:r>
+        <w:rPr>
+          <w:rFonts w:ascii="Roboto" w:hAnsi="Roboto" w:cs="Segoe UI"/>
+          <w:sz w:val="22"/>
+          <w:szCs w:val="22"/>
+          <w:lang w:val="en-US"/>
+        </w:rPr>
+        <w:t>I</w:t>
+      </w:r>
+      <w:r>
+        <w:rPr>
+          <w:rFonts w:ascii="Roboto" w:hAnsi="Roboto" w:cs="Segoe UI"/>
+          <w:sz w:val="22"/>
+          <w:szCs w:val="22"/>
+          <w:lang w:val="en-US"/>
+        </w:rPr>
+        <w:t>ON;&lt;Number&gt;;&lt;Time&gt;;&lt;Sender&gt;;&lt;Classification&gt;;&lt;Acknowledgement&gt;;</w:t>
       </w:r>
       <w:r>
         <w:rPr>
@@ -27677,7 +27695,16 @@
                 <w:szCs w:val="22"/>
                 <w:lang w:val="en-US"/>
               </w:rPr>
-              <w:t>11</w:t>
+              <w:t>1</w:t>
+            </w:r>
+            <w:r>
+              <w:rPr>
+                <w:rFonts w:ascii="Roboto" w:hAnsi="Roboto" w:cs="Segoe UI"/>
+                <w:sz w:val="22"/>
+                <w:szCs w:val="22"/>
+                <w:lang w:val="en-US"/>
+              </w:rPr>
+              <w:t>2</w:t>
             </w:r>
           </w:p>
         </w:tc>
@@ -27791,7 +27818,16 @@
                 <w:szCs w:val="22"/>
                 <w:lang w:val="en-US"/>
               </w:rPr>
-              <w:t>12</w:t>
+              <w:t>1</w:t>
+            </w:r>
+            <w:r>
+              <w:rPr>
+                <w:rFonts w:ascii="Roboto" w:hAnsi="Roboto" w:cs="Segoe UI"/>
+                <w:sz w:val="22"/>
+                <w:szCs w:val="22"/>
+                <w:lang w:val="en-US"/>
+              </w:rPr>
+              <w:t>3</w:t>
             </w:r>
           </w:p>
         </w:tc>
@@ -27887,7 +27923,7 @@
                 <w:szCs w:val="22"/>
                 <w:lang w:val="en-US"/>
               </w:rPr>
-              <w:t>3</w:t>
+              <w:t>4</w:t>
             </w:r>
           </w:p>
         </w:tc>
@@ -27983,7 +28019,7 @@
                 <w:szCs w:val="22"/>
                 <w:lang w:val="en-US"/>
               </w:rPr>
-              <w:t>4</w:t>
+              <w:t>5</w:t>
             </w:r>
           </w:p>
         </w:tc>
@@ -28124,7 +28160,7 @@
                 <w:szCs w:val="22"/>
                 <w:lang w:val="en-US"/>
               </w:rPr>
-              <w:t>5</w:t>
+              <w:t>6</w:t>
             </w:r>
           </w:p>
         </w:tc>
@@ -31944,7 +31980,7 @@
                 <w:szCs w:val="22"/>
                 <w:lang w:val="en-US"/>
               </w:rPr>
-              <w:t>7</w:t>
+              <w:t>4</w:t>
             </w:r>
           </w:p>
         </w:tc>
@@ -41574,7 +41610,7 @@
           <v:shape id="_x0000_i1025" type="#_x0000_t75" style="width:376.3pt;height:228.85pt" o:ole="">
             <v:imagedata r:id="rId12" o:title=""/>
           </v:shape>
-          <o:OLEObject Type="Embed" ProgID="Visio.Drawing.15" ShapeID="_x0000_i1025" DrawAspect="Content" ObjectID="_1849783641" r:id="rId13"/>
+          <o:OLEObject Type="Embed" ProgID="Visio.Drawing.15" ShapeID="_x0000_i1025" DrawAspect="Content" ObjectID="_1850073799" r:id="rId13"/>
         </w:object>
       </w:r>
     </w:p>
@@ -44580,7 +44616,7 @@
           <v:shape id="_x0000_i1026" type="#_x0000_t75" style="width:608.15pt;height:417pt" o:ole="">
             <v:imagedata r:id="rId15" o:title=""/>
           </v:shape>
-          <o:OLEObject Type="Embed" ProgID="Visio.Drawing.15" ShapeID="_x0000_i1026" DrawAspect="Content" ObjectID="_1849783642" r:id="rId16"/>
+          <o:OLEObject Type="Embed" ProgID="Visio.Drawing.15" ShapeID="_x0000_i1026" DrawAspect="Content" ObjectID="_1850073800" r:id="rId16"/>
         </w:object>
       </w:r>
     </w:p>
@@ -47120,7 +47156,14 @@
         <w:rFonts w:ascii="Roboto" w:hAnsi="Roboto"/>
         <w:lang w:val="en-US"/>
       </w:rPr>
-      <w:t>01</w:t>
+      <w:t>0</w:t>
+    </w:r>
+    <w:r>
+      <w:rPr>
+        <w:rFonts w:ascii="Roboto" w:hAnsi="Roboto"/>
+        <w:lang w:val="en-US"/>
+      </w:rPr>
+      <w:t>5</w:t>
     </w:r>
     <w:r>
       <w:rPr>

--- a/Documentation/SEDAP-Express ICD v1.4.6.docx
+++ b/Documentation/SEDAP-Express ICD v1.4.6.docx
@@ -462,38 +462,57 @@
         </w:rPr>
         <w:t xml:space="preserve">on the Internet at </w:t>
       </w:r>
-      <w:hyperlink r:id="rId9" w:history="1">
-        <w:r>
-          <w:rPr>
-            <w:rStyle w:val="Hyperlink"/>
-            <w:rFonts w:ascii="Roboto" w:hAnsi="Roboto" w:cs="Segoe UI"/>
-            <w:sz w:val="22"/>
-            <w:szCs w:val="22"/>
-            <w:lang w:val="en-US"/>
-          </w:rPr>
-          <w:t>http</w:t>
-        </w:r>
-        <w:r>
-          <w:rPr>
-            <w:rStyle w:val="Hyperlink"/>
-            <w:rFonts w:ascii="Roboto" w:hAnsi="Roboto" w:cs="Segoe UI"/>
-            <w:sz w:val="22"/>
-            <w:szCs w:val="22"/>
-            <w:lang w:val="en-US"/>
-          </w:rPr>
-          <w:t>s</w:t>
-        </w:r>
-        <w:r>
-          <w:rPr>
-            <w:rStyle w:val="Hyperlink"/>
-            <w:rFonts w:ascii="Roboto" w:hAnsi="Roboto" w:cs="Segoe UI"/>
-            <w:sz w:val="22"/>
-            <w:szCs w:val="22"/>
-            <w:lang w:val="en-US"/>
-          </w:rPr>
-          <w:t>://SEDAP.Express</w:t>
-        </w:r>
-      </w:hyperlink>
+      <w:bookmarkStart w:id="0" w:name="_Hlk239462273"/>
+      <w:r>
+        <w:fldChar w:fldCharType="begin"/>
+      </w:r>
+      <w:r>
+        <w:instrText xml:space="preserve"> HYPERLINK "https://sedap.express/" </w:instrText>
+      </w:r>
+      <w:r>
+        <w:fldChar w:fldCharType="separate"/>
+      </w:r>
+      <w:r>
+        <w:rPr>
+          <w:rStyle w:val="Hyperlink"/>
+          <w:rFonts w:ascii="Roboto" w:hAnsi="Roboto" w:cs="Segoe UI"/>
+          <w:sz w:val="22"/>
+          <w:szCs w:val="22"/>
+          <w:lang w:val="en-US"/>
+        </w:rPr>
+        <w:t>http</w:t>
+      </w:r>
+      <w:r>
+        <w:rPr>
+          <w:rStyle w:val="Hyperlink"/>
+          <w:rFonts w:ascii="Roboto" w:hAnsi="Roboto" w:cs="Segoe UI"/>
+          <w:sz w:val="22"/>
+          <w:szCs w:val="22"/>
+          <w:lang w:val="en-US"/>
+        </w:rPr>
+        <w:t>s</w:t>
+      </w:r>
+      <w:r>
+        <w:rPr>
+          <w:rStyle w:val="Hyperlink"/>
+          <w:rFonts w:ascii="Roboto" w:hAnsi="Roboto" w:cs="Segoe UI"/>
+          <w:sz w:val="22"/>
+          <w:szCs w:val="22"/>
+          <w:lang w:val="en-US"/>
+        </w:rPr>
+        <w:t>://SEDAP.Express</w:t>
+      </w:r>
+      <w:r>
+        <w:rPr>
+          <w:rStyle w:val="Hyperlink"/>
+          <w:rFonts w:ascii="Roboto" w:hAnsi="Roboto" w:cs="Segoe UI"/>
+          <w:sz w:val="22"/>
+          <w:szCs w:val="22"/>
+          <w:lang w:val="en-US"/>
+        </w:rPr>
+        <w:fldChar w:fldCharType="end"/>
+      </w:r>
+      <w:bookmarkEnd w:id="0"/>
       <w:r>
         <w:rPr>
           <w:rFonts w:ascii="Roboto" w:hAnsi="Roboto" w:cs="Segoe UI"/>
@@ -7600,6 +7619,179 @@
         </w:rPr>
         <w:t xml:space="preserve">in chapter IV.3 or on </w:t>
       </w:r>
+      <w:hyperlink r:id="rId9" w:history="1">
+        <w:r>
+          <w:rPr>
+            <w:rStyle w:val="Hyperlink"/>
+            <w:rFonts w:ascii="Roboto" w:hAnsi="Roboto" w:cs="Segoe UI"/>
+            <w:sz w:val="22"/>
+            <w:szCs w:val="22"/>
+            <w:lang w:val="en-US"/>
+          </w:rPr>
+          <w:t>https://SEDAP.Express</w:t>
+        </w:r>
+      </w:hyperlink>
+      <w:r>
+        <w:rPr>
+          <w:rFonts w:ascii="Roboto" w:hAnsi="Roboto" w:cs="Segoe UI"/>
+          <w:sz w:val="22"/>
+          <w:szCs w:val="22"/>
+          <w:lang w:val="en-US"/>
+        </w:rPr>
+        <w:t>.</w:t>
+      </w:r>
+    </w:p>
+    <w:p>
+      <w:pPr>
+        <w:pStyle w:val="NurText"/>
+        <w:ind w:left="792"/>
+        <w:jc w:val="both"/>
+        <w:rPr>
+          <w:rFonts w:ascii="Roboto" w:hAnsi="Roboto" w:cs="Segoe UI"/>
+          <w:sz w:val="22"/>
+          <w:szCs w:val="22"/>
+          <w:lang w:val="en-US"/>
+        </w:rPr>
+      </w:pPr>
+    </w:p>
+    <w:p>
+      <w:pPr>
+        <w:pStyle w:val="NurText"/>
+        <w:ind w:left="792"/>
+        <w:jc w:val="both"/>
+        <w:rPr>
+          <w:rFonts w:ascii="Roboto" w:hAnsi="Roboto" w:cs="Segoe UI"/>
+          <w:sz w:val="22"/>
+          <w:szCs w:val="22"/>
+          <w:lang w:val="en-US"/>
+        </w:rPr>
+      </w:pPr>
+    </w:p>
+    <w:p>
+      <w:pPr>
+        <w:pStyle w:val="NurText"/>
+        <w:numPr>
+          <w:ilvl w:val="1"/>
+          <w:numId w:val="12"/>
+        </w:numPr>
+        <w:rPr>
+          <w:rFonts w:ascii="Roboto" w:hAnsi="Roboto" w:cs="Segoe UI"/>
+          <w:b/>
+          <w:bCs/>
+          <w:sz w:val="22"/>
+          <w:szCs w:val="22"/>
+          <w:lang w:val="en-US"/>
+        </w:rPr>
+      </w:pPr>
+      <w:r>
+        <w:rPr>
+          <w:rFonts w:ascii="Roboto" w:hAnsi="Roboto" w:cs="Segoe UI"/>
+          <w:b/>
+          <w:bCs/>
+          <w:sz w:val="22"/>
+          <w:szCs w:val="22"/>
+          <w:lang w:val="en-US"/>
+        </w:rPr>
+        <w:t>Protobuf connection</w:t>
+      </w:r>
+    </w:p>
+    <w:p>
+      <w:pPr>
+        <w:pStyle w:val="NurText"/>
+        <w:ind w:left="792"/>
+        <w:rPr>
+          <w:rFonts w:ascii="Roboto" w:hAnsi="Roboto" w:cs="Segoe UI"/>
+          <w:sz w:val="22"/>
+          <w:szCs w:val="22"/>
+          <w:lang w:val="en-US"/>
+        </w:rPr>
+      </w:pPr>
+    </w:p>
+    <w:p>
+      <w:pPr>
+        <w:pStyle w:val="NurText"/>
+        <w:ind w:left="792"/>
+        <w:jc w:val="both"/>
+        <w:rPr>
+          <w:rFonts w:ascii="Roboto" w:hAnsi="Roboto" w:cs="Segoe UI"/>
+          <w:sz w:val="22"/>
+          <w:szCs w:val="22"/>
+          <w:lang w:val="en-US"/>
+        </w:rPr>
+      </w:pPr>
+      <w:bookmarkStart w:id="1" w:name="_Hlk167350255"/>
+      <w:r>
+        <w:rPr>
+          <w:rFonts w:ascii="Roboto" w:hAnsi="Roboto" w:cs="Segoe UI"/>
+          <w:sz w:val="22"/>
+          <w:szCs w:val="22"/>
+          <w:lang w:val="en-US"/>
+        </w:rPr>
+        <w:t xml:space="preserve">At least it’s also possible to use Google™ protocol buffers to exchange the SEDAP-Express messages. </w:t>
+      </w:r>
+      <w:r>
+        <w:rPr>
+          <w:rFonts w:ascii="Roboto" w:hAnsi="Roboto" w:cs="Segoe UI"/>
+          <w:sz w:val="22"/>
+          <w:szCs w:val="22"/>
+          <w:lang w:val="en-US"/>
+        </w:rPr>
+        <w:t xml:space="preserve">You can find the </w:t>
+      </w:r>
+      <w:r>
+        <w:rPr>
+          <w:rFonts w:ascii="Roboto" w:hAnsi="Roboto" w:cs="Segoe UI"/>
+          <w:sz w:val="22"/>
+          <w:szCs w:val="22"/>
+          <w:lang w:val="en-US"/>
+        </w:rPr>
+        <w:t>s</w:t>
+      </w:r>
+      <w:r>
+        <w:rPr>
+          <w:rFonts w:ascii="Roboto" w:hAnsi="Roboto" w:cs="Segoe UI"/>
+          <w:sz w:val="22"/>
+          <w:szCs w:val="22"/>
+          <w:lang w:val="en-US"/>
+        </w:rPr>
+        <w:t xml:space="preserve">chema </w:t>
+      </w:r>
+      <w:r>
+        <w:rPr>
+          <w:rFonts w:ascii="Roboto" w:hAnsi="Roboto" w:cs="Segoe UI"/>
+          <w:sz w:val="22"/>
+          <w:szCs w:val="22"/>
+          <w:lang w:val="en-US"/>
+        </w:rPr>
+        <w:t>i</w:t>
+      </w:r>
+      <w:r>
+        <w:rPr>
+          <w:rFonts w:ascii="Roboto" w:hAnsi="Roboto" w:cs="Segoe UI"/>
+          <w:sz w:val="22"/>
+          <w:szCs w:val="22"/>
+          <w:lang w:val="en-US"/>
+        </w:rPr>
+        <w:t>n chapter IV.</w:t>
+      </w:r>
+      <w:r>
+        <w:rPr>
+          <w:rFonts w:ascii="Roboto" w:hAnsi="Roboto" w:cs="Segoe UI"/>
+          <w:sz w:val="22"/>
+          <w:szCs w:val="22"/>
+          <w:lang w:val="en-US"/>
+        </w:rPr>
+        <w:t>4</w:t>
+      </w:r>
+      <w:r>
+        <w:rPr>
+          <w:rFonts w:ascii="Roboto" w:hAnsi="Roboto" w:cs="Segoe UI"/>
+          <w:sz w:val="22"/>
+          <w:szCs w:val="22"/>
+          <w:lang w:val="en-US"/>
+        </w:rPr>
+        <w:t xml:space="preserve"> or on </w:t>
+      </w:r>
       <w:hyperlink r:id="rId10" w:history="1">
         <w:r>
           <w:rPr>
@@ -7609,7 +7801,7 @@
             <w:szCs w:val="22"/>
             <w:lang w:val="en-US"/>
           </w:rPr>
-          <w:t>http://sepap.express</w:t>
+          <w:t>https://SEDAP.Express</w:t>
         </w:r>
       </w:hyperlink>
       <w:r>
@@ -7621,190 +7813,17 @@
         </w:rPr>
         <w:t>.</w:t>
       </w:r>
+      <w:r>
+        <w:rPr>
+          <w:rFonts w:ascii="Roboto" w:hAnsi="Roboto" w:cs="Segoe UI"/>
+          <w:sz w:val="22"/>
+          <w:szCs w:val="22"/>
+          <w:lang w:val="en-US"/>
+        </w:rPr>
+        <w:t xml:space="preserve"> This allows you to generate your own code or use the existing code from the framework or the sample client.</w:t>
+      </w:r>
     </w:p>
-    <w:p>
-      <w:pPr>
-        <w:pStyle w:val="NurText"/>
-        <w:ind w:left="792"/>
-        <w:jc w:val="both"/>
-        <w:rPr>
-          <w:rFonts w:ascii="Roboto" w:hAnsi="Roboto" w:cs="Segoe UI"/>
-          <w:sz w:val="22"/>
-          <w:szCs w:val="22"/>
-          <w:lang w:val="en-US"/>
-        </w:rPr>
-      </w:pPr>
-    </w:p>
-    <w:p>
-      <w:pPr>
-        <w:pStyle w:val="NurText"/>
-        <w:ind w:left="792"/>
-        <w:jc w:val="both"/>
-        <w:rPr>
-          <w:rFonts w:ascii="Roboto" w:hAnsi="Roboto" w:cs="Segoe UI"/>
-          <w:sz w:val="22"/>
-          <w:szCs w:val="22"/>
-          <w:lang w:val="en-US"/>
-        </w:rPr>
-      </w:pPr>
-    </w:p>
-    <w:p>
-      <w:pPr>
-        <w:pStyle w:val="NurText"/>
-        <w:numPr>
-          <w:ilvl w:val="1"/>
-          <w:numId w:val="12"/>
-        </w:numPr>
-        <w:rPr>
-          <w:rFonts w:ascii="Roboto" w:hAnsi="Roboto" w:cs="Segoe UI"/>
-          <w:b/>
-          <w:bCs/>
-          <w:sz w:val="22"/>
-          <w:szCs w:val="22"/>
-          <w:lang w:val="en-US"/>
-        </w:rPr>
-      </w:pPr>
-      <w:r>
-        <w:rPr>
-          <w:rFonts w:ascii="Roboto" w:hAnsi="Roboto" w:cs="Segoe UI"/>
-          <w:b/>
-          <w:bCs/>
-          <w:sz w:val="22"/>
-          <w:szCs w:val="22"/>
-          <w:lang w:val="en-US"/>
-        </w:rPr>
-        <w:t>Protobuf connection</w:t>
-      </w:r>
-    </w:p>
-    <w:p>
-      <w:pPr>
-        <w:pStyle w:val="NurText"/>
-        <w:ind w:left="792"/>
-        <w:rPr>
-          <w:rFonts w:ascii="Roboto" w:hAnsi="Roboto" w:cs="Segoe UI"/>
-          <w:sz w:val="22"/>
-          <w:szCs w:val="22"/>
-          <w:lang w:val="en-US"/>
-        </w:rPr>
-      </w:pPr>
-    </w:p>
-    <w:p>
-      <w:pPr>
-        <w:pStyle w:val="NurText"/>
-        <w:ind w:left="792"/>
-        <w:jc w:val="both"/>
-        <w:rPr>
-          <w:rFonts w:ascii="Roboto" w:hAnsi="Roboto" w:cs="Segoe UI"/>
-          <w:sz w:val="22"/>
-          <w:szCs w:val="22"/>
-          <w:lang w:val="en-US"/>
-        </w:rPr>
-      </w:pPr>
-      <w:bookmarkStart w:id="0" w:name="_Hlk167350255"/>
-      <w:r>
-        <w:rPr>
-          <w:rFonts w:ascii="Roboto" w:hAnsi="Roboto" w:cs="Segoe UI"/>
-          <w:sz w:val="22"/>
-          <w:szCs w:val="22"/>
-          <w:lang w:val="en-US"/>
-        </w:rPr>
-        <w:t xml:space="preserve">At least it’s also possible to use Google™ protocol buffers to exchange the SEDAP-Express messages. </w:t>
-      </w:r>
-      <w:r>
-        <w:rPr>
-          <w:rFonts w:ascii="Roboto" w:hAnsi="Roboto" w:cs="Segoe UI"/>
-          <w:sz w:val="22"/>
-          <w:szCs w:val="22"/>
-          <w:lang w:val="en-US"/>
-        </w:rPr>
-        <w:t xml:space="preserve">You can find the </w:t>
-      </w:r>
-      <w:r>
-        <w:rPr>
-          <w:rFonts w:ascii="Roboto" w:hAnsi="Roboto" w:cs="Segoe UI"/>
-          <w:sz w:val="22"/>
-          <w:szCs w:val="22"/>
-          <w:lang w:val="en-US"/>
-        </w:rPr>
-        <w:t>s</w:t>
-      </w:r>
-      <w:r>
-        <w:rPr>
-          <w:rFonts w:ascii="Roboto" w:hAnsi="Roboto" w:cs="Segoe UI"/>
-          <w:sz w:val="22"/>
-          <w:szCs w:val="22"/>
-          <w:lang w:val="en-US"/>
-        </w:rPr>
-        <w:t xml:space="preserve">chema </w:t>
-      </w:r>
-      <w:r>
-        <w:rPr>
-          <w:rFonts w:ascii="Roboto" w:hAnsi="Roboto" w:cs="Segoe UI"/>
-          <w:sz w:val="22"/>
-          <w:szCs w:val="22"/>
-          <w:lang w:val="en-US"/>
-        </w:rPr>
-        <w:t>i</w:t>
-      </w:r>
-      <w:r>
-        <w:rPr>
-          <w:rFonts w:ascii="Roboto" w:hAnsi="Roboto" w:cs="Segoe UI"/>
-          <w:sz w:val="22"/>
-          <w:szCs w:val="22"/>
-          <w:lang w:val="en-US"/>
-        </w:rPr>
-        <w:t>n chapter IV.</w:t>
-      </w:r>
-      <w:r>
-        <w:rPr>
-          <w:rFonts w:ascii="Roboto" w:hAnsi="Roboto" w:cs="Segoe UI"/>
-          <w:sz w:val="22"/>
-          <w:szCs w:val="22"/>
-          <w:lang w:val="en-US"/>
-        </w:rPr>
-        <w:t>4</w:t>
-      </w:r>
-      <w:r>
-        <w:rPr>
-          <w:rFonts w:ascii="Roboto" w:hAnsi="Roboto" w:cs="Segoe UI"/>
-          <w:sz w:val="22"/>
-          <w:szCs w:val="22"/>
-          <w:lang w:val="en-US"/>
-        </w:rPr>
-        <w:t xml:space="preserve"> or on </w:t>
-      </w:r>
-      <w:hyperlink r:id="rId11" w:history="1">
-        <w:r>
-          <w:rPr>
-            <w:rStyle w:val="Hyperlink"/>
-            <w:rFonts w:ascii="Roboto" w:hAnsi="Roboto" w:cs="Segoe UI"/>
-            <w:sz w:val="22"/>
-            <w:szCs w:val="22"/>
-            <w:lang w:val="en-US"/>
-          </w:rPr>
-          <w:t>http://sepap.express</w:t>
-        </w:r>
-      </w:hyperlink>
-      <w:r>
-        <w:rPr>
-          <w:rFonts w:ascii="Roboto" w:hAnsi="Roboto" w:cs="Segoe UI"/>
-          <w:sz w:val="22"/>
-          <w:szCs w:val="22"/>
-          <w:lang w:val="en-US"/>
-        </w:rPr>
-        <w:t>.</w:t>
-      </w:r>
-      <w:r>
-        <w:rPr>
-          <w:rFonts w:ascii="Roboto" w:hAnsi="Roboto" w:cs="Segoe UI"/>
-          <w:sz w:val="22"/>
-          <w:szCs w:val="22"/>
-          <w:lang w:val="en-US"/>
-        </w:rPr>
-        <w:t xml:space="preserve"> This allows you to generate your own code or use the existing code from the framework or the sample client.</w:t>
-      </w:r>
-    </w:p>
-    <w:bookmarkEnd w:id="0"/>
+    <w:bookmarkEnd w:id="1"/>
     <w:p>
       <w:pPr>
         <w:rPr>
@@ -10042,7 +10061,7 @@
         </w:rPr>
         <w:t>[m]</w:t>
       </w:r>
-      <w:bookmarkStart w:id="1" w:name="_Hlk168328406"/>
+      <w:bookmarkStart w:id="2" w:name="_Hlk168328406"/>
       <w:r>
         <w:rPr>
           <w:rFonts w:ascii="Roboto" w:hAnsi="Roboto" w:cs="Segoe UI"/>
@@ -10052,7 +10071,7 @@
         </w:rPr>
         <w:t>;</w:t>
       </w:r>
-      <w:bookmarkEnd w:id="1"/>
+      <w:bookmarkEnd w:id="2"/>
       <w:r>
         <w:rPr>
           <w:rFonts w:ascii="Roboto" w:hAnsi="Roboto" w:cs="Segoe UI"/>
@@ -19917,7 +19936,16 @@
           <w:szCs w:val="22"/>
           <w:lang w:val="en-US"/>
         </w:rPr>
-        <w:t>,RefPoint1</w:t>
+        <w:t>;</w:t>
+      </w:r>
+      <w:r>
+        <w:rPr>
+          <w:rFonts w:ascii="Roboto" w:hAnsi="Roboto" w:cs="Segoe UI"/>
+          <w:sz w:val="22"/>
+          <w:szCs w:val="22"/>
+          <w:lang w:val="en-US"/>
+        </w:rPr>
+        <w:t>RefPoint1</w:t>
       </w:r>
     </w:p>
     <w:p>
@@ -21176,7 +21204,7 @@
                 <w:lang w:val="en-US"/>
               </w:rPr>
             </w:pPr>
-            <w:bookmarkStart w:id="2" w:name="_Hlk168408462"/>
+            <w:bookmarkStart w:id="3" w:name="_Hlk168408462"/>
             <w:r>
               <w:rPr>
                 <w:rFonts w:ascii="Roboto" w:hAnsi="Roboto" w:cs="Segoe UI"/>
@@ -21327,7 +21355,7 @@
           </w:p>
         </w:tc>
       </w:tr>
-      <w:bookmarkEnd w:id="2"/>
+      <w:bookmarkEnd w:id="3"/>
       <w:tr>
         <w:tc>
           <w:tcPr>
@@ -38031,7 +38059,7 @@
           <w:lang w:val="en-US"/>
         </w:rPr>
       </w:pPr>
-      <w:bookmarkStart w:id="3" w:name="_Hlk163744671"/>
+      <w:bookmarkStart w:id="4" w:name="_Hlk163744671"/>
     </w:p>
     <w:p>
       <w:pPr>
@@ -38365,7 +38393,7 @@
         <w:t>(M)</w:t>
       </w:r>
     </w:p>
-    <w:bookmarkEnd w:id="3"/>
+    <w:bookmarkEnd w:id="4"/>
     <w:p>
       <w:pPr>
         <w:pStyle w:val="NurText"/>
@@ -38908,7 +38936,7 @@
         </w:rPr>
         <w:br/>
       </w:r>
-      <w:bookmarkStart w:id="4" w:name="_Hlk164078390"/>
+      <w:bookmarkStart w:id="5" w:name="_Hlk164078390"/>
     </w:p>
     <w:p>
       <w:pPr>
@@ -41608,9 +41636,9 @@
             <o:lock v:ext="edit" aspectratio="t"/>
           </v:shapetype>
           <v:shape id="_x0000_i1025" type="#_x0000_t75" style="width:376.3pt;height:228.85pt" o:ole="">
-            <v:imagedata r:id="rId12" o:title=""/>
+            <v:imagedata r:id="rId11" o:title=""/>
           </v:shape>
-          <o:OLEObject Type="Embed" ProgID="Visio.Drawing.15" ShapeID="_x0000_i1025" DrawAspect="Content" ObjectID="_1850073799" r:id="rId13"/>
+          <o:OLEObject Type="Embed" ProgID="Visio.Drawing.15" ShapeID="_x0000_i1025" DrawAspect="Content" ObjectID="_1850075283" r:id="rId12"/>
         </w:object>
       </w:r>
     </w:p>
@@ -42387,7 +42415,25 @@
           <w:szCs w:val="22"/>
           <w:lang w:val="en-US"/>
         </w:rPr>
-        <w:t>&gt;(M);</w:t>
+        <w:t>&gt;(M</w:t>
+      </w:r>
+      <w:r>
+        <w:rPr>
+          <w:rFonts w:ascii="Roboto" w:hAnsi="Roboto" w:cs="Segoe UI"/>
+          <w:sz w:val="22"/>
+          <w:szCs w:val="22"/>
+          <w:lang w:val="en-US"/>
+        </w:rPr>
+        <w:t>*</w:t>
+      </w:r>
+      <w:r>
+        <w:rPr>
+          <w:rFonts w:ascii="Roboto" w:hAnsi="Roboto" w:cs="Segoe UI"/>
+          <w:sz w:val="22"/>
+          <w:szCs w:val="22"/>
+          <w:lang w:val="en-US"/>
+        </w:rPr>
+        <w:t>);</w:t>
       </w:r>
       <w:r>
         <w:rPr>
@@ -42441,7 +42487,25 @@
           <w:szCs w:val="22"/>
           <w:lang w:val="en-US"/>
         </w:rPr>
-        <w:t>(M)</w:t>
+        <w:t>(M</w:t>
+      </w:r>
+      <w:r>
+        <w:rPr>
+          <w:rFonts w:ascii="Roboto" w:hAnsi="Roboto" w:cs="Segoe UI"/>
+          <w:sz w:val="22"/>
+          <w:szCs w:val="22"/>
+          <w:lang w:val="en-US"/>
+        </w:rPr>
+        <w:t>*</w:t>
+      </w:r>
+      <w:r>
+        <w:rPr>
+          <w:rFonts w:ascii="Roboto" w:hAnsi="Roboto" w:cs="Segoe UI"/>
+          <w:sz w:val="22"/>
+          <w:szCs w:val="22"/>
+          <w:lang w:val="en-US"/>
+        </w:rPr>
+        <w:t>)</w:t>
       </w:r>
       <w:r>
         <w:rPr>
@@ -42468,7 +42532,25 @@
           <w:szCs w:val="22"/>
           <w:lang w:val="en-US"/>
         </w:rPr>
-        <w:t>(M)</w:t>
+        <w:t>(M</w:t>
+      </w:r>
+      <w:r>
+        <w:rPr>
+          <w:rFonts w:ascii="Roboto" w:hAnsi="Roboto" w:cs="Segoe UI"/>
+          <w:sz w:val="22"/>
+          <w:szCs w:val="22"/>
+          <w:lang w:val="en-US"/>
+        </w:rPr>
+        <w:t>*</w:t>
+      </w:r>
+      <w:r>
+        <w:rPr>
+          <w:rFonts w:ascii="Roboto" w:hAnsi="Roboto" w:cs="Segoe UI"/>
+          <w:sz w:val="22"/>
+          <w:szCs w:val="22"/>
+          <w:lang w:val="en-US"/>
+        </w:rPr>
+        <w:t>)</w:t>
       </w:r>
       <w:r>
         <w:rPr>
@@ -42504,7 +42586,25 @@
           <w:szCs w:val="22"/>
           <w:lang w:val="en-US"/>
         </w:rPr>
-        <w:t>(M)</w:t>
+        <w:t>(M</w:t>
+      </w:r>
+      <w:r>
+        <w:rPr>
+          <w:rFonts w:ascii="Roboto" w:hAnsi="Roboto" w:cs="Segoe UI"/>
+          <w:sz w:val="22"/>
+          <w:szCs w:val="22"/>
+          <w:lang w:val="en-US"/>
+        </w:rPr>
+        <w:t>*</w:t>
+      </w:r>
+      <w:r>
+        <w:rPr>
+          <w:rFonts w:ascii="Roboto" w:hAnsi="Roboto" w:cs="Segoe UI"/>
+          <w:sz w:val="22"/>
+          <w:szCs w:val="22"/>
+          <w:lang w:val="en-US"/>
+        </w:rPr>
+        <w:t>)</w:t>
       </w:r>
       <w:r>
         <w:rPr>
@@ -42522,7 +42622,25 @@
           <w:szCs w:val="22"/>
           <w:lang w:val="en-US"/>
         </w:rPr>
-        <w:t>&lt;InitialisationVector&gt;(M);</w:t>
+        <w:t>&lt;InitialisationVector&gt;(M</w:t>
+      </w:r>
+      <w:r>
+        <w:rPr>
+          <w:rFonts w:ascii="Roboto" w:hAnsi="Roboto" w:cs="Segoe UI"/>
+          <w:sz w:val="22"/>
+          <w:szCs w:val="22"/>
+          <w:lang w:val="en-US"/>
+        </w:rPr>
+        <w:t>*</w:t>
+      </w:r>
+      <w:r>
+        <w:rPr>
+          <w:rFonts w:ascii="Roboto" w:hAnsi="Roboto" w:cs="Segoe UI"/>
+          <w:sz w:val="22"/>
+          <w:szCs w:val="22"/>
+          <w:lang w:val="en-US"/>
+        </w:rPr>
+        <w:t>);</w:t>
       </w:r>
       <w:r>
         <w:rPr>
@@ -42567,13 +42685,58 @@
           <w:szCs w:val="22"/>
           <w:lang w:val="en-US"/>
         </w:rPr>
-        <w:t>(M)</w:t>
+        <w:t>(M</w:t>
+      </w:r>
+      <w:r>
+        <w:rPr>
+          <w:rFonts w:ascii="Roboto" w:hAnsi="Roboto" w:cs="Segoe UI"/>
+          <w:sz w:val="22"/>
+          <w:szCs w:val="22"/>
+          <w:lang w:val="en-US"/>
+        </w:rPr>
+        <w:t>*</w:t>
+      </w:r>
+      <w:r>
+        <w:rPr>
+          <w:rFonts w:ascii="Roboto" w:hAnsi="Roboto" w:cs="Segoe UI"/>
+          <w:sz w:val="22"/>
+          <w:szCs w:val="22"/>
+          <w:lang w:val="en-US"/>
+        </w:rPr>
+        <w:t>)</w:t>
+      </w:r>
+      <w:r>
+        <w:rPr>
+          <w:rFonts w:ascii="Roboto" w:hAnsi="Roboto" w:cs="Segoe UI"/>
+          <w:sz w:val="22"/>
+          <w:szCs w:val="22"/>
+          <w:lang w:val="en-US"/>
+        </w:rPr>
+        <w:br/>
+      </w:r>
+      <w:r>
+        <w:rPr>
+          <w:rFonts w:ascii="Roboto" w:hAnsi="Roboto" w:cs="Segoe UI"/>
+          <w:sz w:val="22"/>
+          <w:szCs w:val="22"/>
+          <w:lang w:val="en-US"/>
+        </w:rPr>
+        <w:br/>
+        <w:t xml:space="preserve">* </w:t>
+      </w:r>
+      <w:r>
+        <w:rPr>
+          <w:rFonts w:ascii="Roboto" w:hAnsi="Roboto" w:cs="Segoe UI"/>
+          <w:sz w:val="22"/>
+          <w:szCs w:val="22"/>
+          <w:lang w:val="en-US"/>
+        </w:rPr>
+        <w:t>Whether it is required depends on the phase and the type of algorithm</w:t>
       </w:r>
     </w:p>
     <w:p>
       <w:pPr>
         <w:pStyle w:val="NurText"/>
-        <w:ind w:left="792"/>
         <w:rPr>
           <w:rFonts w:ascii="Roboto" w:hAnsi="Roboto" w:cs="Segoe UI"/>
           <w:sz w:val="22"/>
@@ -44050,7 +44213,34 @@
                 <w:szCs w:val="22"/>
                 <w:lang w:val="en-US"/>
               </w:rPr>
-              <w:t>Initialisation vector (IV) used for AES CFB/CTR encryption</w:t>
+              <w:t xml:space="preserve">Initialisation vector (IV) </w:t>
+            </w:r>
+            <w:r>
+              <w:rPr>
+                <w:rFonts w:ascii="Roboto" w:hAnsi="Roboto" w:cs="Segoe UI"/>
+                <w:sz w:val="22"/>
+                <w:szCs w:val="22"/>
+                <w:lang w:val="en-US"/>
+              </w:rPr>
+              <w:t>(F</w:t>
+            </w:r>
+            <w:r>
+              <w:rPr>
+                <w:rFonts w:ascii="Roboto" w:hAnsi="Roboto" w:cs="Segoe UI"/>
+                <w:sz w:val="22"/>
+                <w:szCs w:val="22"/>
+                <w:lang w:val="en-US"/>
+              </w:rPr>
+              <w:t>or AES CFB/CTR encryption</w:t>
+            </w:r>
+            <w:r>
+              <w:rPr>
+                <w:rFonts w:ascii="Roboto" w:hAnsi="Roboto" w:cs="Segoe UI"/>
+                <w:sz w:val="22"/>
+                <w:szCs w:val="22"/>
+                <w:lang w:val="en-US"/>
+              </w:rPr>
+              <w:t xml:space="preserve"> only)</w:t>
             </w:r>
           </w:p>
         </w:tc>
@@ -44333,7 +44523,7 @@
           <w:lang w:val="en-US"/>
         </w:rPr>
         <w:sectPr>
-          <w:headerReference w:type="default" r:id="rId14"/>
+          <w:headerReference w:type="default" r:id="rId13"/>
           <w:pgSz w:w="16838" w:h="11906" w:orient="landscape" w:code="9"/>
           <w:pgMar w:top="1701" w:right="1247" w:bottom="1134" w:left="1247" w:header="567" w:footer="680" w:gutter="0"/>
           <w:cols w:space="708"/>
@@ -44522,7 +44712,7 @@
         </w:rPr>
         <w:t>;6E6026EFF9D9EBEB9D4A973CB5C287DBD77D75EDDD2</w:t>
       </w:r>
-      <w:bookmarkEnd w:id="4"/>
+      <w:bookmarkEnd w:id="5"/>
     </w:p>
     <w:p>
       <w:pPr>
@@ -44614,9 +44804,9 @@
         </w:rPr>
         <w:object w:dxaOrig="15986" w:dyaOrig="10955" w14:anchorId="6B9B38B9">
           <v:shape id="_x0000_i1026" type="#_x0000_t75" style="width:608.15pt;height:417pt" o:ole="">
-            <v:imagedata r:id="rId15" o:title=""/>
+            <v:imagedata r:id="rId14" o:title=""/>
           </v:shape>
-          <o:OLEObject Type="Embed" ProgID="Visio.Drawing.15" ShapeID="_x0000_i1026" DrawAspect="Content" ObjectID="_1850073800" r:id="rId16"/>
+          <o:OLEObject Type="Embed" ProgID="Visio.Drawing.15" ShapeID="_x0000_i1026" DrawAspect="Content" ObjectID="_1850075284" r:id="rId15"/>
         </w:object>
       </w:r>
     </w:p>
@@ -46549,7 +46739,7 @@
                 <w:szCs w:val="22"/>
               </w:rPr>
             </w:pPr>
-            <w:hyperlink r:id="rId17" w:history="1">
+            <w:hyperlink r:id="rId16" w:history="1">
               <w:r>
                 <w:rPr>
                   <w:rStyle w:val="Hyperlink"/>
@@ -46608,7 +46798,7 @@
                 <w:lang w:val="en-US"/>
               </w:rPr>
             </w:pPr>
-            <w:hyperlink r:id="rId18" w:history="1">
+            <w:hyperlink r:id="rId17" w:history="1">
               <w:r>
                 <w:rPr>
                   <w:rStyle w:val="Hyperlink"/>
